--- a/DL 405_2026/Fundamentacao_das_Observacoes.docx
+++ b/DL 405_2026/Fundamentacao_das_Observacoes.docx
@@ -3270,6 +3270,44 @@
               <w:rPr>
                 <w:sz w:val="18"/>
               </w:rPr>
+              <w:t>Observações 02 em segunda versão, em linguagem corrente e em registo de dúvida, a pedido. A primeira versão fica no processo. Ambas assentam na fundamentação deste ponto 02, que não foi alterada.</w:t>
+            </w:r>
+          </w:p>
+        </w:tc>
+      </w:tr>
+      <w:tr>
+        <w:tc>
+          <w:tcPr>
+            <w:tcW w:type="dxa" w:w="1361"/>
+          </w:tcPr>
+          <w:p>
+            <w:pPr>
+              <w:spacing w:after="40"/>
+              <w:jc w:val="both"/>
+            </w:pPr>
+            <w:r/>
+            <w:r>
+              <w:rPr>
+                <w:sz w:val="18"/>
+              </w:rPr>
+              <w:t>6.10.2026</w:t>
+            </w:r>
+          </w:p>
+        </w:tc>
+        <w:tc>
+          <w:tcPr>
+            <w:tcW w:type="dxa" w:w="7427"/>
+          </w:tcPr>
+          <w:p>
+            <w:pPr>
+              <w:spacing w:after="40"/>
+              <w:jc w:val="both"/>
+            </w:pPr>
+            <w:r/>
+            <w:r>
+              <w:rPr>
+                <w:sz w:val="18"/>
+              </w:rPr>
               <w:t>Correção ao contributo interno de 5.10.2026: o seu ponto 5.4 afirmava que a venda de animais em feiras e no comércio não sedentário ficava sem requisitos de bem-estar. O n.º 6 do art.º 35.º do Decreto-Lei n.º 276/2001 proíbe a venda ambulante de animais de companhia e o mesmo artigo fixa as condições da venda em feiras e mercados, com mera comunicação prévia à câmara para vistoria pelo médico veterinário municipal. Não há lacuna, há falta de articulação. O tema passou ao ponto 06 desta série.</w:t>
             </w:r>
           </w:p>

--- a/DL 405_2026/Fundamentacao_das_Observacoes.docx
+++ b/DL 405_2026/Fundamentacao_das_Observacoes.docx
@@ -3145,6 +3145,344 @@
           <w:color w:val="1F3B63"/>
           <w:sz w:val="26"/>
         </w:rPr>
+        <w:t>Secção transversal — A Lei da Saúde Animal como pano de fundo</w:t>
+      </w:r>
+    </w:p>
+    <w:p>
+      <w:pPr>
+        <w:spacing w:after="120"/>
+      </w:pPr>
+      <w:r>
+        <w:rPr>
+          <w:b w:val="0"/>
+          <w:i w:val="0"/>
+          <w:sz w:val="21"/>
+        </w:rPr>
+        <w:t>Esta secção serve os pontos 01, 02 e 09 e explica por que razão o Regulamento (UE) 2016/429, Lei da Saúde Animal, é o enquadramento que decide as duas questões já fechadas.</w:t>
+      </w:r>
+    </w:p>
+    <w:p>
+      <w:pPr>
+        <w:spacing w:before="240" w:after="80"/>
+      </w:pPr>
+      <w:r>
+        <w:rPr>
+          <w:b/>
+          <w:color w:val="1F3B63"/>
+          <w:sz w:val="22"/>
+        </w:rPr>
+        <w:t>T.1. O registo de 2028 é o registo da Lei da Saúde Animal</w:t>
+      </w:r>
+    </w:p>
+    <w:p>
+      <w:pPr>
+        <w:spacing w:after="120"/>
+      </w:pPr>
+      <w:r>
+        <w:rPr>
+          <w:b w:val="0"/>
+          <w:i w:val="0"/>
+          <w:sz w:val="21"/>
+        </w:rPr>
+        <w:t>A obrigação de notificação dos estabelecimentos do artigo 9.º do Regulamento (UE) 2026/1818 não cria sistema novo: encaixa no da Lei da Saúde Animal, e di-lo expressamente.</w:t>
+      </w:r>
+    </w:p>
+    <w:p>
+      <w:pPr>
+        <w:spacing w:after="40"/>
+        <w:ind w:left="454" w:right="227"/>
+      </w:pPr>
+      <w:r>
+        <w:rPr>
+          <w:i/>
+          <w:sz w:val="19"/>
+        </w:rPr>
+        <w:t>«3. Member States shall use the information provided for in accordance with Article 84 of Regulation (EU) 2016/429. Operators shall not be required to notify the information already submitted in accordance with that Article again. 4. The competent authority shall keep a register of establishments. The competent authority may, for that purpose, use the register established pursuant to Article 101(1), point (a), of Regulation (EU) 2016/429.»</w:t>
+      </w:r>
+    </w:p>
+    <w:p>
+      <w:pPr>
+        <w:spacing w:after="160"/>
+        <w:ind w:left="454"/>
+      </w:pPr>
+      <w:r>
+        <w:rPr>
+          <w:color w:val="555555"/>
+          <w:sz w:val="17"/>
+        </w:rPr>
+        <w:t>art.º 9.º, n.ºs 3 e 4, do Regulamento (UE) 2026/1818 — versão inglesa, JO L, 2026/1818, de 10.8.2026.</w:t>
+      </w:r>
+    </w:p>
+    <w:p>
+      <w:pPr>
+        <w:spacing w:after="40"/>
+        <w:ind w:left="454" w:right="227"/>
+      </w:pPr>
+      <w:r>
+        <w:rPr>
+          <w:i/>
+          <w:sz w:val="19"/>
+        </w:rPr>
+        <w:t>«3. Os Estados-Membros devem utilizar as informações facultadas em conformidade com o artigo 84.º do Regulamento (UE) 2016/429. Os operadores não são obrigados a notificar novamente as informações já comunicadas em conformidade com o referido artigo. 4. A autoridade competente deve manter um registo de estabelecimentos. A autoridade competente pode utilizar, para esse efeito, o registo criado nos termos do artigo 101.º, n.º 1, alínea a), do Regulamento (UE) 2016/429.»</w:t>
+      </w:r>
+    </w:p>
+    <w:p>
+      <w:pPr>
+        <w:spacing w:after="160"/>
+        <w:ind w:left="454"/>
+      </w:pPr>
+      <w:r>
+        <w:rPr>
+          <w:color w:val="555555"/>
+          <w:sz w:val="17"/>
+        </w:rPr>
+        <w:t>art.º 9.º, n.ºs 3 e 4, do Regulamento (UE) 2026/1818 — versão portuguesa.</w:t>
+      </w:r>
+    </w:p>
+    <w:p>
+      <w:pPr>
+        <w:spacing w:after="120"/>
+      </w:pPr>
+      <w:r>
+        <w:rPr>
+          <w:b w:val="0"/>
+          <w:i w:val="0"/>
+          <w:sz w:val="21"/>
+        </w:rPr>
+        <w:t>Daqui decorre que a obrigação de registo destes estabelecimentos não nasce em 31 de agosto de 2028. O artigo 84.º da Lei da Saúde Animal, aplicável desde 21 de abril de 2021, impõe aos operadores de estabelecimentos que detêm animais terrestres o dever de informar a autoridade competente antes de iniciar a atividade, para que o estabelecimento seja registado; e o artigo 101.º impõe à autoridade competente a constituição e manutenção dos registos correspondentes. Nenhum dos dois está limitado às espécies pecuárias, pelo que o criador e a loja de cães e gatos são, nessa aceção, estabelecimentos. O que o Regulamento de 2026 acrescenta é conteúdo e publicidade, não a obrigação de base.</w:t>
+      </w:r>
+    </w:p>
+    <w:p>
+      <w:pPr>
+        <w:spacing w:before="240" w:after="80"/>
+      </w:pPr>
+      <w:r>
+        <w:rPr>
+          <w:b/>
+          <w:color w:val="1F3B63"/>
+          <w:sz w:val="22"/>
+        </w:rPr>
+        <w:t>T.2. A fronteira que se pede ao diploma nacional já é europeia</w:t>
+      </w:r>
+    </w:p>
+    <w:p>
+      <w:pPr>
+        <w:spacing w:after="120"/>
+      </w:pPr>
+      <w:r>
+        <w:rPr>
+          <w:b w:val="0"/>
+          <w:i w:val="0"/>
+          <w:sz w:val="21"/>
+        </w:rPr>
+        <w:t>A Lei da Saúde Animal distingue animal de companhia de animal detido em estabelecimento, e distingue-o pela finalidade da detenção:</w:t>
+      </w:r>
+    </w:p>
+    <w:p>
+      <w:pPr>
+        <w:spacing w:after="40"/>
+        <w:ind w:left="454" w:right="227"/>
+      </w:pPr>
+      <w:r>
+        <w:rPr>
+          <w:i/>
+          <w:sz w:val="19"/>
+        </w:rPr>
+        <w:t>«11) «Animal de companhia», um animal detido das espécies listadas no anexo I, que é detido para fins privados não comerciais;»</w:t>
+      </w:r>
+    </w:p>
+    <w:p>
+      <w:pPr>
+        <w:spacing w:after="160"/>
+        <w:ind w:left="454"/>
+      </w:pPr>
+      <w:r>
+        <w:rPr>
+          <w:color w:val="555555"/>
+          <w:sz w:val="17"/>
+        </w:rPr>
+        <w:t>art.º 4.º, ponto 11, do Regulamento (UE) 2016/429.</w:t>
+      </w:r>
+    </w:p>
+    <w:p>
+      <w:pPr>
+        <w:spacing w:after="120"/>
+      </w:pPr>
+      <w:r>
+        <w:rPr>
+          <w:b w:val="0"/>
+          <w:i w:val="0"/>
+          <w:sz w:val="21"/>
+        </w:rPr>
+        <w:t>É o mesmo critério que o projeto de RGAC adota no n.º 2 do seu artigo 2.º, com a distinção entre as espécies da Parte A do Anexo I, que são sempre animais de companhia, e as da Parte B, que o são quando detidas para fins de companhia. O critério que as observações 02 pedem não é, por isso, uma invenção nacional: é o critério do direito da União, de aplicação direta, que o próprio projeto já invoca ao referir, na al. d) do art.º 2.º do anexo, o regime de identificação, registo e circulação dos animais.</w:t>
+      </w:r>
+    </w:p>
+    <w:p>
+      <w:pPr>
+        <w:spacing w:before="240" w:after="80"/>
+      </w:pPr>
+      <w:r>
+        <w:rPr>
+          <w:b/>
+          <w:color w:val="1F3B63"/>
+          <w:sz w:val="22"/>
+        </w:rPr>
+        <w:t>T.3. A «detenção caseira» funde duas categorias que a Lei da Saúde Animal separa</w:t>
+      </w:r>
+    </w:p>
+    <w:p>
+      <w:pPr>
+        <w:spacing w:after="120"/>
+      </w:pPr>
+      <w:r>
+        <w:rPr>
+          <w:b w:val="0"/>
+          <w:i w:val="0"/>
+          <w:sz w:val="21"/>
+        </w:rPr>
+        <w:t>A al. i) do art.º 48.º do anexo define a detenção caseira pela posse de animais cujo objetivo é «de lazer ou abastecimento do seu detentor». São duas realidades distintas à luz da Lei da Saúde Animal. A detenção por lazer, sem comércio, corresponde à detenção de animais de companhia na aceção do art.º 4.º, ponto 11, e não constitui estabelecimento. A detenção para abastecimento do próprio detentor é produção primária e cai no âmbito do art.º 84.º, com as derrogações que este e o Regulamento Delegado (UE) 2019/2035 admitem para estabelecimentos de pequena dimensão.</w:t>
+      </w:r>
+    </w:p>
+    <w:p>
+      <w:pPr>
+        <w:spacing w:after="120"/>
+      </w:pPr>
+      <w:r>
+        <w:rPr>
+          <w:b w:val="0"/>
+          <w:i w:val="0"/>
+          <w:sz w:val="21"/>
+        </w:rPr>
+        <w:t>Sujeitar ambas, indistintamente, ao registo no SNIRA trata como exploração pecuária aquilo que o direito europeu classifica como detenção de animais de companhia. É esta a observação de fundo do ponto 02, e é por esta via, e não pela reposição da exclusão eliminada, que ela melhor se sustenta: preserva o objetivo de rastreabilidade de quem produz e deixa de fora quem detém apenas por companhia.</w:t>
+      </w:r>
+    </w:p>
+    <w:p>
+      <w:pPr>
+        <w:spacing w:before="240" w:after="80"/>
+      </w:pPr>
+      <w:r>
+        <w:rPr>
+          <w:b/>
+          <w:color w:val="1F3B63"/>
+          <w:sz w:val="22"/>
+        </w:rPr>
+        <w:t>T.4. O veículo nacional do registo</w:t>
+      </w:r>
+    </w:p>
+    <w:p>
+      <w:pPr>
+        <w:spacing w:after="120"/>
+      </w:pPr>
+      <w:r>
+        <w:rPr>
+          <w:b w:val="0"/>
+          <w:i w:val="0"/>
+          <w:sz w:val="21"/>
+        </w:rPr>
+        <w:t>Em Portugal, o registo que materializa o art.º 101.º da Lei da Saúde Animal quanto a estabelecimentos de animais de companhia é, hoje, a lista da DGAV das meras comunicações prévias do art.º 3.º-A do Decreto-Lei n.º 276/2001, divulgada nos termos do n.º 12 do seu art.º 3.º. O projeto de RGAC consolida essa função no SIAC, que passa a ser a base de dados oficial de identificação e registo dos animais de companhia, do RNAZ e dos estabelecimentos, e monta no artigo da divulgação dos estabelecimentos a lista pública com número único de aprovação, exigida também pelo n.º 3 do art.º 10.º do Regulamento (UE) 2026/1818.</w:t>
+      </w:r>
+    </w:p>
+    <w:p>
+      <w:pPr>
+        <w:spacing w:after="120"/>
+      </w:pPr>
+      <w:r>
+        <w:rPr>
+          <w:b w:val="0"/>
+          <w:i w:val="0"/>
+          <w:sz w:val="21"/>
+        </w:rPr>
+        <w:t>É esta a ligação ao ponto 01: encaminhada a loja de animais para um procedimento puramente municipal, sem pronúncia nem notificação da DGAV, nada do que o procedimento recolhe alimenta o registo que a autoridade competente tem de manter. E é esta a ligação ao ponto 09: o cadastro setorial e a base de dados setorial do anexo não incluem o SIAC entre os sistemas a articular.</w:t>
+      </w:r>
+    </w:p>
+    <w:p>
+      <w:pPr>
+        <w:spacing w:before="240" w:after="80"/>
+      </w:pPr>
+      <w:r>
+        <w:rPr>
+          <w:b/>
+          <w:color w:val="1F3B63"/>
+          <w:sz w:val="22"/>
+        </w:rPr>
+        <w:t>T.5. Fontes e verificações pendentes desta secção</w:t>
+      </w:r>
+    </w:p>
+    <w:p>
+      <w:pPr>
+        <w:pStyle w:val="ListBullet"/>
+        <w:spacing w:after="60"/>
+        <w:jc w:val="both"/>
+      </w:pPr>
+      <w:r>
+        <w:rPr>
+          <w:sz w:val="21"/>
+        </w:rPr>
+        <w:t>Regulamento (UE) 2026/1818 — art.º 9.º, n.ºs 3 e 4, e art.º 10.º, n.º 3, nas versões inglesa e portuguesa do texto publicado no Jornal Oficial. Confirmado.</w:t>
+      </w:r>
+    </w:p>
+    <w:p>
+      <w:pPr>
+        <w:pStyle w:val="ListBullet"/>
+        <w:spacing w:after="60"/>
+        <w:jc w:val="both"/>
+      </w:pPr>
+      <w:r>
+        <w:rPr>
+          <w:sz w:val="21"/>
+        </w:rPr>
+        <w:t>Regulamento (UE) 2016/429 — art.º 4.º, ponto 11. Confirmado.</w:t>
+      </w:r>
+    </w:p>
+    <w:p>
+      <w:pPr>
+        <w:pStyle w:val="ListBullet"/>
+        <w:spacing w:after="60"/>
+        <w:jc w:val="both"/>
+      </w:pPr>
+      <w:r>
+        <w:rPr>
+          <w:sz w:val="21"/>
+        </w:rPr>
+        <w:t>Regulamento (UE) 2016/429 — art.ºs 84.º, 93.º e 101.º. O teor foi apurado por fonte secundária: o acesso ao EUR-Lex foi recusado a partir deste ambiente, pelo que o texto não foi lido no Jornal Oficial. A descrição acima não deve ser usada como citação verbatim sem essa confirmação.</w:t>
+      </w:r>
+    </w:p>
+    <w:p>
+      <w:pPr>
+        <w:pStyle w:val="ListBullet"/>
+        <w:spacing w:after="60"/>
+        <w:jc w:val="both"/>
+      </w:pPr>
+      <w:r>
+        <w:rPr>
+          <w:sz w:val="21"/>
+        </w:rPr>
+        <w:t>Regulamento Delegado (UE) 2019/2035 da Comissão — referido pelo projeto de RGAC, inclusive quanto ao art.º 71.º-A, em matéria de rastreabilidade de cães, gatos e furões. Não verificado nesta sessão.</w:t>
+      </w:r>
+    </w:p>
+    <w:p>
+      <w:pPr>
+        <w:pStyle w:val="ListBullet"/>
+        <w:spacing w:after="60"/>
+        <w:jc w:val="both"/>
+      </w:pPr>
+      <w:r>
+        <w:rPr>
+          <w:sz w:val="21"/>
+        </w:rPr>
+        <w:t>Verificação pendente: se os estabelecimentos de animais de companhia estão hoje efetivamente registados ao abrigo do art.º 84.º da Lei da Saúde Animal e em que sistema. É a pergunta que determina se existe já um incumprimento a corrigir ou apenas um risco a prevenir.</w:t>
+      </w:r>
+    </w:p>
+    <w:p>
+      <w:pPr>
+        <w:spacing w:before="360" w:after="120"/>
+      </w:pPr>
+      <w:r>
+        <w:rPr>
+          <w:b/>
+          <w:color w:val="1F3B63"/>
+          <w:sz w:val="26"/>
+        </w:rPr>
         <w:t>Registo de alterações</w:t>
       </w:r>
     </w:p>
@@ -3233,6 +3571,44 @@
                 <w:sz w:val="18"/>
               </w:rPr>
               <w:t>Criação do documento. Índice da série e numeração. Fundamentação dos pontos 01 e 02.</w:t>
+            </w:r>
+          </w:p>
+        </w:tc>
+      </w:tr>
+      <w:tr>
+        <w:tc>
+          <w:tcPr>
+            <w:tcW w:type="dxa" w:w="1361"/>
+          </w:tcPr>
+          <w:p>
+            <w:pPr>
+              <w:spacing w:after="40"/>
+              <w:jc w:val="both"/>
+            </w:pPr>
+            <w:r/>
+            <w:r>
+              <w:rPr>
+                <w:sz w:val="18"/>
+              </w:rPr>
+              <w:t>6.10.2026</w:t>
+            </w:r>
+          </w:p>
+        </w:tc>
+        <w:tc>
+          <w:tcPr>
+            <w:tcW w:type="dxa" w:w="7427"/>
+          </w:tcPr>
+          <w:p>
+            <w:pPr>
+              <w:spacing w:after="40"/>
+              <w:jc w:val="both"/>
+            </w:pPr>
+            <w:r/>
+            <w:r>
+              <w:rPr>
+                <w:sz w:val="18"/>
+              </w:rPr>
+              <w:t>Secção transversal sobre a Lei da Saúde Animal, Regulamento (UE) 2016/429, que enquadra os pontos 01, 02 e 09. Observações 02 em terceira versão, com o alerta reduzido ao essencial e o enquadramento no Decreto-Lei n.º 276/2001 e na Lei da Saúde Animal.</w:t>
             </w:r>
           </w:p>
         </w:tc>

--- a/DL 405_2026/Fundamentacao_das_Observacoes.docx
+++ b/DL 405_2026/Fundamentacao_das_Observacoes.docx
@@ -2218,6 +2218,84 @@
           <w:color w:val="1F3B63"/>
           <w:sz w:val="22"/>
         </w:rPr>
+        <w:t>2.5-A. O que a alteração resolve, e que a lei atual não resolve</w:t>
+      </w:r>
+    </w:p>
+    <w:p>
+      <w:pPr>
+        <w:spacing w:after="120"/>
+      </w:pPr>
+      <w:r>
+        <w:rPr>
+          <w:b w:val="0"/>
+          <w:i w:val="0"/>
+          <w:sz w:val="21"/>
+        </w:rPr>
+        <w:t>A eliminação da exclusão não é só perda. Fecha um vazio que é, ele próprio, um problema nosso, e isso tem de ser dito para que a observação seja equilibrada.</w:t>
+      </w:r>
+    </w:p>
+    <w:p>
+      <w:pPr>
+        <w:spacing w:after="120"/>
+      </w:pPr>
+      <w:r>
+        <w:rPr>
+          <w:b w:val="0"/>
+          <w:i w:val="0"/>
+          <w:sz w:val="21"/>
+        </w:rPr>
+        <w:t>Hoje o coelho, a galinha ou o pónei detidos em casa por gosto não estão com segurança em nenhum dos dois regimes: o n.º 2 do art.º 1.º do Decreto-Lei n.º 276/2001 exclui «as espécies de pecuária» e a al. a) do n.º 3 do art.º 1.º do Decreto-Lei n.º 81/2013 excluía os animais de companhia. Que o art.º 26.º do primeiro fixe medidas de caixa para coelhos e pequenos roedores resolve a contradição por interpretação e não por texto, o que é frágil: basta invocar a natureza pecuária da espécie para discutir a aplicação do diploma.</w:t>
+      </w:r>
+    </w:p>
+    <w:p>
+      <w:pPr>
+        <w:spacing w:after="120"/>
+      </w:pPr>
+      <w:r>
+        <w:rPr>
+          <w:b w:val="0"/>
+          <w:i w:val="0"/>
+          <w:sz w:val="21"/>
+        </w:rPr>
+        <w:t>Resolve ainda dois problemas concretos. O primeiro é o criador informal de coelhos, roedores ou aves para o mercado dos animais de companhia: a al. aa) do n.º 1 do art.º 2.º do Decreto-Lei n.º 276/2001 define criação comercial como possuir «uma ou mais fêmeas reprodutoras cujas crias sejam destinadas ao comércio», o que o apanharia, mas a exclusão das espécies de pecuária dá-lhe argumento para sair. Sem a exclusão do lado pecuário, a cláusula da al. b) do art.º 48.º apanha-o. O segundo é a visibilidade do pequeno detentor, hoje inexistente, de que dependem a fiscalização, o controlo de zoonoses e a identificação do detentor do animal encontrado errante.</w:t>
+      </w:r>
+    </w:p>
+    <w:p>
+      <w:pPr>
+        <w:spacing w:after="120"/>
+      </w:pPr>
+      <w:r>
+        <w:rPr>
+          <w:b w:val="0"/>
+          <w:i w:val="0"/>
+          <w:sz w:val="21"/>
+        </w:rPr>
+        <w:t>O problema não é, por isso, o fecho do vazio: é o parâmetro com que se fecha. Pela via pecuária, a referência de bem-estar daquele coelho passa a ser a cabeça normal e a capacidade instalada, grandezas concebidas para medir densidade produtiva e efluentes. O vazio fecha-se, a proteção não melhora.</w:t>
+      </w:r>
+    </w:p>
+    <w:p>
+      <w:pPr>
+        <w:spacing w:after="120"/>
+      </w:pPr>
+      <w:r>
+        <w:rPr>
+          <w:b w:val="0"/>
+          <w:i w:val="0"/>
+          <w:sz w:val="21"/>
+        </w:rPr>
+        <w:t>Daqui resulta o erro de técnica que sustenta a observação, e que é mais sólido do que a discussão da exclusão: a redação usa uma única qualificação, ser ou não atividade pecuária, para decidir duas questões independentes, quem fica registado e qual o padrão de bem-estar aplicável. A Lei da Saúde Animal separa-as, ao registar animais de companhia para efeitos de circulação sem os tratar como efetivo. Por isso a formulação pedida não é a reposição da exclusão, que devolveria estes animais à terra de ninguém, mas a adoção do critério finalista com ressalva expressa das obrigações de identificação e registo.</w:t>
+      </w:r>
+    </w:p>
+    <w:p>
+      <w:pPr>
+        <w:spacing w:before="240" w:after="80"/>
+      </w:pPr>
+      <w:r>
+        <w:rPr>
+          <w:b/>
+          <w:color w:val="1F3B63"/>
+          <w:sz w:val="22"/>
+        </w:rPr>
         <w:t>2.6. O efeito cruzado com o regime dos animais de companhia</w:t>
       </w:r>
     </w:p>
@@ -3571,6 +3649,44 @@
                 <w:sz w:val="18"/>
               </w:rPr>
               <w:t>Criação do documento. Índice da série e numeração. Fundamentação dos pontos 01 e 02.</w:t>
+            </w:r>
+          </w:p>
+        </w:tc>
+      </w:tr>
+      <w:tr>
+        <w:tc>
+          <w:tcPr>
+            <w:tcW w:type="dxa" w:w="1361"/>
+          </w:tcPr>
+          <w:p>
+            <w:pPr>
+              <w:spacing w:after="40"/>
+              <w:jc w:val="both"/>
+            </w:pPr>
+            <w:r/>
+            <w:r>
+              <w:rPr>
+                <w:sz w:val="18"/>
+              </w:rPr>
+              <w:t>6.10.2026</w:t>
+            </w:r>
+          </w:p>
+        </w:tc>
+        <w:tc>
+          <w:tcPr>
+            <w:tcW w:type="dxa" w:w="7427"/>
+          </w:tcPr>
+          <w:p>
+            <w:pPr>
+              <w:spacing w:after="40"/>
+              <w:jc w:val="both"/>
+            </w:pPr>
+            <w:r/>
+            <w:r>
+              <w:rPr>
+                <w:sz w:val="18"/>
+              </w:rPr>
+              <w:t>Observações 02 ajustadas: a alternativa de repor a exclusão eliminada foi substituída pela adoção do critério finalista com ressalva das obrigações de identificação e registo, por se reconhecer que a reposição reabriria um vazio. Acrescentado o ponto 2.5-A, sobre o que a alteração resolve e que a lei atual não resolve.</w:t>
             </w:r>
           </w:p>
         </w:tc>

--- a/DL 405_2026/Fundamentacao_das_Observacoes.docx
+++ b/DL 405_2026/Fundamentacao_das_Observacoes.docx
@@ -2296,6 +2296,110 @@
           <w:color w:val="1F3B63"/>
           <w:sz w:val="22"/>
         </w:rPr>
+        <w:t>2.5-B. A norma de bem-estar aplicável: os fios já abertos no ficheiro</w:t>
+      </w:r>
+    </w:p>
+    <w:p>
+      <w:pPr>
+        <w:spacing w:after="120"/>
+      </w:pPr>
+      <w:r>
+        <w:rPr>
+          <w:b w:val="0"/>
+          <w:i w:val="0"/>
+          <w:sz w:val="21"/>
+        </w:rPr>
+        <w:t>A observação enviada na quarta versão abandona a proposta de redação e passa a colocar uma dúvida de aplicação: a detenção caseira de coelhos ou de pequenos roedores por lazer fica sujeita a que normas de bem-estar? A escolha tem três fundamentos.</w:t>
+      </w:r>
+    </w:p>
+    <w:p>
+      <w:pPr>
+        <w:spacing w:after="120"/>
+      </w:pPr>
+      <w:r>
+        <w:rPr>
+          <w:b w:val="0"/>
+          <w:i w:val="0"/>
+          <w:sz w:val="21"/>
+        </w:rPr>
+        <w:t>O primeiro é que a questão já está aberta no documento, e foi aberta do lado do Gabinete. No parágrafo que hoje é o n.º 1 do art.º 54.º, que manda o operador agir «no respeito pelas normas de bem-estar animal», está um comentário de Paulo Meireles de Oliveira a observar que essas normas «parecem decorrer dos regimes complementares e não revogados» e a enumerá-las: o Decreto-Lei n.º 64/2000, o n.º 48/2001 relativo a vitelos, o n.º 72-F/2003 relativo a galinhas poedeiras e o n.º 135/2003 relativo a suínos. O Gabinete encaminhou com «@Pecuária» e a resposta registada foi «Ponderar junto da DGAV e DGADR». Há dois encaminhamentos equivalentes: na linha dos leporídeos do art.º 50.º, «Ver com DGAV e DGADR», e na epígrafe do art.º 51.º, «Verificar com DGAV e DGADR». A observação responde a um fio aberto, não abre um novo.</w:t>
+      </w:r>
+    </w:p>
+    <w:p>
+      <w:pPr>
+        <w:spacing w:after="120"/>
+      </w:pPr>
+      <w:r>
+        <w:rPr>
+          <w:b w:val="0"/>
+          <w:i w:val="0"/>
+          <w:sz w:val="21"/>
+        </w:rPr>
+        <w:t>Note-se o que falta na enumeração do revisor: leporídeos e roedores. Não por omissão, mas porque para essas espécies as normas estão em portaria.</w:t>
+      </w:r>
+    </w:p>
+    <w:p>
+      <w:pPr>
+        <w:spacing w:after="120"/>
+      </w:pPr>
+      <w:r>
+        <w:rPr>
+          <w:b w:val="0"/>
+          <w:i w:val="0"/>
+          <w:sz w:val="21"/>
+        </w:rPr>
+        <w:t>O segundo fundamento é que o diploma dá pistas de resposta e nenhuma é conclusiva. O art.º 2.º enumera os regimes a articular e não inclui o Decreto-Lei n.º 276/2001. O art.º 36.º, n.º 1, manda cumprir requisitos de higiene e de saúde pública, e o seu n.º 3 refere a legislação aplicável aos «produtos». O art.º 50.º, n.º 1, al. e), habilita portaria sobre a «detenção e produção pecuária» de leporídeos e outras espécies. O art.º 51.º remete para o Decreto-Lei n.º 142/2006. E o art.º 54.º manda respeitar «as normas de bem-estar animal» e «as normas de funcionamento previstas para as espécies», sem as identificar.</w:t>
+      </w:r>
+    </w:p>
+    <w:p>
+      <w:pPr>
+        <w:spacing w:after="120"/>
+      </w:pPr>
+      <w:r>
+        <w:rPr>
+          <w:b w:val="0"/>
+          <w:i w:val="0"/>
+          <w:sz w:val="21"/>
+        </w:rPr>
+        <w:t>O terceiro é a delimitação correta do vazio, que obriga a corrigir uma afirmação feita antes nesta análise. Não é exato que as únicas normas específicas para coelhos e pequenos roedores estejam no art.º 26.º e no Anexo II do Decreto-Lei n.º 276/2001. A Portaria n.º 635/2009, de 9 de junho, estabelece as normas regulamentares da detenção e produção pecuária de leporídeos em explorações e núcleos de produção cunícula, armazéns e centros de agrupamento, identifica três sistemas de produção, entre eles o de animais de companhia, e fixa requisitos de instalações e medidas sanitárias. A cláusula da al. b) do art.º 48.º tem, por isso, contrapartida regulamentar desde 2009.</w:t>
+      </w:r>
+    </w:p>
+    <w:p>
+      <w:pPr>
+        <w:spacing w:after="120"/>
+      </w:pPr>
+      <w:r>
+        <w:rPr>
+          <w:b w:val="0"/>
+          <w:i w:val="0"/>
+          <w:sz w:val="21"/>
+        </w:rPr>
+        <w:t>O vazio é, então, outro e mais estreito. Aquela portaria assenta nas classes do regime pecuário e a detenção caseira criada pelo projeto situa-se abaixo da classe 3, que subsiste no n.º 4 do art.º 16.º para capacidades até 15 CN, e é expressamente isenta de licenciamento. A pergunta é se uma detenção isenta de licenciamento é alcançada por regulamentação construída sobre as classes de licenciamento. Se for, aplicam-se a um animal de estimação requisitos de isolamento térmico, de lavabilidade de paredes e pavimentos e de vazio sanitário entre lotes, que são parâmetros de produção. Se não for, não se aplica norma alguma.</w:t>
+      </w:r>
+    </w:p>
+    <w:p>
+      <w:pPr>
+        <w:spacing w:after="120"/>
+      </w:pPr>
+      <w:r>
+        <w:rPr>
+          <w:b w:val="0"/>
+          <w:i w:val="0"/>
+          <w:sz w:val="21"/>
+        </w:rPr>
+        <w:t>Risco a antecipar: a resposta pode ser «aplica-se a Portaria n.º 635/2009». O contra-argumento é o do parágrafo anterior, e foi deliberadamente deixado fora da observação enviada, para que esta se mantenha como dúvida e não se transforme em alegação.</w:t>
+      </w:r>
+    </w:p>
+    <w:p>
+      <w:pPr>
+        <w:spacing w:before="240" w:after="80"/>
+      </w:pPr>
+      <w:r>
+        <w:rPr>
+          <w:b/>
+          <w:color w:val="1F3B63"/>
+          <w:sz w:val="22"/>
+        </w:rPr>
         <w:t>2.6. O efeito cruzado com o regime dos animais de companhia</w:t>
       </w:r>
     </w:p>
@@ -3649,6 +3753,44 @@
                 <w:sz w:val="18"/>
               </w:rPr>
               <w:t>Criação do documento. Índice da série e numeração. Fundamentação dos pontos 01 e 02.</w:t>
+            </w:r>
+          </w:p>
+        </w:tc>
+      </w:tr>
+      <w:tr>
+        <w:tc>
+          <w:tcPr>
+            <w:tcW w:type="dxa" w:w="1361"/>
+          </w:tcPr>
+          <w:p>
+            <w:pPr>
+              <w:spacing w:after="40"/>
+              <w:jc w:val="both"/>
+            </w:pPr>
+            <w:r/>
+            <w:r>
+              <w:rPr>
+                <w:sz w:val="18"/>
+              </w:rPr>
+              <w:t>6.10.2026</w:t>
+            </w:r>
+          </w:p>
+        </w:tc>
+        <w:tc>
+          <w:tcPr>
+            <w:tcW w:type="dxa" w:w="7427"/>
+          </w:tcPr>
+          <w:p>
+            <w:pPr>
+              <w:spacing w:after="40"/>
+              <w:jc w:val="both"/>
+            </w:pPr>
+            <w:r/>
+            <w:r>
+              <w:rPr>
+                <w:sz w:val="18"/>
+              </w:rPr>
+              <w:t>Observações 02 em quarta versão, 197 palavras: deixa de propor redação e passa a colocar uma dúvida de aplicação sobre a norma de bem-estar aplicável à detenção caseira, ligando-se a um fio já aberto no ficheiro. Acrescentado o ponto 2.5-B, com os três encaminhamentos para a DGAV registados no documento e com a correção relativa à Portaria n.º 635/2009, que estreita a delimitação do vazio.</w:t>
             </w:r>
           </w:p>
         </w:tc>

--- a/DL 405_2026/Fundamentacao_das_Observacoes.docx
+++ b/DL 405_2026/Fundamentacao_das_Observacoes.docx
@@ -3319,6 +3319,338 @@
     </w:p>
     <w:p>
       <w:pPr>
+        <w:spacing w:before="240" w:after="80"/>
+      </w:pPr>
+      <w:r>
+        <w:rPr>
+          <w:b/>
+          <w:color w:val="1F3B63"/>
+          <w:sz w:val="22"/>
+        </w:rPr>
+        <w:t>2.5-C. A ligação à lista positiva de animais de companhia</w:t>
+      </w:r>
+    </w:p>
+    <w:p>
+      <w:pPr>
+        <w:spacing w:after="120"/>
+      </w:pPr>
+      <w:r>
+        <w:rPr>
+          <w:b w:val="0"/>
+          <w:i w:val="0"/>
+          <w:sz w:val="21"/>
+        </w:rPr>
+        <w:t>A questão do ponto 02 é, no fundo, de classificação: a lei decide o regime de bem-estar nomeando espécies, e a mesma espécie acaba em dois regimes. A Lei da Saúde Animal dá o critério da finalidade mas não diz quais as espécies que podem ser detidas como animais de companhia. O instrumento que fecha essa questão é a lista positiva, e o projeto de RGAC já a prevê.</w:t>
+      </w:r>
+    </w:p>
+    <w:p>
+      <w:pPr>
+        <w:spacing w:after="40"/>
+        <w:ind w:left="454" w:right="227"/>
+      </w:pPr>
+      <w:r>
+        <w:rPr>
+          <w:i/>
+          <w:sz w:val="19"/>
+        </w:rPr>
+        <w:t>«3 - Sem prejuízo do disposto nos n.ºs anteriores, serão considerados animais de companhia aqueles que vierem a integrar a lista positiva de animais de companhia (ou lista nacional de animais de companhia), a publicar em Portaria dos membros do Governo responsáveis pelas áreas da agricultura e do ambiente.»</w:t>
+      </w:r>
+    </w:p>
+    <w:p>
+      <w:pPr>
+        <w:spacing w:after="160"/>
+        <w:ind w:left="454"/>
+      </w:pPr>
+      <w:r>
+        <w:rPr>
+          <w:color w:val="555555"/>
+          <w:sz w:val="17"/>
+        </w:rPr>
+        <w:t>n.º 3 do art.º 4.º do projeto de RGAC, versão de trabalho de 30.6.2026. O n.º 4 do mesmo artigo exclui a fauna selvagem indígena e não indígena, as espécies da Lista Nacional de Espécies Invasoras, as inscritas na CITES e as perigosas e exóticas sujeitas a legislação especial; o n.º 5 permite à DGAV a exclusão cautelar imediata de uma espécie.</w:t>
+      </w:r>
+    </w:p>
+    <w:p>
+      <w:pPr>
+        <w:spacing w:after="120"/>
+      </w:pPr>
+      <w:r>
+        <w:rPr>
+          <w:b w:val="0"/>
+          <w:i w:val="0"/>
+          <w:sz w:val="21"/>
+        </w:rPr>
+        <w:t>A figura vem do RGBEAC de junho de 2025, onde é apresentada como uma das principais inovações, com referência comparada à Bélgica, aos Países Baixos, à Finlândia, à França e a Chipre.</w:t>
+      </w:r>
+    </w:p>
+    <w:p>
+      <w:pPr>
+        <w:spacing w:after="120"/>
+      </w:pPr>
+      <w:r>
+        <w:rPr>
+          <w:b/>
+          <w:i w:val="0"/>
+          <w:sz w:val="21"/>
+        </w:rPr>
+        <w:t>Daqui resulta um argumento de legística, concreto e verificável: há duas habilitações regulamentares concorrentes sobre o mesmo ato, a detenção, relativamente à mesma espécie.</w:t>
+      </w:r>
+    </w:p>
+    <w:tbl>
+      <w:tblPr>
+        <w:tblStyle w:val="TableGrid"/>
+        <w:tblW w:type="auto" w:w="0"/>
+        <w:jc w:val="center"/>
+        <w:tblLook w:firstColumn="1" w:firstRow="1" w:lastColumn="0" w:lastRow="0" w:noHBand="0" w:noVBand="1" w:val="04A0"/>
+      </w:tblPr>
+      <w:tblGrid>
+        <w:gridCol w:w="3135"/>
+        <w:gridCol w:w="3135"/>
+        <w:gridCol w:w="3135"/>
+      </w:tblGrid>
+      <w:tr>
+        <w:tc>
+          <w:tcPr>
+            <w:tcW w:type="dxa" w:w="2835"/>
+          </w:tcPr>
+          <w:p>
+            <w:pPr>
+              <w:spacing w:after="40"/>
+            </w:pPr>
+            <w:r/>
+            <w:r>
+              <w:rPr>
+                <w:b/>
+                <w:color w:val="1F3B63"/>
+                <w:sz w:val="18"/>
+              </w:rPr>
+              <w:t>Instrumento</w:t>
+            </w:r>
+          </w:p>
+        </w:tc>
+        <w:tc>
+          <w:tcPr>
+            <w:tcW w:type="dxa" w:w="3685"/>
+          </w:tcPr>
+          <w:p>
+            <w:pPr>
+              <w:spacing w:after="40"/>
+            </w:pPr>
+            <w:r/>
+            <w:r>
+              <w:rPr>
+                <w:b/>
+                <w:color w:val="1F3B63"/>
+                <w:sz w:val="18"/>
+              </w:rPr>
+              <w:t>Objeto</w:t>
+            </w:r>
+          </w:p>
+        </w:tc>
+        <w:tc>
+          <w:tcPr>
+            <w:tcW w:type="dxa" w:w="2268"/>
+          </w:tcPr>
+          <w:p>
+            <w:pPr>
+              <w:spacing w:after="40"/>
+            </w:pPr>
+            <w:r/>
+            <w:r>
+              <w:rPr>
+                <w:b/>
+                <w:color w:val="1F3B63"/>
+                <w:sz w:val="18"/>
+              </w:rPr>
+              <w:t>Portaria de quem</w:t>
+            </w:r>
+          </w:p>
+        </w:tc>
+      </w:tr>
+      <w:tr>
+        <w:tc>
+          <w:tcPr>
+            <w:tcW w:type="dxa" w:w="2835"/>
+          </w:tcPr>
+          <w:p>
+            <w:pPr>
+              <w:spacing w:after="40"/>
+              <w:jc w:val="both"/>
+            </w:pPr>
+            <w:r/>
+            <w:r>
+              <w:rPr>
+                <w:sz w:val="18"/>
+              </w:rPr>
+              <w:t>Art.º 4.º, n.º 3, do projeto de RGAC</w:t>
+            </w:r>
+          </w:p>
+        </w:tc>
+        <w:tc>
+          <w:tcPr>
+            <w:tcW w:type="dxa" w:w="3685"/>
+          </w:tcPr>
+          <w:p>
+            <w:pPr>
+              <w:spacing w:after="40"/>
+              <w:jc w:val="both"/>
+            </w:pPr>
+            <w:r/>
+            <w:r>
+              <w:rPr>
+                <w:sz w:val="18"/>
+              </w:rPr>
+              <w:t>Lista positiva de animais de companhia, que determina quais as espécies qualificadas como animais de companhia</w:t>
+            </w:r>
+          </w:p>
+        </w:tc>
+        <w:tc>
+          <w:tcPr>
+            <w:tcW w:type="dxa" w:w="2268"/>
+          </w:tcPr>
+          <w:p>
+            <w:pPr>
+              <w:spacing w:after="40"/>
+              <w:jc w:val="both"/>
+            </w:pPr>
+            <w:r/>
+            <w:r>
+              <w:rPr>
+                <w:sz w:val="18"/>
+              </w:rPr>
+              <w:t>Membros do Governo responsáveis pela agricultura e pelo ambiente</w:t>
+            </w:r>
+          </w:p>
+        </w:tc>
+      </w:tr>
+      <w:tr>
+        <w:tc>
+          <w:tcPr>
+            <w:tcW w:type="dxa" w:w="2835"/>
+          </w:tcPr>
+          <w:p>
+            <w:pPr>
+              <w:spacing w:after="40"/>
+              <w:jc w:val="both"/>
+            </w:pPr>
+            <w:r/>
+            <w:r>
+              <w:rPr>
+                <w:sz w:val="18"/>
+              </w:rPr>
+              <w:t>Art.º 50.º, n.º 1, al. e), do anexo do projeto de DL das atividades económicas</w:t>
+            </w:r>
+          </w:p>
+        </w:tc>
+        <w:tc>
+          <w:tcPr>
+            <w:tcW w:type="dxa" w:w="3685"/>
+          </w:tcPr>
+          <w:p>
+            <w:pPr>
+              <w:spacing w:after="40"/>
+              <w:jc w:val="both"/>
+            </w:pPr>
+            <w:r/>
+            <w:r>
+              <w:rPr>
+                <w:sz w:val="18"/>
+              </w:rPr>
+              <w:t>Normas regulamentares aplicáveis à «detenção e produção pecuária» de «Leporídeos e outras espécies»</w:t>
+            </w:r>
+          </w:p>
+        </w:tc>
+        <w:tc>
+          <w:tcPr>
+            <w:tcW w:type="dxa" w:w="2268"/>
+          </w:tcPr>
+          <w:p>
+            <w:pPr>
+              <w:spacing w:after="40"/>
+              <w:jc w:val="both"/>
+            </w:pPr>
+            <w:r/>
+            <w:r>
+              <w:rPr>
+                <w:sz w:val="18"/>
+              </w:rPr>
+              <w:t>Membro do Governo responsável pela agricultura e pelo desenvolvimento rural</w:t>
+            </w:r>
+          </w:p>
+        </w:tc>
+      </w:tr>
+    </w:tbl>
+    <w:p>
+      <w:pPr>
+        <w:spacing w:after="80"/>
+      </w:pPr>
+    </w:p>
+    <w:p>
+      <w:pPr>
+        <w:spacing w:after="120"/>
+      </w:pPr>
+      <w:r>
+        <w:rPr>
+          <w:b w:val="0"/>
+          <w:i w:val="0"/>
+          <w:sz w:val="21"/>
+        </w:rPr>
+        <w:t>Mesma espécie, mesmo ato, duas portarias, conjuntos de signatários diferentes e nenhuma regra de articulação entre elas. A que for publicada primeiro fixa, por omissão, o regime do coelho ou do roedor detido por companhia.</w:t>
+      </w:r>
+    </w:p>
+    <w:p>
+      <w:pPr>
+        <w:spacing w:after="120"/>
+      </w:pPr>
+      <w:r>
+        <w:rPr>
+          <w:b w:val="0"/>
+          <w:i w:val="0"/>
+          <w:sz w:val="21"/>
+        </w:rPr>
+        <w:t>E há um argumento substantivo que decorre deste. A lista positiva só tem efeito útil se a qualificação tiver consequências. Se uma espécie puder constar da lista positiva de animais de companhia e ser, simultaneamente e sem distinção, espécie pecuária na mesma situação de detenção, a lista passa a ser um rótulo sem regime associado. A alteração assinalada no ponto 02 não afeta, por isso, apenas o Decreto-Lei n.º 276/2001: afeta o instrumento central do regime que estamos a preparar.</w:t>
+      </w:r>
+    </w:p>
+    <w:p>
+      <w:pPr>
+        <w:spacing w:after="120"/>
+      </w:pPr>
+      <w:r>
+        <w:rPr>
+          <w:b w:val="0"/>
+          <w:i w:val="0"/>
+          <w:sz w:val="21"/>
+        </w:rPr>
+        <w:t>Ressalva: o Regulamento (UE) 2026/1818 não prevê listas positivas. A pesquisa das expressões «lista positiva» e «positive list» nas versões portuguesa e inglesa do texto publicado não devolve ocorrências. A âncora desta figura é nacional e comparada, não europeia.</w:t>
+      </w:r>
+    </w:p>
+    <w:p>
+      <w:pPr>
+        <w:spacing w:after="120"/>
+      </w:pPr>
+      <w:r>
+        <w:rPr>
+          <w:b w:val="0"/>
+          <w:i w:val="0"/>
+          <w:sz w:val="21"/>
+        </w:rPr>
+        <w:t>Incoerência interna do RGAC que esta análise expõe, e que deve seguir para o memorando de acompanhamento: o n.º 2 do art.º 2.º qualifica as espécies da Parte B do Anexo I do Regulamento (UE) 2016/429 como animais de companhia «quando detidos para fins de companhia», enquanto o n.º 2 do art.º 4.º diz que essas espécies «são também considerados animais de companhia», sem o critério finalista. Sem esse critério, todo o coelho seria animal de companhia, incluindo o da cunicultura. É o lapso simétrico do que se assinala ao Gabinete.</w:t>
+      </w:r>
+    </w:p>
+    <w:p>
+      <w:pPr>
+        <w:spacing w:after="120"/>
+      </w:pPr>
+      <w:r>
+        <w:rPr>
+          <w:b w:val="0"/>
+          <w:i w:val="0"/>
+          <w:sz w:val="21"/>
+        </w:rPr>
+        <w:t>Nota de oportunidade: este argumento foi deliberadamente deixado fora da observação 02 enviada. Serve melhor como resposta de segunda volta, caso a resposta à dúvida de aplicação venha a ser a de que se aplica a portaria da pecuária. Jogado antes, permite que a articulação seja resolvida contra nós no próprio texto.</w:t>
+      </w:r>
+    </w:p>
+    <w:p>
+      <w:pPr>
         <w:spacing w:before="360" w:after="120"/>
       </w:pPr>
       <w:r>
@@ -3753,6 +4085,44 @@
                 <w:sz w:val="18"/>
               </w:rPr>
               <w:t>Criação do documento. Índice da série e numeração. Fundamentação dos pontos 01 e 02.</w:t>
+            </w:r>
+          </w:p>
+        </w:tc>
+      </w:tr>
+      <w:tr>
+        <w:tc>
+          <w:tcPr>
+            <w:tcW w:type="dxa" w:w="1361"/>
+          </w:tcPr>
+          <w:p>
+            <w:pPr>
+              <w:spacing w:after="40"/>
+              <w:jc w:val="both"/>
+            </w:pPr>
+            <w:r/>
+            <w:r>
+              <w:rPr>
+                <w:sz w:val="18"/>
+              </w:rPr>
+              <w:t>6.10.2026</w:t>
+            </w:r>
+          </w:p>
+        </w:tc>
+        <w:tc>
+          <w:tcPr>
+            <w:tcW w:type="dxa" w:w="7427"/>
+          </w:tcPr>
+          <w:p>
+            <w:pPr>
+              <w:spacing w:after="40"/>
+              <w:jc w:val="both"/>
+            </w:pPr>
+            <w:r/>
+            <w:r>
+              <w:rPr>
+                <w:sz w:val="18"/>
+              </w:rPr>
+              <w:t>Ponto 2.5-C: ligação à lista positiva de animais de companhia do n.º 3 do artigo 4.º do projeto de RGAC, com a colisão das duas habilitações regulamentares sobre a detenção da mesma espécie, e a incoerência interna do RGAC entre o n.º 2 do artigo 2.º e o n.º 2 do artigo 4.º, a remeter para o memorando de acompanhamento.</w:t>
             </w:r>
           </w:p>
         </w:tc>

--- a/DL 405_2026/Fundamentacao_das_Observacoes.docx
+++ b/DL 405_2026/Fundamentacao_das_Observacoes.docx
@@ -438,7 +438,7 @@
               <w:rPr>
                 <w:sz w:val="18"/>
               </w:rPr>
-              <w:t>Art.º 25.º</w:t>
+              <w:t>Art.º 25.º, n.º 3</w:t>
             </w:r>
           </w:p>
         </w:tc>
@@ -456,7 +456,7 @@
               <w:rPr>
                 <w:sz w:val="18"/>
               </w:rPr>
-              <w:t>Previsto</w:t>
+              <w:t>Fechado</w:t>
             </w:r>
           </w:p>
         </w:tc>
@@ -3659,6 +3659,396 @@
           <w:color w:val="1F3B63"/>
           <w:sz w:val="26"/>
         </w:rPr>
+        <w:t>Ponto 03 — Deferimento tácito em atividades com animais vivos</w:t>
+      </w:r>
+    </w:p>
+    <w:p>
+      <w:pPr>
+        <w:spacing w:before="240" w:after="80"/>
+      </w:pPr>
+      <w:r>
+        <w:rPr>
+          <w:b/>
+          <w:color w:val="1F3B63"/>
+          <w:sz w:val="22"/>
+        </w:rPr>
+        <w:t>3.1. A regra no projeto</w:t>
+      </w:r>
+    </w:p>
+    <w:p>
+      <w:pPr>
+        <w:spacing w:after="120"/>
+      </w:pPr>
+      <w:r>
+        <w:rPr>
+          <w:b w:val="0"/>
+          <w:i w:val="0"/>
+          <w:sz w:val="21"/>
+        </w:rPr>
+        <w:t>O preâmbulo declara a intenção: o regime é consonante com a ação governativa no sentido de «consagrar como regra o deferimento tácito, sustentado pela confiança e responsabilidade dos operadores económicos». A concretização está no artigo 25.º do anexo.</w:t>
+      </w:r>
+    </w:p>
+    <w:p>
+      <w:pPr>
+        <w:spacing w:after="40"/>
+        <w:ind w:left="454" w:right="227"/>
+      </w:pPr>
+      <w:r>
+        <w:rPr>
+          <w:i/>
+          <w:sz w:val="19"/>
+        </w:rPr>
+        <w:t>«3 - Caso não seja emitida pronúncia no prazo definido no n.º 1, considera-se que a mesma é favorável à pretensão do requerente.»</w:t>
+      </w:r>
+    </w:p>
+    <w:p>
+      <w:pPr>
+        <w:spacing w:after="160"/>
+        <w:ind w:left="454"/>
+      </w:pPr>
+      <w:r>
+        <w:rPr>
+          <w:color w:val="555555"/>
+          <w:sz w:val="17"/>
+        </w:rPr>
+        <w:t>n.º 3 do art.º 25.º («Pronúncia das entidades públicas consultadas e deferimento tácito») do anexo, na versão de 25.9.2026. O n.º 4 prevê a emissão de certidão com menção expressa ao deferimento, sem taxa.</w:t>
+      </w:r>
+    </w:p>
+    <w:p>
+      <w:pPr>
+        <w:spacing w:after="120"/>
+      </w:pPr>
+      <w:r>
+        <w:rPr>
+          <w:b w:val="0"/>
+          <w:i w:val="0"/>
+          <w:sz w:val="21"/>
+        </w:rPr>
+        <w:t>Os prazos são os do Anexo III. Para as consultas sem prazo próprio aplica-se a linha residual «Outras consultas — 20 dias»; para os regimes em matéria de segurança da cadeia alimentar, 30 dias.</w:t>
+      </w:r>
+    </w:p>
+    <w:p>
+      <w:pPr>
+        <w:spacing w:after="120"/>
+      </w:pPr>
+      <w:r>
+        <w:rPr>
+          <w:b w:val="0"/>
+          <w:i w:val="0"/>
+          <w:sz w:val="21"/>
+        </w:rPr>
+        <w:t>Importa delimitar o alcance. O deferimento tácito do art.º 25.º opera no procedimento de comunicação com prazo e no de comunicação com prazo e vistoria, que são os que têm fase de pronúncia. No procedimento de comunicação prévia não há deferimento tácito porque não há decisão a diferir: o n.º 3 do art.º 29.º determina que o título é emitido automaticamente com a apresentação. São duas insuficiências distintas, e esta observação respeita à primeira.</w:t>
+      </w:r>
+    </w:p>
+    <w:p>
+      <w:pPr>
+        <w:spacing w:before="240" w:after="80"/>
+      </w:pPr>
+      <w:r>
+        <w:rPr>
+          <w:b/>
+          <w:color w:val="1F3B63"/>
+          <w:sz w:val="22"/>
+        </w:rPr>
+        <w:t>3.2. A legislação vigente afasta-o expressamente neste domínio</w:t>
+      </w:r>
+    </w:p>
+    <w:p>
+      <w:pPr>
+        <w:spacing w:after="120"/>
+      </w:pPr>
+      <w:r>
+        <w:rPr>
+          <w:b w:val="0"/>
+          <w:i w:val="0"/>
+          <w:sz w:val="21"/>
+        </w:rPr>
+        <w:t>Quando a decisão respeita à detenção de animais, o legislador nacional excluiu o deferimento tácito em termos inequívocos:</w:t>
+      </w:r>
+    </w:p>
+    <w:p>
+      <w:pPr>
+        <w:spacing w:after="40"/>
+        <w:ind w:left="454" w:right="227"/>
+      </w:pPr>
+      <w:r>
+        <w:rPr>
+          <w:i/>
+          <w:sz w:val="19"/>
+        </w:rPr>
+        <w:t>«2 - Caso não seja proferida a decisão referida no número anterior no prazo de 60 dias contados da data de receção do pedido de permissão administrativa devidamente instruído, independentemente da realização de visita de controlo, não há lugar a deferimento tácito, podendo o interessado obter a tutela adequada junto dos tribunais administrativos.»</w:t>
+      </w:r>
+    </w:p>
+    <w:p>
+      <w:pPr>
+        <w:spacing w:after="160"/>
+        <w:ind w:left="454"/>
+      </w:pPr>
+      <w:r>
+        <w:rPr>
+          <w:color w:val="555555"/>
+          <w:sz w:val="17"/>
+        </w:rPr>
+        <w:t>n.º 2 do art.º 3.º-D do Decreto-Lei n.º 276/2001, de 17 de outubro, na redação dada pelo Decreto-Lei n.º 20/2019, de 30 de janeiro. Norma vigente.</w:t>
+      </w:r>
+    </w:p>
+    <w:p>
+      <w:pPr>
+        <w:spacing w:after="120"/>
+      </w:pPr>
+      <w:r>
+        <w:rPr>
+          <w:b w:val="0"/>
+          <w:i w:val="0"/>
+          <w:sz w:val="21"/>
+        </w:rPr>
+        <w:t>A norma respeita à permissão administrativa dos alojamentos destinados à reprodução e criação de animais potencialmente perigosos, o caso em que o regime dos animais de companhia exige decisão expressa. O projeto de RGAC reproduz a solução no n.º 2 do seu art.º 47.º. Não se trata, portanto, de uma pretensão nova desta Direção de Serviços: é a solução que o ordenamento já consagra para decisões desta natureza.</w:t>
+      </w:r>
+    </w:p>
+    <w:p>
+      <w:pPr>
+        <w:spacing w:before="240" w:after="80"/>
+      </w:pPr>
+      <w:r>
+        <w:rPr>
+          <w:b/>
+          <w:color w:val="1F3B63"/>
+          <w:sz w:val="22"/>
+        </w:rPr>
+        <w:t>3.3. E o direito da União vai no mesmo sentido</w:t>
+      </w:r>
+    </w:p>
+    <w:p>
+      <w:pPr>
+        <w:spacing w:after="40"/>
+        <w:ind w:left="454" w:right="227"/>
+      </w:pPr>
+      <w:r>
+        <w:rPr>
+          <w:i/>
+          <w:sz w:val="19"/>
+        </w:rPr>
+        <w:t>«1. Operators of breeding establishments that either produce or intend to produce more than five litters per calendar year or that keep more than a combined total of five bitches or queens at any given time shall place dogs or cats on the market only after their breeding establishment has been approved by the competent authority. 2. The competent authority shall perform on-site inspections to verify that the breeding establishment meets the requirements of this Regulation. [...] The competent authority shall grant certificates of approval only to breeding establishments that meet the requirements of this Regulation.»</w:t>
+      </w:r>
+    </w:p>
+    <w:p>
+      <w:pPr>
+        <w:spacing w:after="160"/>
+        <w:ind w:left="454"/>
+      </w:pPr>
+      <w:r>
+        <w:rPr>
+          <w:color w:val="555555"/>
+          <w:sz w:val="17"/>
+        </w:rPr>
+        <w:t>art.º 10.º, n.ºs 1 e 2, do Regulamento (UE) 2026/1818 — versão inglesa, JO L, 2026/1818, de 10.8.2026.</w:t>
+      </w:r>
+    </w:p>
+    <w:p>
+      <w:pPr>
+        <w:spacing w:after="40"/>
+        <w:ind w:left="454" w:right="227"/>
+      </w:pPr>
+      <w:r>
+        <w:rPr>
+          <w:i/>
+          <w:sz w:val="19"/>
+        </w:rPr>
+        <w:t>«1. Os operadores de estabelecimentos de criação que produzam ou tencionem produzir mais de cinco ninhadas por ano civil, ou que, a qualquer momento, detenham um total combinado de mais de cinco cadelas reprodutoras ou gatas reprodutoras, só podem colocar cães ou gatos no mercado após aprovação do seu estabelecimento de criação pela autoridade competente. 2. A autoridade competente efetua inspeções no local para verificar se o estabelecimento de criação cumpre os requisitos do presente regulamento. [...] A autoridade competente só deve conceder certificados de aprovação a estabelecimentos de criação que cumpram os requisitos do presente regulamento.»</w:t>
+      </w:r>
+    </w:p>
+    <w:p>
+      <w:pPr>
+        <w:spacing w:after="160"/>
+        <w:ind w:left="454"/>
+      </w:pPr>
+      <w:r>
+        <w:rPr>
+          <w:color w:val="555555"/>
+          <w:sz w:val="17"/>
+        </w:rPr>
+        <w:t>art.º 10.º, n.ºs 1 e 2, do Regulamento (UE) 2026/1818 — versão portuguesa.</w:t>
+      </w:r>
+    </w:p>
+    <w:p>
+      <w:pPr>
+        <w:spacing w:after="120"/>
+      </w:pPr>
+      <w:r>
+        <w:rPr>
+          <w:b w:val="0"/>
+          <w:i w:val="0"/>
+          <w:sz w:val="21"/>
+        </w:rPr>
+        <w:t>O art.º 10.º é aplicável a partir de 31 de agosto de 2034, nos termos da al. f) do art.º 33.º. Note-se a natureza da exigência: a colocação no mercado depende de aprovação, e a aprovação depende de inspeção no local, não podendo o certificado ser concedido a estabelecimento que não cumpra. Uma aprovação obtida por silêncio administrativo é incompatível com esta construção.</w:t>
+      </w:r>
+    </w:p>
+    <w:p>
+      <w:pPr>
+        <w:spacing w:before="240" w:after="80"/>
+      </w:pPr>
+      <w:r>
+        <w:rPr>
+          <w:b/>
+          <w:color w:val="1F3B63"/>
+          <w:sz w:val="22"/>
+        </w:rPr>
+        <w:t>3.4. O que o artigo 31.º revela</w:t>
+      </w:r>
+    </w:p>
+    <w:p>
+      <w:pPr>
+        <w:spacing w:after="120"/>
+      </w:pPr>
+      <w:r>
+        <w:rPr>
+          <w:b w:val="0"/>
+          <w:i w:val="0"/>
+          <w:sz w:val="21"/>
+        </w:rPr>
+        <w:t>O art.º 31.º enumera as causas de indeferimento e de não emissão do título. Entre as dezenas de circunstâncias previstas, a única referência à DGAV é a da al. f), relativa à «Decisão desfavorável quanto à atribuição do NCV ou NII», isto é, matéria de segurança da cadeia alimentar e de subprodutos. Não há qualquer causa de indeferimento fundada em pronúncia desfavorável em matéria de saúde ou de bem-estar animal, o que é coerente com a ausência da DGAV no procedimento das atividades que detêm animais de companhia, assinalada no ponto 01.</w:t>
+      </w:r>
+    </w:p>
+    <w:p>
+      <w:pPr>
+        <w:spacing w:before="240" w:after="80"/>
+      </w:pPr>
+      <w:r>
+        <w:rPr>
+          <w:b/>
+          <w:color w:val="1F3B63"/>
+          <w:sz w:val="22"/>
+        </w:rPr>
+        <w:t>3.5. Um efeito colateral fora do nosso âmbito, a sinalizar internamente</w:t>
+      </w:r>
+    </w:p>
+    <w:p>
+      <w:pPr>
+        <w:spacing w:after="120"/>
+      </w:pPr>
+      <w:r>
+        <w:rPr>
+          <w:b w:val="0"/>
+          <w:i w:val="0"/>
+          <w:sz w:val="21"/>
+        </w:rPr>
+        <w:t>O n.º 1 do art.º 14.º do anexo determina que os estabelecimentos abrangidos pelo n.º 2 do art.º 4.º do Regulamento (CE) n.º 853/2004, pelo art.º 10.º do Regulamento (CE) n.º 183/2005 e pelo art.º 44.º do Regulamento (CE) n.º 1069/2009 «só podem iniciar a atividade após realização de vistoria e aprovação pela DGAV». Conjugado com o n.º 3 do art.º 25.º e com a linha de 30 dias do Anexo III, coloca-se a questão de saber se o silêncio da DGAV pode valer como aprovação sanitária para efeitos daqueles regulamentos. A matéria é da competência dos serviços de segurança alimentar e de subprodutos, não desta Direção de Serviços, mas deve ser-lhes sinalizada.</w:t>
+      </w:r>
+    </w:p>
+    <w:p>
+      <w:pPr>
+        <w:spacing w:before="240" w:after="80"/>
+      </w:pPr>
+      <w:r>
+        <w:rPr>
+          <w:b/>
+          <w:color w:val="1F3B63"/>
+          <w:sz w:val="22"/>
+        </w:rPr>
+        <w:t>3.6. Fontes do ponto 03</w:t>
+      </w:r>
+    </w:p>
+    <w:p>
+      <w:pPr>
+        <w:pStyle w:val="ListBullet"/>
+        <w:spacing w:after="60"/>
+        <w:jc w:val="both"/>
+      </w:pPr>
+      <w:r>
+        <w:rPr>
+          <w:sz w:val="21"/>
+        </w:rPr>
+        <w:t>Projeto: preâmbulo; art.ºs 14.º, 21.º, 25.º, 29.º e 31.º do anexo; Anexo III.</w:t>
+      </w:r>
+    </w:p>
+    <w:p>
+      <w:pPr>
+        <w:pStyle w:val="ListBullet"/>
+        <w:spacing w:after="60"/>
+        <w:jc w:val="both"/>
+      </w:pPr>
+      <w:r>
+        <w:rPr>
+          <w:sz w:val="21"/>
+        </w:rPr>
+        <w:t>Decreto-Lei n.º 276/2001, de 17 de outubro — art.ºs 3.º, 3.º-B, 3.º-C e 3.º-D, n.º 2, na redação do Decreto-Lei n.º 20/2019, de 30 de janeiro.</w:t>
+      </w:r>
+    </w:p>
+    <w:p>
+      <w:pPr>
+        <w:pStyle w:val="ListBullet"/>
+        <w:spacing w:after="60"/>
+        <w:jc w:val="both"/>
+      </w:pPr>
+      <w:r>
+        <w:rPr>
+          <w:sz w:val="21"/>
+        </w:rPr>
+        <w:t>Regulamento (UE) 2026/1818 — art.º 10.º, n.ºs 1 e 2, e al. f) do art.º 33.º, nas versões inglesa e portuguesa.</w:t>
+      </w:r>
+    </w:p>
+    <w:p>
+      <w:pPr>
+        <w:pStyle w:val="ListBullet"/>
+        <w:spacing w:after="60"/>
+        <w:jc w:val="both"/>
+      </w:pPr>
+      <w:r>
+        <w:rPr>
+          <w:sz w:val="21"/>
+        </w:rPr>
+        <w:t>Projeto de RGAC — n.º 2 do art.º 47.º. Trabalho em curso, citado como tal.</w:t>
+      </w:r>
+    </w:p>
+    <w:p>
+      <w:pPr>
+        <w:spacing w:before="240" w:after="80"/>
+      </w:pPr>
+      <w:r>
+        <w:rPr>
+          <w:b/>
+          <w:color w:val="1F3B63"/>
+          <w:sz w:val="22"/>
+        </w:rPr>
+        <w:t>3.7. Verificações pendentes</w:t>
+      </w:r>
+    </w:p>
+    <w:p>
+      <w:pPr>
+        <w:pStyle w:val="ListBullet"/>
+        <w:spacing w:after="60"/>
+        <w:jc w:val="both"/>
+      </w:pPr>
+      <w:r>
+        <w:rPr>
+          <w:sz w:val="21"/>
+        </w:rPr>
+        <w:t>Confirmar se o regime geral do Código do Procedimento Administrativo e a legislação de segurança alimentar admitem, ou não, aprovação sanitária por deferimento tácito, para fundamentar o ponto 3.5.</w:t>
+      </w:r>
+    </w:p>
+    <w:p>
+      <w:pPr>
+        <w:pStyle w:val="ListBullet"/>
+        <w:spacing w:after="60"/>
+        <w:jc w:val="both"/>
+      </w:pPr>
+      <w:r>
+        <w:rPr>
+          <w:sz w:val="21"/>
+        </w:rPr>
+        <w:t>Confirmar se existe prática ou orientação da DGAV sobre prazos de pronúncia no SIR e no SI REAP que permita estimar o risco real de o prazo de 20 dias ser excedido.</w:t>
+      </w:r>
+    </w:p>
+    <w:p>
+      <w:pPr>
+        <w:spacing w:before="360" w:after="120"/>
+      </w:pPr>
+      <w:r>
+        <w:rPr>
+          <w:b/>
+          <w:color w:val="1F3B63"/>
+          <w:sz w:val="26"/>
+        </w:rPr>
         <w:t>Secção transversal — A Lei da Saúde Animal como pano de fundo</w:t>
       </w:r>
     </w:p>
@@ -4047,6 +4437,44 @@
                 <w:sz w:val="18"/>
               </w:rPr>
               <w:t>Alteração</w:t>
+            </w:r>
+          </w:p>
+        </w:tc>
+      </w:tr>
+      <w:tr>
+        <w:tc>
+          <w:tcPr>
+            <w:tcW w:type="dxa" w:w="1361"/>
+          </w:tcPr>
+          <w:p>
+            <w:pPr>
+              <w:spacing w:after="40"/>
+              <w:jc w:val="both"/>
+            </w:pPr>
+            <w:r/>
+            <w:r>
+              <w:rPr>
+                <w:sz w:val="18"/>
+              </w:rPr>
+              <w:t>6.10.2026</w:t>
+            </w:r>
+          </w:p>
+        </w:tc>
+        <w:tc>
+          <w:tcPr>
+            <w:tcW w:type="dxa" w:w="7427"/>
+          </w:tcPr>
+          <w:p>
+            <w:pPr>
+              <w:spacing w:after="40"/>
+              <w:jc w:val="both"/>
+            </w:pPr>
+            <w:r/>
+            <w:r>
+              <w:rPr>
+                <w:sz w:val="18"/>
+              </w:rPr>
+              <w:t>Fundamentação do ponto 03, sobre o deferimento tácito, com o achado de que a exclusão do deferimento tácito em decisões sobre detenção de animais já consta da lei vigente, no n.º 2 do artigo 3.º-D do Decreto-Lei n.º 276/2001, e não apenas do projeto de RGAC.</w:t>
             </w:r>
           </w:p>
         </w:tc>

--- a/DL 405_2026/Fundamentacao_das_Observacoes.docx
+++ b/DL 405_2026/Fundamentacao_das_Observacoes.docx
@@ -272,7 +272,7 @@
               <w:rPr>
                 <w:sz w:val="18"/>
               </w:rPr>
-              <w:t>Estabelecimentos de comércio a retalho de animais de companhia: ausência da DGAV no procedimento</w:t>
+              <w:t>A DGAV no procedimento das lojas de venda de animais de companhia e a articulação com o regime dos animais de companhia e com a Lei da Saúde Animal</w:t>
             </w:r>
           </w:p>
         </w:tc>
@@ -290,7 +290,7 @@
               <w:rPr>
                 <w:sz w:val="18"/>
               </w:rPr>
-              <w:t>Art.º 16.º, n.º 4, e Anexo II</w:t>
+              <w:t>Art.º 16.º, n.º 4, e Anexo II; art.ºs 2.º e 36.º, n.º 3</w:t>
             </w:r>
           </w:p>
         </w:tc>
@@ -308,7 +308,7 @@
               <w:rPr>
                 <w:sz w:val="18"/>
               </w:rPr>
-              <w:t>Fechado</w:t>
+              <w:t>A refazer, em fusão</w:t>
             </w:r>
           </w:p>
         </w:tc>
@@ -346,7 +346,7 @@
               <w:rPr>
                 <w:sz w:val="18"/>
               </w:rPr>
-              <w:t>Animais de companhia na definição de atividade pecuária: a exclusão eliminada</w:t>
+              <w:t>Animais de companhia na definição de atividade pecuária: qual a norma de bem-estar aplicável</w:t>
             </w:r>
           </w:p>
         </w:tc>
@@ -494,80 +494,6 @@
               <w:rPr>
                 <w:sz w:val="18"/>
               </w:rPr>
-              <w:t>Cláusula de articulação com o regime dos animais de companhia e com o Regulamento</w:t>
-            </w:r>
-          </w:p>
-        </w:tc>
-        <w:tc>
-          <w:tcPr>
-            <w:tcW w:type="dxa" w:w="2438"/>
-          </w:tcPr>
-          <w:p>
-            <w:pPr>
-              <w:spacing w:after="40"/>
-              <w:jc w:val="both"/>
-            </w:pPr>
-            <w:r/>
-            <w:r>
-              <w:rPr>
-                <w:sz w:val="18"/>
-              </w:rPr>
-              <w:t>Art.ºs 2.º e 36.º, n.º 3</w:t>
-            </w:r>
-          </w:p>
-        </w:tc>
-        <w:tc>
-          <w:tcPr>
-            <w:tcW w:type="dxa" w:w="1134"/>
-          </w:tcPr>
-          <w:p>
-            <w:pPr>
-              <w:spacing w:after="40"/>
-              <w:jc w:val="both"/>
-            </w:pPr>
-            <w:r/>
-            <w:r>
-              <w:rPr>
-                <w:sz w:val="18"/>
-              </w:rPr>
-              <w:t>Previsto</w:t>
-            </w:r>
-          </w:p>
-        </w:tc>
-      </w:tr>
-      <w:tr>
-        <w:tc>
-          <w:tcPr>
-            <w:tcW w:type="dxa" w:w="567"/>
-          </w:tcPr>
-          <w:p>
-            <w:pPr>
-              <w:spacing w:after="40"/>
-              <w:jc w:val="both"/>
-            </w:pPr>
-            <w:r/>
-            <w:r>
-              <w:rPr>
-                <w:sz w:val="18"/>
-              </w:rPr>
-              <w:t>05</w:t>
-            </w:r>
-          </w:p>
-        </w:tc>
-        <w:tc>
-          <w:tcPr>
-            <w:tcW w:type="dxa" w:w="3515"/>
-          </w:tcPr>
-          <w:p>
-            <w:pPr>
-              <w:spacing w:after="40"/>
-              <w:jc w:val="both"/>
-            </w:pPr>
-            <w:r/>
-            <w:r>
-              <w:rPr>
-                <w:sz w:val="18"/>
-              </w:rPr>
               <w:t>Recolha de animais errantes: delimitação às espécies pecuárias</w:t>
             </w:r>
           </w:p>
@@ -624,7 +550,7 @@
               <w:rPr>
                 <w:sz w:val="18"/>
               </w:rPr>
-              <w:t>06</w:t>
+              <w:t>05</w:t>
             </w:r>
           </w:p>
         </w:tc>
@@ -698,81 +624,7 @@
               <w:rPr>
                 <w:sz w:val="18"/>
               </w:rPr>
-              <w:t>07</w:t>
-            </w:r>
-          </w:p>
-        </w:tc>
-        <w:tc>
-          <w:tcPr>
-            <w:tcW w:type="dxa" w:w="3515"/>
-          </w:tcPr>
-          <w:p>
-            <w:pPr>
-              <w:spacing w:after="40"/>
-              <w:jc w:val="both"/>
-            </w:pPr>
-            <w:r/>
-            <w:r>
-              <w:rPr>
-                <w:sz w:val="18"/>
-              </w:rPr>
-              <w:t>Venda e publicidade em linha</w:t>
-            </w:r>
-          </w:p>
-        </w:tc>
-        <w:tc>
-          <w:tcPr>
-            <w:tcW w:type="dxa" w:w="2438"/>
-          </w:tcPr>
-          <w:p>
-            <w:pPr>
-              <w:spacing w:after="40"/>
-              <w:jc w:val="both"/>
-            </w:pPr>
-            <w:r/>
-            <w:r>
-              <w:rPr>
-                <w:sz w:val="18"/>
-              </w:rPr>
-              <w:t>Art.º 1.º, n.º 4</w:t>
-            </w:r>
-          </w:p>
-        </w:tc>
-        <w:tc>
-          <w:tcPr>
-            <w:tcW w:type="dxa" w:w="1134"/>
-          </w:tcPr>
-          <w:p>
-            <w:pPr>
-              <w:spacing w:after="40"/>
-              <w:jc w:val="both"/>
-            </w:pPr>
-            <w:r/>
-            <w:r>
-              <w:rPr>
-                <w:sz w:val="18"/>
-              </w:rPr>
-              <w:t>Previsto</w:t>
-            </w:r>
-          </w:p>
-        </w:tc>
-      </w:tr>
-      <w:tr>
-        <w:tc>
-          <w:tcPr>
-            <w:tcW w:type="dxa" w:w="567"/>
-          </w:tcPr>
-          <w:p>
-            <w:pPr>
-              <w:spacing w:after="40"/>
-              <w:jc w:val="both"/>
-            </w:pPr>
-            <w:r/>
-            <w:r>
-              <w:rPr>
-                <w:sz w:val="18"/>
-              </w:rPr>
-              <w:t>08</w:t>
+              <w:t>06</w:t>
             </w:r>
           </w:p>
         </w:tc>
@@ -831,154 +683,6 @@
           </w:p>
         </w:tc>
       </w:tr>
-      <w:tr>
-        <w:tc>
-          <w:tcPr>
-            <w:tcW w:type="dxa" w:w="567"/>
-          </w:tcPr>
-          <w:p>
-            <w:pPr>
-              <w:spacing w:after="40"/>
-              <w:jc w:val="both"/>
-            </w:pPr>
-            <w:r/>
-            <w:r>
-              <w:rPr>
-                <w:sz w:val="18"/>
-              </w:rPr>
-              <w:t>09</w:t>
-            </w:r>
-          </w:p>
-        </w:tc>
-        <w:tc>
-          <w:tcPr>
-            <w:tcW w:type="dxa" w:w="3515"/>
-          </w:tcPr>
-          <w:p>
-            <w:pPr>
-              <w:spacing w:after="40"/>
-              <w:jc w:val="both"/>
-            </w:pPr>
-            <w:r/>
-            <w:r>
-              <w:rPr>
-                <w:sz w:val="18"/>
-              </w:rPr>
-              <w:t>SIAC, base de dados setorial e cadastro</w:t>
-            </w:r>
-          </w:p>
-        </w:tc>
-        <w:tc>
-          <w:tcPr>
-            <w:tcW w:type="dxa" w:w="2438"/>
-          </w:tcPr>
-          <w:p>
-            <w:pPr>
-              <w:spacing w:after="40"/>
-              <w:jc w:val="both"/>
-            </w:pPr>
-            <w:r/>
-            <w:r>
-              <w:rPr>
-                <w:sz w:val="18"/>
-              </w:rPr>
-              <w:t>Art.ºs 198.º a 200.º</w:t>
-            </w:r>
-          </w:p>
-        </w:tc>
-        <w:tc>
-          <w:tcPr>
-            <w:tcW w:type="dxa" w:w="1134"/>
-          </w:tcPr>
-          <w:p>
-            <w:pPr>
-              <w:spacing w:after="40"/>
-              <w:jc w:val="both"/>
-            </w:pPr>
-            <w:r/>
-            <w:r>
-              <w:rPr>
-                <w:sz w:val="18"/>
-              </w:rPr>
-              <w:t>Previsto</w:t>
-            </w:r>
-          </w:p>
-        </w:tc>
-      </w:tr>
-      <w:tr>
-        <w:tc>
-          <w:tcPr>
-            <w:tcW w:type="dxa" w:w="567"/>
-          </w:tcPr>
-          <w:p>
-            <w:pPr>
-              <w:spacing w:after="40"/>
-              <w:jc w:val="both"/>
-            </w:pPr>
-            <w:r/>
-            <w:r>
-              <w:rPr>
-                <w:sz w:val="18"/>
-              </w:rPr>
-              <w:t>10</w:t>
-            </w:r>
-          </w:p>
-        </w:tc>
-        <w:tc>
-          <w:tcPr>
-            <w:tcW w:type="dxa" w:w="3515"/>
-          </w:tcPr>
-          <w:p>
-            <w:pPr>
-              <w:spacing w:after="40"/>
-              <w:jc w:val="both"/>
-            </w:pPr>
-            <w:r/>
-            <w:r>
-              <w:rPr>
-                <w:sz w:val="18"/>
-              </w:rPr>
-              <w:t>Lapsos formais com efeito material</w:t>
-            </w:r>
-          </w:p>
-        </w:tc>
-        <w:tc>
-          <w:tcPr>
-            <w:tcW w:type="dxa" w:w="2438"/>
-          </w:tcPr>
-          <w:p>
-            <w:pPr>
-              <w:spacing w:after="40"/>
-              <w:jc w:val="both"/>
-            </w:pPr>
-            <w:r/>
-            <w:r>
-              <w:rPr>
-                <w:sz w:val="18"/>
-              </w:rPr>
-              <w:t>Anexo V; numeração da Secção III</w:t>
-            </w:r>
-          </w:p>
-        </w:tc>
-        <w:tc>
-          <w:tcPr>
-            <w:tcW w:type="dxa" w:w="1134"/>
-          </w:tcPr>
-          <w:p>
-            <w:pPr>
-              <w:spacing w:after="40"/>
-              <w:jc w:val="both"/>
-            </w:pPr>
-            <w:r/>
-            <w:r>
-              <w:rPr>
-                <w:sz w:val="18"/>
-              </w:rPr>
-              <w:t>Previsto</w:t>
-            </w:r>
-          </w:p>
-        </w:tc>
-      </w:tr>
     </w:tbl>
     <w:p>
       <w:pPr>
@@ -996,7 +700,21 @@
           <w:color w:val="555555"/>
           <w:sz w:val="19"/>
         </w:rPr>
-        <w:t>Nota sobre a renumeração: a ordem seguida na primeira análise global, registada no contributo interno de 5 de outubro de 2026, era diferente. O tema que ali figurava como ponto 6, sobre a fronteira entre detenção caseira e animal de companhia, passou a ser o ponto 02 desta série e absorveu aquele. Os restantes desceram uma posição.</w:t>
+        <w:t>Notas sobre a numeração. A ordem da primeira análise global, registada no contributo interno de 5 de outubro de 2026, era diferente: o tema que ali figurava como ponto 6, sobre a fronteira entre detenção caseira e animal de companhia, passou a ser o ponto 02 e absorveu-o.</w:t>
+      </w:r>
+    </w:p>
+    <w:p>
+      <w:pPr>
+        <w:spacing w:after="120"/>
+      </w:pPr>
+      <w:r>
+        <w:rPr>
+          <w:b w:val="0"/>
+          <w:i w:val="0"/>
+          <w:color w:val="555555"/>
+          <w:sz w:val="19"/>
+        </w:rPr>
+        <w:t>Por decisão de 6 de outubro de 2026, a série foi reduzida. O antigo ponto 04, sobre a cláusula de articulação, foi fundido no ponto 01, por tratarem do mesmo problema em normas diferentes e por as correções pedidas serem complementares. Foram eliminados três temas: a venda e publicidade em linha, por o art.º 21.º do Regulamento (UE) 2026/1818 assegurar o essencial e o projeto não o contrariar; o SIAC, a base de dados setorial e o cadastro, por ser matéria de execução e de médio prazo; e os lapsos formais, por não serem matéria desta Direção de Serviços. A análise de cada um permanece neste documento, para o caso de virem a ser retomados.</w:t>
       </w:r>
     </w:p>
     <w:p>
@@ -4437,6 +4155,44 @@
                 <w:sz w:val="18"/>
               </w:rPr>
               <w:t>Alteração</w:t>
+            </w:r>
+          </w:p>
+        </w:tc>
+      </w:tr>
+      <w:tr>
+        <w:tc>
+          <w:tcPr>
+            <w:tcW w:type="dxa" w:w="1361"/>
+          </w:tcPr>
+          <w:p>
+            <w:pPr>
+              <w:spacing w:after="40"/>
+              <w:jc w:val="both"/>
+            </w:pPr>
+            <w:r/>
+            <w:r>
+              <w:rPr>
+                <w:sz w:val="18"/>
+              </w:rPr>
+              <w:t>6.10.2026</w:t>
+            </w:r>
+          </w:p>
+        </w:tc>
+        <w:tc>
+          <w:tcPr>
+            <w:tcW w:type="dxa" w:w="7427"/>
+          </w:tcPr>
+          <w:p>
+            <w:pPr>
+              <w:spacing w:after="40"/>
+              <w:jc w:val="both"/>
+            </w:pPr>
+            <w:r/>
+            <w:r>
+              <w:rPr>
+                <w:sz w:val="18"/>
+              </w:rPr>
+              <w:t>Série reduzida a seis pontos. Fusão do antigo ponto 04 no ponto 01 e eliminação dos temas da venda em linha, do SIAC e cadastro e dos lapsos formais. Renumerados os restantes: os errantes passam a 04, o comércio não sedentário e os leilões a 05 e o acesso de animais de companhia a estabelecimentos a 06.</w:t>
             </w:r>
           </w:p>
         </w:tc>

--- a/DL 405_2026/Fundamentacao_das_Observacoes.docx
+++ b/DL 405_2026/Fundamentacao_das_Observacoes.docx
@@ -456,7 +456,7 @@
               <w:rPr>
                 <w:sz w:val="18"/>
               </w:rPr>
-              <w:t>Fechado</w:t>
+              <w:t>A confirmar</w:t>
             </w:r>
           </w:p>
         </w:tc>
@@ -494,7 +494,7 @@
               <w:rPr>
                 <w:sz w:val="18"/>
               </w:rPr>
-              <w:t>Recolha de animais errantes: delimitação às espécies pecuárias</w:t>
+              <w:t>Recolha de animais errantes: delimitação às espécies pecuárias. É a questão que originou o pedido de pronúncia</w:t>
             </w:r>
           </w:p>
         </w:tc>
@@ -568,80 +568,6 @@
               <w:rPr>
                 <w:sz w:val="18"/>
               </w:rPr>
-              <w:t>Venda em comércio não sedentário, feiras e leilões: falta de articulação</w:t>
-            </w:r>
-          </w:p>
-        </w:tc>
-        <w:tc>
-          <w:tcPr>
-            <w:tcW w:type="dxa" w:w="2438"/>
-          </w:tcPr>
-          <w:p>
-            <w:pPr>
-              <w:spacing w:after="40"/>
-              <w:jc w:val="both"/>
-            </w:pPr>
-            <w:r/>
-            <w:r>
-              <w:rPr>
-                <w:sz w:val="18"/>
-              </w:rPr>
-              <w:t>Art.ºs 133.º, n.º 2, e 153.º, n.º 1</w:t>
-            </w:r>
-          </w:p>
-        </w:tc>
-        <w:tc>
-          <w:tcPr>
-            <w:tcW w:type="dxa" w:w="1134"/>
-          </w:tcPr>
-          <w:p>
-            <w:pPr>
-              <w:spacing w:after="40"/>
-              <w:jc w:val="both"/>
-            </w:pPr>
-            <w:r/>
-            <w:r>
-              <w:rPr>
-                <w:sz w:val="18"/>
-              </w:rPr>
-              <w:t>Previsto</w:t>
-            </w:r>
-          </w:p>
-        </w:tc>
-      </w:tr>
-      <w:tr>
-        <w:tc>
-          <w:tcPr>
-            <w:tcW w:type="dxa" w:w="567"/>
-          </w:tcPr>
-          <w:p>
-            <w:pPr>
-              <w:spacing w:after="40"/>
-              <w:jc w:val="both"/>
-            </w:pPr>
-            <w:r/>
-            <w:r>
-              <w:rPr>
-                <w:sz w:val="18"/>
-              </w:rPr>
-              <w:t>06</w:t>
-            </w:r>
-          </w:p>
-        </w:tc>
-        <w:tc>
-          <w:tcPr>
-            <w:tcW w:type="dxa" w:w="3515"/>
-          </w:tcPr>
-          <w:p>
-            <w:pPr>
-              <w:spacing w:after="40"/>
-              <w:jc w:val="both"/>
-            </w:pPr>
-            <w:r/>
-            <w:r>
-              <w:rPr>
-                <w:sz w:val="18"/>
-              </w:rPr>
               <w:t>Acesso de animais de companhia a estabelecimentos</w:t>
             </w:r>
           </w:p>
@@ -714,7 +640,21 @@
           <w:color w:val="555555"/>
           <w:sz w:val="19"/>
         </w:rPr>
-        <w:t>Por decisão de 6 de outubro de 2026, a série foi reduzida. O antigo ponto 04, sobre a cláusula de articulação, foi fundido no ponto 01, por tratarem do mesmo problema em normas diferentes e por as correções pedidas serem complementares. Foram eliminados três temas: a venda e publicidade em linha, por o art.º 21.º do Regulamento (UE) 2026/1818 assegurar o essencial e o projeto não o contrariar; o SIAC, a base de dados setorial e o cadastro, por ser matéria de execução e de médio prazo; e os lapsos formais, por não serem matéria desta Direção de Serviços. A análise de cada um permanece neste documento, para o caso de virem a ser retomados.</w:t>
+        <w:t>Por decisão de 6 de outubro de 2026, a série foi reduzida a cinco pontos. O antigo ponto 04, sobre a cláusula de articulação, foi fundido no ponto 01, por tratarem do mesmo problema em normas diferentes e por as correções pedidas serem complementares. Foram eliminados três temas: a venda e publicidade em linha, por o art.º 21.º do Regulamento (UE) 2026/1818 assegurar o essencial e o projeto não o contrariar; o SIAC, a base de dados setorial e o cadastro, por ser matéria de execução e de médio prazo; e os lapsos formais, por não serem matéria desta Direção de Serviços. A análise de cada um permanece neste documento, para o caso de virem a ser retomados.</w:t>
+      </w:r>
+    </w:p>
+    <w:p>
+      <w:pPr>
+        <w:spacing w:after="120"/>
+      </w:pPr>
+      <w:r>
+        <w:rPr>
+          <w:b w:val="0"/>
+          <w:i w:val="0"/>
+          <w:color w:val="555555"/>
+          <w:sz w:val="19"/>
+        </w:rPr>
+        <w:t>Na mesma data caiu também o ponto da venda em comércio não sedentário, em feiras e em leilões. A investigação da omissão dos animais vivos no n.º 2 do art.º 133.º concluiu que não há regressão: a norma reproduz literalmente o n.º 2 do art.º 75.º do Decreto-Lei n.º 10/2015 e a proibição tem sede própria, desde 2003, no n.º 6 do art.º 35.º do Decreto-Lei n.º 276/2001. Do tema restam dois resíduos, registados no ponto 5-R: o vazio quanto aos leilões de animais e uma correção que é nossa, no projeto de RGAC.</w:t>
       </w:r>
     </w:p>
     <w:p>
@@ -3767,6 +3707,188 @@
           <w:color w:val="1F3B63"/>
           <w:sz w:val="26"/>
         </w:rPr>
+        <w:t>Ponto 5-R — Resíduos do tema eliminado da venda não sedentária, feiras e leilões</w:t>
+      </w:r>
+    </w:p>
+    <w:p>
+      <w:pPr>
+        <w:spacing w:before="240" w:after="80"/>
+      </w:pPr>
+      <w:r>
+        <w:rPr>
+          <w:b/>
+          <w:color w:val="1F3B63"/>
+          <w:sz w:val="22"/>
+        </w:rPr>
+        <w:t>5R.1. Por que razão o tema caiu</w:t>
+      </w:r>
+    </w:p>
+    <w:p>
+      <w:pPr>
+        <w:spacing w:after="120"/>
+      </w:pPr>
+      <w:r>
+        <w:rPr>
+          <w:b w:val="0"/>
+          <w:i w:val="0"/>
+          <w:sz w:val="21"/>
+        </w:rPr>
+        <w:t>A questão de partida era a omissão dos animais vivos no elenco de proibições do n.º 2 do art.º 133.º do anexo. A investigação concluiu que não houve decisão neste projeto nem regressão face ao regime vigente.</w:t>
+      </w:r>
+    </w:p>
+    <w:p>
+      <w:pPr>
+        <w:pStyle w:val="ListBullet"/>
+        <w:spacing w:after="60"/>
+        <w:jc w:val="both"/>
+      </w:pPr>
+      <w:r>
+        <w:rPr>
+          <w:sz w:val="21"/>
+        </w:rPr>
+        <w:t>No ficheiro não há qualquer eliminação de texto relativa a animais no art.º 133.º, nem comentário ancorado ao artigo. A única alteração registada em todo o artigo é a eliminação da expressão «, na sua redação atual» na al. a) do n.º 2, em nome de Maria João Torres, com data de 1.9.2026.</w:t>
+      </w:r>
+    </w:p>
+    <w:p>
+      <w:pPr>
+        <w:pStyle w:val="ListBullet"/>
+        <w:spacing w:after="60"/>
+        <w:jc w:val="both"/>
+      </w:pPr>
+      <w:r>
+        <w:rPr>
+          <w:sz w:val="21"/>
+        </w:rPr>
+        <w:t>O n.º 2 do art.º 133.º reproduz literalmente o n.º 2 do art.º 75.º do Decreto-Lei n.º 10/2015, de 16 de janeiro: as mesmas sete alíneas, na mesma ordem e com a mesma redação. A omissão é herdada de 2015.</w:t>
+      </w:r>
+    </w:p>
+    <w:p>
+      <w:pPr>
+        <w:pStyle w:val="ListBullet"/>
+        <w:spacing w:after="60"/>
+        <w:jc w:val="both"/>
+      </w:pPr>
+      <w:r>
+        <w:rPr>
+          <w:sz w:val="21"/>
+        </w:rPr>
+        <w:t>Em 2015 a matéria já tinha sede própria. O n.º 6 do art.º 35.º do Decreto-Lei n.º 276/2001, na redação do Decreto-Lei n.º 315/2003, de 17 de dezembro, dispõe que «não é permitida a venda ambulante de animais de companhia», no mesmo artigo que fixa as condições da venda em feiras e mercados.</w:t>
+      </w:r>
+    </w:p>
+    <w:p>
+      <w:pPr>
+        <w:pStyle w:val="ListBullet"/>
+        <w:spacing w:after="60"/>
+        <w:jc w:val="both"/>
+      </w:pPr>
+      <w:r>
+        <w:rPr>
+          <w:sz w:val="21"/>
+        </w:rPr>
+        <w:t>O critério do elenco é coerente: fitofarmacêuticos, medicamentos, aditivos para alimentação animal, armas e explosivos, combustíveis, moedas e notas e veículos são produtos cuja venda fora de estabelecimento envolve risco de segurança ou de saúde pública. O animal não é um produto e o fundamento da proibição é o bem-estar, matéria de outro diploma.</w:t>
+      </w:r>
+    </w:p>
+    <w:p>
+      <w:pPr>
+        <w:spacing w:before="240" w:after="80"/>
+      </w:pPr>
+      <w:r>
+        <w:rPr>
+          <w:b/>
+          <w:color w:val="1F3B63"/>
+          <w:sz w:val="22"/>
+        </w:rPr>
+        <w:t>5R.2. Primeiro resíduo: os leilões</w:t>
+      </w:r>
+    </w:p>
+    <w:p>
+      <w:pPr>
+        <w:spacing w:after="120"/>
+      </w:pPr>
+      <w:r>
+        <w:rPr>
+          <w:b w:val="0"/>
+          <w:i w:val="0"/>
+          <w:sz w:val="21"/>
+        </w:rPr>
+        <w:t>O n.º 1 do art.º 153.º do anexo define a atividade leiloeira como a venda «de bens móveis e imóveis, corpóreos e incorpóreos ou de animais», sujeita a comunicação prévia, com a DGDCCS como entidade coordenadora e sem requisito algum de identificação, registo ou informação ao adquirente. A pesquisa das expressões «leilão» e «leiloeira» no Decreto-Lei n.º 276/2001 não devolve ocorrências: o leilão de animais de companhia não está regulado do lado do bem-estar. A partir de 31 de agosto de 2030 o n.º 3 do art.º 21.º do Regulamento (UE) 2026/1818 obriga quem coloca um cão ou gato no mercado a facultar ao adquirente prova da identificação e do registo, bem como a espécie, o sexo, a data e o país de nascimento e, se for o caso, a raça.</w:t>
+      </w:r>
+    </w:p>
+    <w:p>
+      <w:pPr>
+        <w:spacing w:after="120"/>
+      </w:pPr>
+      <w:r>
+        <w:rPr>
+          <w:b w:val="0"/>
+          <w:i w:val="0"/>
+          <w:sz w:val="21"/>
+        </w:rPr>
+        <w:t>Verificação pendente: se os Decretos-Leis n.ºs 155/2015 e 160/2015, que este projeto revoga e que regulavam a atividade leiloeira e a prestamista, continham disposição sobre animais. Se continham, há regressão; se não, o vazio é antigo e apenas se consolida.</w:t>
+      </w:r>
+    </w:p>
+    <w:p>
+      <w:pPr>
+        <w:spacing w:before="240" w:after="80"/>
+      </w:pPr>
+      <w:r>
+        <w:rPr>
+          <w:b/>
+          <w:color w:val="1F3B63"/>
+          <w:sz w:val="22"/>
+        </w:rPr>
+        <w:t>5R.3. Segundo resíduo: uma correção no nosso próprio texto</w:t>
+      </w:r>
+    </w:p>
+    <w:p>
+      <w:pPr>
+        <w:spacing w:after="120"/>
+      </w:pPr>
+      <w:r>
+        <w:rPr>
+          <w:b w:val="0"/>
+          <w:i w:val="0"/>
+          <w:sz w:val="21"/>
+        </w:rPr>
+        <w:t>O n.º 2 do art.º 11.º do projeto de RGAC vai além da lei vigente, ao proibir a transmissão de animais de companhia «fora dos locais autorizados para o efeito, nomeadamente na via pública ou no âmbito da atividade de comércio a retalho não sedentária, designadamente em feiras, mercados ou de modo ambulante, tal como definida no Decreto-Lei n.º 10/2015, de 16 de janeiro». A proibição é ancorada por remissão a um diploma que este projeto revoga. Se o RGAC for publicado nestes termos, nasce com remissão para norma revogada. É matéria a corrigir no nosso texto, e segue para o memorando de acompanhamento, não para a pronúncia.</w:t>
+      </w:r>
+    </w:p>
+    <w:p>
+      <w:pPr>
+        <w:spacing w:before="240" w:after="80"/>
+      </w:pPr>
+      <w:r>
+        <w:rPr>
+          <w:b/>
+          <w:color w:val="1F3B63"/>
+          <w:sz w:val="22"/>
+        </w:rPr>
+        <w:t>5R.4. Hipótese não confirmada</w:t>
+      </w:r>
+    </w:p>
+    <w:p>
+      <w:pPr>
+        <w:spacing w:after="120"/>
+      </w:pPr>
+      <w:r>
+        <w:rPr>
+          <w:b w:val="0"/>
+          <w:i w:val="0"/>
+          <w:sz w:val="21"/>
+        </w:rPr>
+        <w:t>Antes do Decreto-Lei n.º 10/2015, a venda ambulante regia-se pelo Decreto-Lei n.º 122/79, de 8 de maio, cujo art.º 7.º não enumerava os produtos no corpo da lei, remetendo para lista anexa alterável por despacho. Há indicação de que essa lista, e os regulamentos municipais que nela se apoiavam, abrangiam aves e outros animais de criação. Sendo assim, o elenco de 2015 poderá ter deixado cair a proibição quanto às espécies pecuárias, que o Decreto-Lei n.º 276/2001 não alcança por excluir do seu âmbito «as espécies de pecuária». Não foi possível confirmar: o acesso à fonte foi recusado com erro 403. A confirmar-se, o tema ligar-se-ia ao ponto 02 e justificaria a sua reabertura.</w:t>
+      </w:r>
+    </w:p>
+    <w:p>
+      <w:pPr>
+        <w:spacing w:before="360" w:after="120"/>
+      </w:pPr>
+      <w:r>
+        <w:rPr>
+          <w:b/>
+          <w:color w:val="1F3B63"/>
+          <w:sz w:val="26"/>
+        </w:rPr>
         <w:t>Secção transversal — A Lei da Saúde Animal como pano de fundo</w:t>
       </w:r>
     </w:p>
@@ -4155,6 +4277,44 @@
                 <w:sz w:val="18"/>
               </w:rPr>
               <w:t>Alteração</w:t>
+            </w:r>
+          </w:p>
+        </w:tc>
+      </w:tr>
+      <w:tr>
+        <w:tc>
+          <w:tcPr>
+            <w:tcW w:type="dxa" w:w="1361"/>
+          </w:tcPr>
+          <w:p>
+            <w:pPr>
+              <w:spacing w:after="40"/>
+              <w:jc w:val="both"/>
+            </w:pPr>
+            <w:r/>
+            <w:r>
+              <w:rPr>
+                <w:sz w:val="18"/>
+              </w:rPr>
+              <w:t>6.10.2026</w:t>
+            </w:r>
+          </w:p>
+        </w:tc>
+        <w:tc>
+          <w:tcPr>
+            <w:tcW w:type="dxa" w:w="7427"/>
+          </w:tcPr>
+          <w:p>
+            <w:pPr>
+              <w:spacing w:after="40"/>
+              <w:jc w:val="both"/>
+            </w:pPr>
+            <w:r/>
+            <w:r>
+              <w:rPr>
+                <w:sz w:val="18"/>
+              </w:rPr>
+              <w:t>Eliminado o ponto da venda não sedentária, feiras e leilões, apurado que a omissão dos animais vivos no n.º 2 do artigo 133.º é herdada do artigo 75.º do Decreto-Lei n.º 10/2015 e não constitui regressão. Resíduos registados no ponto 5-R. O acesso de animais de companhia a estabelecimentos passa a ponto 05. O ponto 03 passa a «a confirmar».</w:t>
             </w:r>
           </w:p>
         </w:tc>

--- a/DL 405_2026/Fundamentacao_das_Observacoes.docx
+++ b/DL 405_2026/Fundamentacao_das_Observacoes.docx
@@ -494,7 +494,7 @@
               <w:rPr>
                 <w:sz w:val="18"/>
               </w:rPr>
-              <w:t>Recolha de animais errantes: delimitação às espécies pecuárias. É a questão que originou o pedido de pronúncia</w:t>
+              <w:t>Animais errantes e articulação com os centros de recolha oficial. É a questão que originou o pedido de pronúncia</w:t>
             </w:r>
           </w:p>
         </w:tc>
@@ -530,7 +530,7 @@
               <w:rPr>
                 <w:sz w:val="18"/>
               </w:rPr>
-              <w:t>Previsto</w:t>
+              <w:t>Em preparação</w:t>
             </w:r>
           </w:p>
         </w:tc>
@@ -3707,6 +3707,987 @@
           <w:color w:val="1F3B63"/>
           <w:sz w:val="26"/>
         </w:rPr>
+        <w:t>Ponto 04 — Animais errantes e articulação com os centros de recolha oficial</w:t>
+      </w:r>
+    </w:p>
+    <w:p>
+      <w:pPr>
+        <w:spacing w:before="240" w:after="80"/>
+      </w:pPr>
+      <w:r>
+        <w:rPr>
+          <w:b/>
+          <w:color w:val="1F3B63"/>
+          <w:sz w:val="22"/>
+        </w:rPr>
+        <w:t>4.0. Postura definida para este ponto</w:t>
+      </w:r>
+    </w:p>
+    <w:p>
+      <w:pPr>
+        <w:spacing w:after="120"/>
+      </w:pPr>
+      <w:r>
+        <w:rPr>
+          <w:b w:val="0"/>
+          <w:i/>
+          <w:sz w:val="21"/>
+        </w:rPr>
+        <w:t>Por decisão de 6 de outubro de 2026, a pronúncia neste ponto obedece a três limites.</w:t>
+      </w:r>
+    </w:p>
+    <w:p>
+      <w:pPr>
+        <w:pStyle w:val="ListBullet"/>
+        <w:spacing w:after="60"/>
+        <w:jc w:val="both"/>
+      </w:pPr>
+      <w:r>
+        <w:rPr>
+          <w:sz w:val="21"/>
+        </w:rPr>
+        <w:t>Não se discute a arquitetura do diploma nem a sede da matéria. A construção do projeto não é desta Direção de Serviços e as razões da inclusão do artigo são de quem o redigiu. A análise da sede, registada no ponto 4.3, serve apenas para compreender o raciocínio e sustentar posição, não para ser invocada.</w:t>
+      </w:r>
+    </w:p>
+    <w:p>
+      <w:pPr>
+        <w:pStyle w:val="ListBullet"/>
+        <w:spacing w:after="60"/>
+        <w:jc w:val="both"/>
+      </w:pPr>
+      <w:r>
+        <w:rPr>
+          <w:sz w:val="21"/>
+        </w:rPr>
+        <w:t>Não se faz crítica de técnica legislativa. Os lapsos de remissão e a numeração ficam registados no ponto 4.6 e são matéria dos juristas.</w:t>
+      </w:r>
+    </w:p>
+    <w:p>
+      <w:pPr>
+        <w:pStyle w:val="ListBullet"/>
+        <w:spacing w:after="60"/>
+        <w:jc w:val="both"/>
+      </w:pPr>
+      <w:r>
+        <w:rPr>
+          <w:sz w:val="21"/>
+        </w:rPr>
+        <w:t>O contributo é o que esta divisão tem a oferecer: o conhecimento dos centros de recolha oficial, a solução do recinto multiespécie e a experiência dos apoios públicos. A perspetiva é pró-animal; o registo é de imparcialidade técnica.</w:t>
+      </w:r>
+    </w:p>
+    <w:p>
+      <w:pPr>
+        <w:spacing w:before="240" w:after="80"/>
+      </w:pPr>
+      <w:r>
+        <w:rPr>
+          <w:b/>
+          <w:color w:val="1F3B63"/>
+          <w:sz w:val="22"/>
+        </w:rPr>
+        <w:t>4.1. O regime vigente dos centros de recolha oficial</w:t>
+      </w:r>
+    </w:p>
+    <w:p>
+      <w:pPr>
+        <w:spacing w:after="120"/>
+      </w:pPr>
+      <w:r>
+        <w:rPr>
+          <w:b w:val="0"/>
+          <w:i w:val="0"/>
+          <w:sz w:val="21"/>
+        </w:rPr>
+        <w:t>O centro de recolha oficial é, juridicamente, um alojamento de animais de companhia. A al. t) do n.º 1 do art.º 2.º do Decreto-Lei n.º 276/2001 define «centro de recolha» como «qualquer alojamento oficial onde um animal é hospedado por um período determinado pela autoridade competente, nomeadamente os canis e os gatis municipais», e a al. a) do n.º 1 do art.º 3.º do mesmo diploma inclui expressamente os centros de recolha entre as atividades dependentes de mera comunicação prévia à DGAV. É, por isso, um estabelecimento registado na DGAV, com médico-veterinário responsável e sujeito às normas do seu Capítulo III.</w:t>
+      </w:r>
+    </w:p>
+    <w:p>
+      <w:pPr>
+        <w:spacing w:after="120"/>
+      </w:pPr>
+      <w:r>
+        <w:rPr>
+          <w:b w:val="0"/>
+          <w:i w:val="0"/>
+          <w:sz w:val="21"/>
+        </w:rPr>
+        <w:t>A obrigação de o manter está no art.º 11.º do Decreto-Lei n.º 314/2003: as câmaras municipais, isoladamente ou em associação, «são obrigadas a possuir e manter instalações destinadas a canis e gatis, de acordo com as necessidades da zona», com pelo menos duas celas semicirculares para isolamento e quarentena de suspeitos de raiva, podendo celebrar protocolos com municípios vizinhos, e com a direção a cargo do médico-veterinário municipal. A rede resulta do n.º 4 do art.º 2.º da Lei n.º 27/2016.</w:t>
+      </w:r>
+    </w:p>
+    <w:p>
+      <w:pPr>
+        <w:spacing w:before="240" w:after="80"/>
+      </w:pPr>
+      <w:r>
+        <w:rPr>
+          <w:b/>
+          <w:color w:val="1F3B63"/>
+          <w:sz w:val="22"/>
+        </w:rPr>
+        <w:t>4.2. Funções e prazos</w:t>
+      </w:r>
+    </w:p>
+    <w:tbl>
+      <w:tblPr>
+        <w:tblStyle w:val="TableGrid"/>
+        <w:tblW w:type="auto" w:w="0"/>
+        <w:jc w:val="center"/>
+        <w:tblLook w:firstColumn="1" w:firstRow="1" w:lastColumn="0" w:lastRow="0" w:noHBand="0" w:noVBand="1" w:val="04A0"/>
+      </w:tblPr>
+      <w:tblGrid>
+        <w:gridCol w:w="3135"/>
+        <w:gridCol w:w="3135"/>
+        <w:gridCol w:w="3135"/>
+      </w:tblGrid>
+      <w:tr>
+        <w:tc>
+          <w:tcPr>
+            <w:tcW w:type="dxa" w:w="1928"/>
+          </w:tcPr>
+          <w:p>
+            <w:pPr>
+              <w:spacing w:after="40"/>
+            </w:pPr>
+            <w:r/>
+            <w:r>
+              <w:rPr>
+                <w:b/>
+                <w:color w:val="1F3B63"/>
+                <w:sz w:val="18"/>
+              </w:rPr>
+              <w:t>Função</w:t>
+            </w:r>
+          </w:p>
+        </w:tc>
+        <w:tc>
+          <w:tcPr>
+            <w:tcW w:type="dxa" w:w="2835"/>
+          </w:tcPr>
+          <w:p>
+            <w:pPr>
+              <w:spacing w:after="40"/>
+            </w:pPr>
+            <w:r/>
+            <w:r>
+              <w:rPr>
+                <w:b/>
+                <w:color w:val="1F3B63"/>
+                <w:sz w:val="18"/>
+              </w:rPr>
+              <w:t>Norma</w:t>
+            </w:r>
+          </w:p>
+        </w:tc>
+        <w:tc>
+          <w:tcPr>
+            <w:tcW w:type="dxa" w:w="4025"/>
+          </w:tcPr>
+          <w:p>
+            <w:pPr>
+              <w:spacing w:after="40"/>
+            </w:pPr>
+            <w:r/>
+            <w:r>
+              <w:rPr>
+                <w:b/>
+                <w:color w:val="1F3B63"/>
+                <w:sz w:val="18"/>
+              </w:rPr>
+              <w:t>Elemento relevante</w:t>
+            </w:r>
+          </w:p>
+        </w:tc>
+      </w:tr>
+      <w:tr>
+        <w:tc>
+          <w:tcPr>
+            <w:tcW w:type="dxa" w:w="1928"/>
+          </w:tcPr>
+          <w:p>
+            <w:pPr>
+              <w:spacing w:after="40"/>
+              <w:jc w:val="both"/>
+            </w:pPr>
+            <w:r/>
+            <w:r>
+              <w:rPr>
+                <w:sz w:val="18"/>
+              </w:rPr>
+              <w:t>Captura e recolha</w:t>
+            </w:r>
+          </w:p>
+        </w:tc>
+        <w:tc>
+          <w:tcPr>
+            <w:tcW w:type="dxa" w:w="2835"/>
+          </w:tcPr>
+          <w:p>
+            <w:pPr>
+              <w:spacing w:after="40"/>
+              <w:jc w:val="both"/>
+            </w:pPr>
+            <w:r/>
+            <w:r>
+              <w:rPr>
+                <w:sz w:val="18"/>
+              </w:rPr>
+              <w:t>Art.º 19.º do DL 276/2001 e art.º 8.º do DL 314/2003</w:t>
+            </w:r>
+          </w:p>
+        </w:tc>
+        <w:tc>
+          <w:tcPr>
+            <w:tcW w:type="dxa" w:w="4025"/>
+          </w:tcPr>
+          <w:p>
+            <w:pPr>
+              <w:spacing w:after="40"/>
+              <w:jc w:val="both"/>
+            </w:pPr>
+            <w:r/>
+            <w:r>
+              <w:rPr>
+                <w:sz w:val="18"/>
+              </w:rPr>
+              <w:t>Competência das câmaras municipais; os animais são recolhidos ao canil ou gatil municipal</w:t>
+            </w:r>
+          </w:p>
+        </w:tc>
+      </w:tr>
+      <w:tr>
+        <w:tc>
+          <w:tcPr>
+            <w:tcW w:type="dxa" w:w="1928"/>
+          </w:tcPr>
+          <w:p>
+            <w:pPr>
+              <w:spacing w:after="40"/>
+              <w:jc w:val="both"/>
+            </w:pPr>
+            <w:r/>
+            <w:r>
+              <w:rPr>
+                <w:sz w:val="18"/>
+              </w:rPr>
+              <w:t>Exame clínico e destino</w:t>
+            </w:r>
+          </w:p>
+        </w:tc>
+        <w:tc>
+          <w:tcPr>
+            <w:tcW w:type="dxa" w:w="2835"/>
+          </w:tcPr>
+          <w:p>
+            <w:pPr>
+              <w:spacing w:after="40"/>
+              <w:jc w:val="both"/>
+            </w:pPr>
+            <w:r/>
+            <w:r>
+              <w:rPr>
+                <w:sz w:val="18"/>
+              </w:rPr>
+              <w:t>Art.º 9.º, n.º 1, do DL 314/2003</w:t>
+            </w:r>
+          </w:p>
+        </w:tc>
+        <w:tc>
+          <w:tcPr>
+            <w:tcW w:type="dxa" w:w="4025"/>
+          </w:tcPr>
+          <w:p>
+            <w:pPr>
+              <w:spacing w:after="40"/>
+              <w:jc w:val="both"/>
+            </w:pPr>
+            <w:r/>
+            <w:r>
+              <w:rPr>
+                <w:sz w:val="18"/>
+              </w:rPr>
+              <w:t>Exame pelo médico-veterinário municipal, que decide o destino; permanência mínima de oito dias</w:t>
+            </w:r>
+          </w:p>
+        </w:tc>
+      </w:tr>
+      <w:tr>
+        <w:tc>
+          <w:tcPr>
+            <w:tcW w:type="dxa" w:w="1928"/>
+          </w:tcPr>
+          <w:p>
+            <w:pPr>
+              <w:spacing w:after="40"/>
+              <w:jc w:val="both"/>
+            </w:pPr>
+            <w:r/>
+            <w:r>
+              <w:rPr>
+                <w:sz w:val="18"/>
+              </w:rPr>
+              <w:t>Presunção de abandono</w:t>
+            </w:r>
+          </w:p>
+        </w:tc>
+        <w:tc>
+          <w:tcPr>
+            <w:tcW w:type="dxa" w:w="2835"/>
+          </w:tcPr>
+          <w:p>
+            <w:pPr>
+              <w:spacing w:after="40"/>
+              <w:jc w:val="both"/>
+            </w:pPr>
+            <w:r/>
+            <w:r>
+              <w:rPr>
+                <w:sz w:val="18"/>
+              </w:rPr>
+              <w:t>Art.º 3.º, n.º 1, da Lei n.º 27/2016</w:t>
+            </w:r>
+          </w:p>
+        </w:tc>
+        <w:tc>
+          <w:tcPr>
+            <w:tcW w:type="dxa" w:w="4025"/>
+          </w:tcPr>
+          <w:p>
+            <w:pPr>
+              <w:spacing w:after="40"/>
+              <w:jc w:val="both"/>
+            </w:pPr>
+            <w:r/>
+            <w:r>
+              <w:rPr>
+                <w:sz w:val="18"/>
+              </w:rPr>
+              <w:t>Decorridos quinze dias sobre a recolha sem reclamação, presumem-se abandonados e são obrigatoriamente esterilizados e encaminhados para adoção</w:t>
+            </w:r>
+          </w:p>
+        </w:tc>
+      </w:tr>
+      <w:tr>
+        <w:tc>
+          <w:tcPr>
+            <w:tcW w:type="dxa" w:w="1928"/>
+          </w:tcPr>
+          <w:p>
+            <w:pPr>
+              <w:spacing w:after="40"/>
+              <w:jc w:val="both"/>
+            </w:pPr>
+            <w:r/>
+            <w:r>
+              <w:rPr>
+                <w:sz w:val="18"/>
+              </w:rPr>
+              <w:t>Esterilização e CED</w:t>
+            </w:r>
+          </w:p>
+        </w:tc>
+        <w:tc>
+          <w:tcPr>
+            <w:tcW w:type="dxa" w:w="2835"/>
+          </w:tcPr>
+          <w:p>
+            <w:pPr>
+              <w:spacing w:after="40"/>
+              <w:jc w:val="both"/>
+            </w:pPr>
+            <w:r/>
+            <w:r>
+              <w:rPr>
+                <w:sz w:val="18"/>
+              </w:rPr>
+              <w:t>Art.º 4.º da Lei n.º 27/2016 e Portaria n.º 146/2017</w:t>
+            </w:r>
+          </w:p>
+        </w:tc>
+        <w:tc>
+          <w:tcPr>
+            <w:tcW w:type="dxa" w:w="4025"/>
+          </w:tcPr>
+          <w:p>
+            <w:pPr>
+              <w:spacing w:after="40"/>
+              <w:jc w:val="both"/>
+            </w:pPr>
+            <w:r/>
+            <w:r>
+              <w:rPr>
+                <w:sz w:val="18"/>
+              </w:rPr>
+              <w:t>Captura, vacinação e esterilização de errantes e execução dos programas de captura, esterilização e devolução</w:t>
+            </w:r>
+          </w:p>
+        </w:tc>
+      </w:tr>
+      <w:tr>
+        <w:tc>
+          <w:tcPr>
+            <w:tcW w:type="dxa" w:w="1928"/>
+          </w:tcPr>
+          <w:p>
+            <w:pPr>
+              <w:spacing w:after="40"/>
+              <w:jc w:val="both"/>
+            </w:pPr>
+            <w:r/>
+            <w:r>
+              <w:rPr>
+                <w:sz w:val="18"/>
+              </w:rPr>
+              <w:t>Despesas</w:t>
+            </w:r>
+          </w:p>
+        </w:tc>
+        <w:tc>
+          <w:tcPr>
+            <w:tcW w:type="dxa" w:w="2835"/>
+          </w:tcPr>
+          <w:p>
+            <w:pPr>
+              <w:spacing w:after="40"/>
+              <w:jc w:val="both"/>
+            </w:pPr>
+            <w:r/>
+            <w:r>
+              <w:rPr>
+                <w:sz w:val="18"/>
+              </w:rPr>
+              <w:t>Art.º 9.º, n.º 2, do DL 314/2003</w:t>
+            </w:r>
+          </w:p>
+        </w:tc>
+        <w:tc>
+          <w:tcPr>
+            <w:tcW w:type="dxa" w:w="4025"/>
+          </w:tcPr>
+          <w:p>
+            <w:pPr>
+              <w:spacing w:after="40"/>
+              <w:jc w:val="both"/>
+            </w:pPr>
+            <w:r/>
+            <w:r>
+              <w:rPr>
+                <w:sz w:val="18"/>
+              </w:rPr>
+              <w:t>Alimentação e alojamento a cargo do detentor</w:t>
+            </w:r>
+          </w:p>
+        </w:tc>
+      </w:tr>
+      <w:tr>
+        <w:tc>
+          <w:tcPr>
+            <w:tcW w:type="dxa" w:w="1928"/>
+          </w:tcPr>
+          <w:p>
+            <w:pPr>
+              <w:spacing w:after="40"/>
+              <w:jc w:val="both"/>
+            </w:pPr>
+            <w:r/>
+            <w:r>
+              <w:rPr>
+                <w:sz w:val="18"/>
+              </w:rPr>
+              <w:t>Cadáveres</w:t>
+            </w:r>
+          </w:p>
+        </w:tc>
+        <w:tc>
+          <w:tcPr>
+            <w:tcW w:type="dxa" w:w="2835"/>
+          </w:tcPr>
+          <w:p>
+            <w:pPr>
+              <w:spacing w:after="40"/>
+              <w:jc w:val="both"/>
+            </w:pPr>
+            <w:r/>
+            <w:r>
+              <w:rPr>
+                <w:sz w:val="18"/>
+              </w:rPr>
+              <w:t>Art.º 12.º do DL 314/2003</w:t>
+            </w:r>
+          </w:p>
+        </w:tc>
+        <w:tc>
+          <w:tcPr>
+            <w:tcW w:type="dxa" w:w="4025"/>
+          </w:tcPr>
+          <w:p>
+            <w:pPr>
+              <w:spacing w:after="40"/>
+              <w:jc w:val="both"/>
+            </w:pPr>
+            <w:r/>
+            <w:r>
+              <w:rPr>
+                <w:sz w:val="18"/>
+              </w:rPr>
+              <w:t>Destruição assegurada pelas câmaras municipais</w:t>
+            </w:r>
+          </w:p>
+        </w:tc>
+      </w:tr>
+      <w:tr>
+        <w:tc>
+          <w:tcPr>
+            <w:tcW w:type="dxa" w:w="1928"/>
+          </w:tcPr>
+          <w:p>
+            <w:pPr>
+              <w:spacing w:after="40"/>
+              <w:jc w:val="both"/>
+            </w:pPr>
+            <w:r/>
+            <w:r>
+              <w:rPr>
+                <w:sz w:val="18"/>
+              </w:rPr>
+              <w:t>Relato</w:t>
+            </w:r>
+          </w:p>
+        </w:tc>
+        <w:tc>
+          <w:tcPr>
+            <w:tcW w:type="dxa" w:w="2835"/>
+          </w:tcPr>
+          <w:p>
+            <w:pPr>
+              <w:spacing w:after="40"/>
+              <w:jc w:val="both"/>
+            </w:pPr>
+            <w:r/>
+            <w:r>
+              <w:rPr>
+                <w:sz w:val="18"/>
+              </w:rPr>
+              <w:t>Art.º 3.º, n.ºs 9 e 10, da Lei n.º 27/2016</w:t>
+            </w:r>
+          </w:p>
+        </w:tc>
+        <w:tc>
+          <w:tcPr>
+            <w:tcW w:type="dxa" w:w="4025"/>
+          </w:tcPr>
+          <w:p>
+            <w:pPr>
+              <w:spacing w:after="40"/>
+              <w:jc w:val="both"/>
+            </w:pPr>
+            <w:r/>
+            <w:r>
+              <w:rPr>
+                <w:sz w:val="18"/>
+              </w:rPr>
+              <w:t>Relatório de gestão anual publicitado no primeiro mês do ano; relatório nacional da DGAV até ao fim do primeiro trimestre</w:t>
+            </w:r>
+          </w:p>
+        </w:tc>
+      </w:tr>
+      <w:tr>
+        <w:tc>
+          <w:tcPr>
+            <w:tcW w:type="dxa" w:w="1928"/>
+          </w:tcPr>
+          <w:p>
+            <w:pPr>
+              <w:spacing w:after="40"/>
+              <w:jc w:val="both"/>
+            </w:pPr>
+            <w:r/>
+            <w:r>
+              <w:rPr>
+                <w:sz w:val="18"/>
+              </w:rPr>
+              <w:t>Prazo do projeto</w:t>
+            </w:r>
+          </w:p>
+        </w:tc>
+        <w:tc>
+          <w:tcPr>
+            <w:tcW w:type="dxa" w:w="2835"/>
+          </w:tcPr>
+          <w:p>
+            <w:pPr>
+              <w:spacing w:after="40"/>
+              <w:jc w:val="both"/>
+            </w:pPr>
+            <w:r/>
+            <w:r>
+              <w:rPr>
+                <w:sz w:val="18"/>
+              </w:rPr>
+              <w:t>Art.º 59.º, n.º 3, do anexo</w:t>
+            </w:r>
+          </w:p>
+        </w:tc>
+        <w:tc>
+          <w:tcPr>
+            <w:tcW w:type="dxa" w:w="4025"/>
+          </w:tcPr>
+          <w:p>
+            <w:pPr>
+              <w:spacing w:after="40"/>
+              <w:jc w:val="both"/>
+            </w:pPr>
+            <w:r/>
+            <w:r>
+              <w:rPr>
+                <w:sz w:val="18"/>
+              </w:rPr>
+              <w:t>Cinco dias úteis para a recolha pelo detentor</w:t>
+            </w:r>
+          </w:p>
+        </w:tc>
+      </w:tr>
+    </w:tbl>
+    <w:p>
+      <w:pPr>
+        <w:spacing w:after="80"/>
+      </w:pPr>
+    </w:p>
+    <w:p>
+      <w:pPr>
+        <w:spacing w:after="120"/>
+      </w:pPr>
+      <w:r>
+        <w:rPr>
+          <w:b w:val="0"/>
+          <w:i w:val="0"/>
+          <w:sz w:val="21"/>
+        </w:rPr>
+        <w:t>Os prazos são, portanto, quatro e não coincidem: oito dias de permanência mínima, quinze dias para a presunção de abandono, dez dias no mínimo proposto pelo projeto de RGAC e cinco dias úteis no artigo do projeto em análise.</w:t>
+      </w:r>
+    </w:p>
+    <w:p>
+      <w:pPr>
+        <w:spacing w:before="240" w:after="80"/>
+      </w:pPr>
+      <w:r>
+        <w:rPr>
+          <w:b/>
+          <w:color w:val="1F3B63"/>
+          <w:sz w:val="22"/>
+        </w:rPr>
+        <w:t>4.3. A sede da matéria (registo interno, não invocar)</w:t>
+      </w:r>
+    </w:p>
+    <w:p>
+      <w:pPr>
+        <w:spacing w:after="120"/>
+      </w:pPr>
+      <w:r>
+        <w:rPr>
+          <w:b w:val="0"/>
+          <w:i w:val="0"/>
+          <w:sz w:val="21"/>
+        </w:rPr>
+        <w:t>Elemento de compreensão, não de pronúncia. O artigo está no Título II, «Requisitos de exercício», Capítulo II, «Requisitos especiais de exercício», Secção III, «Atividade pecuária», Subsecção IV, «Medidas Administrativas», entre o artigo das medidas administrativas e o das sanções acessórias. Foi aí colocado como medida de polícia do licenciamento pecuário: o animal errante é sintoma de incumprimento do dever de contenção, que é condição de exercício pela al. j) do n.º 1 do art.º 54.º, e o n.º 4 do art.º 59.º condiciona a devolução à verificação de que a exploração dispõe de condições que previnam nova fuga.</w:t>
+      </w:r>
+    </w:p>
+    <w:p>
+      <w:pPr>
+        <w:spacing w:after="120"/>
+      </w:pPr>
+      <w:r>
+        <w:rPr>
+          <w:b w:val="0"/>
+          <w:i w:val="0"/>
+          <w:sz w:val="21"/>
+        </w:rPr>
+        <w:t>O artigo foi inserido por inteiro em 23 de setembro de 2026, em nome de «Utilizador Convidado», no conjunto de cerca de noventa inserções dessa data, na véspera da reunião de 24 de setembro. O seu próprio autor deixou-lhe um comentário ancorado ao n.º 1: «Qual é a entidade competente?».</w:t>
+      </w:r>
+    </w:p>
+    <w:p>
+      <w:pPr>
+        <w:spacing w:before="240" w:after="80"/>
+      </w:pPr>
+      <w:r>
+        <w:rPr>
+          <w:b/>
+          <w:color w:val="1F3B63"/>
+          <w:sz w:val="22"/>
+        </w:rPr>
+        <w:t>4.4. Onde o projeto toca os centros de recolha oficial</w:t>
+      </w:r>
+    </w:p>
+    <w:p>
+      <w:pPr>
+        <w:pStyle w:val="ListBullet"/>
+        <w:spacing w:after="60"/>
+        <w:jc w:val="both"/>
+      </w:pPr>
+      <w:r>
+        <w:rPr>
+          <w:sz w:val="21"/>
+        </w:rPr>
+        <w:t>Pela omissão. O art.º 59.º não identifica instalação alguma, mas refere despesas de «alojamento» no n.º 3 e atribui ao município a determinação do destino no n.º 5. O município dispõe de uma única instalação de alojamento de animais, que é o centro de recolha oficial.</w:t>
+      </w:r>
+    </w:p>
+    <w:p>
+      <w:pPr>
+        <w:pStyle w:val="ListBullet"/>
+        <w:spacing w:after="60"/>
+        <w:jc w:val="both"/>
+      </w:pPr>
+      <w:r>
+        <w:rPr>
+          <w:sz w:val="21"/>
+        </w:rPr>
+        <w:t>Pela terminologia. A subal. i) da al. c) do art.º 48.º define «Centro de Agrupamento» como «os locais, como centros de recolha, feiras e mercados […] onde são agrupados animais provenientes de diferentes explorações». A expressão «centros de recolha» é a mesma que o Decreto-Lei n.º 276/2001 usa para o canil e o gatil municipais. A definição é herdada do art.º 2.º do Decreto-Lei n.º 81/2013, pelo que a coincidência não é nova; novo é o contacto, porque nada mandava, até agora, animais pecuários para a mão do município. Na pronúncia, basta a nota de que não são a mesma realidade.</w:t>
+      </w:r>
+    </w:p>
+    <w:p>
+      <w:pPr>
+        <w:pStyle w:val="ListBullet"/>
+        <w:spacing w:after="60"/>
+        <w:jc w:val="both"/>
+      </w:pPr>
+      <w:r>
+        <w:rPr>
+          <w:sz w:val="21"/>
+        </w:rPr>
+        <w:t>Pela capacidade e pelos meios. A Lei n.º 27/2016 afetou aos centros de recolha oficial uma missão determinada, e é sobre ela que se construíram os apoios públicos. Uma função adicional sem meios, com o encargo a recair no município sempre que o detentor não seja identificado, que é a regra no gado deambulante, compromete a missão existente.</w:t>
+      </w:r>
+    </w:p>
+    <w:p>
+      <w:pPr>
+        <w:spacing w:before="240" w:after="80"/>
+      </w:pPr>
+      <w:r>
+        <w:rPr>
+          <w:b/>
+          <w:color w:val="1F3B63"/>
+          <w:sz w:val="22"/>
+        </w:rPr>
+        <w:t>4.5. A solução já existe e está financiada</w:t>
+      </w:r>
+    </w:p>
+    <w:p>
+      <w:pPr>
+        <w:spacing w:after="120"/>
+      </w:pPr>
+      <w:r>
+        <w:rPr>
+          <w:b w:val="0"/>
+          <w:i w:val="0"/>
+          <w:sz w:val="21"/>
+        </w:rPr>
+        <w:t>Este é o contributo central. O projeto de RGAC prevê que os centros de recolha possam dispor de, pelo menos, um recinto multiespécie adequado a espécies pecuárias, cumprindo a legislação específica. E os Avisos de financiamento para construção e modernização de centros de recolha oficial fixaram a sala multiespécie como requisito mínimo de construção. Não é, por isso, necessário conceber solução nova: basta remeter para a que a administração já desenhou e financiou.</w:t>
+      </w:r>
+    </w:p>
+    <w:p>
+      <w:pPr>
+        <w:spacing w:after="120"/>
+      </w:pPr>
+      <w:r>
+        <w:rPr>
+          <w:b w:val="0"/>
+          <w:i w:val="0"/>
+          <w:color w:val="555555"/>
+          <w:sz w:val="19"/>
+        </w:rPr>
+        <w:t>Verificação pendente, e é a mais importante deste ponto: obter o texto dos Avisos, com número, ano e redação exata do requisito, para que a afirmação anterior seja citável. A referência foi transmitida oralmente e não consta dos ficheiros do repositório.</w:t>
+      </w:r>
+    </w:p>
+    <w:p>
+      <w:pPr>
+        <w:spacing w:before="240" w:after="80"/>
+      </w:pPr>
+      <w:r>
+        <w:rPr>
+          <w:b/>
+          <w:color w:val="1F3B63"/>
+          <w:sz w:val="22"/>
+        </w:rPr>
+        <w:t>4.6. Lapsos formais (registo interno, matéria dos juristas)</w:t>
+      </w:r>
+    </w:p>
+    <w:p>
+      <w:pPr>
+        <w:pStyle w:val="ListBullet"/>
+        <w:spacing w:after="60"/>
+        <w:jc w:val="both"/>
+      </w:pPr>
+      <w:r>
+        <w:rPr>
+          <w:sz w:val="21"/>
+        </w:rPr>
+        <w:t>O n.º 5 do art.º 59.º refere o prazo «referido no número anterior», mas o prazo está no n.º 3 e o n.º 4 não fixa prazo algum.</w:t>
+      </w:r>
+    </w:p>
+    <w:p>
+      <w:pPr>
+        <w:pStyle w:val="ListBullet"/>
+        <w:spacing w:after="60"/>
+        <w:jc w:val="both"/>
+      </w:pPr>
+      <w:r>
+        <w:rPr>
+          <w:sz w:val="21"/>
+        </w:rPr>
+        <w:t>O n.º 6 refere as despesas «previstas no número anterior», mas as despesas estão no n.º 3 e não no n.º 5.</w:t>
+      </w:r>
+    </w:p>
+    <w:p>
+      <w:pPr>
+        <w:pStyle w:val="ListBullet"/>
+        <w:spacing w:after="60"/>
+        <w:jc w:val="both"/>
+      </w:pPr>
+      <w:r>
+        <w:rPr>
+          <w:sz w:val="21"/>
+        </w:rPr>
+        <w:t>O n.º 6 escreve «quando identificada» onde deveria ler-se «quando identificado».</w:t>
+      </w:r>
+    </w:p>
+    <w:p>
+      <w:pPr>
+        <w:spacing w:before="240" w:after="80"/>
+      </w:pPr>
+      <w:r>
+        <w:rPr>
+          <w:b/>
+          <w:color w:val="1F3B63"/>
+          <w:sz w:val="22"/>
+        </w:rPr>
+        <w:t>4.7. Fontes do ponto 04</w:t>
+      </w:r>
+    </w:p>
+    <w:p>
+      <w:pPr>
+        <w:pStyle w:val="ListBullet"/>
+        <w:spacing w:after="60"/>
+        <w:jc w:val="both"/>
+      </w:pPr>
+      <w:r>
+        <w:rPr>
+          <w:sz w:val="21"/>
+        </w:rPr>
+        <w:t>Projeto: art.ºs 48.º, al. c), 54.º, 55.º, 57.º, 58.º e 59.º do anexo; estrutura do Título II; ficha de avaliação legislativa, quadro das audições obrigatórias.</w:t>
+      </w:r>
+    </w:p>
+    <w:p>
+      <w:pPr>
+        <w:pStyle w:val="ListBullet"/>
+        <w:spacing w:after="60"/>
+        <w:jc w:val="both"/>
+      </w:pPr>
+      <w:r>
+        <w:rPr>
+          <w:sz w:val="21"/>
+        </w:rPr>
+        <w:t>Decreto-Lei n.º 276/2001 — art.ºs 2.º, n.º 1, als. c) e t), 3.º, n.º 1, al. a), e 19.º.</w:t>
+      </w:r>
+    </w:p>
+    <w:p>
+      <w:pPr>
+        <w:pStyle w:val="ListBullet"/>
+        <w:spacing w:after="60"/>
+        <w:jc w:val="both"/>
+      </w:pPr>
+      <w:r>
+        <w:rPr>
+          <w:sz w:val="21"/>
+        </w:rPr>
+        <w:t>Decreto-Lei n.º 314/2003 — art.ºs 2.º, al. n), 8.º, 9.º, 10.º, 11.º e 12.º.</w:t>
+      </w:r>
+    </w:p>
+    <w:p>
+      <w:pPr>
+        <w:pStyle w:val="ListBullet"/>
+        <w:spacing w:after="60"/>
+        <w:jc w:val="both"/>
+      </w:pPr>
+      <w:r>
+        <w:rPr>
+          <w:sz w:val="21"/>
+        </w:rPr>
+        <w:t>Lei n.º 27/2016 — art.ºs 1.º a 5.º, em especial o n.º 1 do art.º 3.º e os n.ºs 9 e 10 do mesmo artigo.</w:t>
+      </w:r>
+    </w:p>
+    <w:p>
+      <w:pPr>
+        <w:pStyle w:val="ListBullet"/>
+        <w:spacing w:after="60"/>
+        <w:jc w:val="both"/>
+      </w:pPr>
+      <w:r>
+        <w:rPr>
+          <w:sz w:val="21"/>
+        </w:rPr>
+        <w:t>Portaria n.º 146/2017 — normas técnicas dos programas de captura, esterilização e devolução.</w:t>
+      </w:r>
+    </w:p>
+    <w:p>
+      <w:pPr>
+        <w:pStyle w:val="ListBullet"/>
+        <w:spacing w:after="60"/>
+        <w:jc w:val="both"/>
+      </w:pPr>
+      <w:r>
+        <w:rPr>
+          <w:sz w:val="21"/>
+        </w:rPr>
+        <w:t>Código Civil, art.º 1323.º, na redação da Lei n.º 8/2017 — regime do animal achado, aplicável a qualquer espécie.</w:t>
+      </w:r>
+    </w:p>
+    <w:p>
+      <w:pPr>
+        <w:pStyle w:val="ListBullet"/>
+        <w:spacing w:after="60"/>
+        <w:jc w:val="both"/>
+      </w:pPr>
+      <w:r>
+        <w:rPr>
+          <w:sz w:val="21"/>
+        </w:rPr>
+        <w:t>Código da Estrada, art.º 92.º — condução de animais na via pública. A norma que sanciona o proprietário que deixe o animal vaguear não foi confirmada quanto ao número do artigo.</w:t>
+      </w:r>
+    </w:p>
+    <w:p>
+      <w:pPr>
+        <w:pStyle w:val="ListBullet"/>
+        <w:spacing w:after="60"/>
+        <w:jc w:val="both"/>
+      </w:pPr>
+      <w:r>
+        <w:rPr>
+          <w:sz w:val="21"/>
+        </w:rPr>
+        <w:t>Portaria n.º 1112/2009 — Rede Nacional de Centros de Recuperação de Fauna, coordenada pelo ICNF em articulação com a DGAV, para animais selvagens.</w:t>
+      </w:r>
+    </w:p>
+    <w:p>
+      <w:pPr>
+        <w:pStyle w:val="ListBullet"/>
+        <w:spacing w:after="60"/>
+        <w:jc w:val="both"/>
+      </w:pPr>
+      <w:r>
+        <w:rPr>
+          <w:sz w:val="21"/>
+        </w:rPr>
+        <w:t>Projeto de RGAC — artigo relativo aos centros de recolha, quanto ao recinto multiespécie. Trabalho em curso, citado como tal.</w:t>
+      </w:r>
+    </w:p>
+    <w:p>
+      <w:pPr>
+        <w:spacing w:before="360" w:after="120"/>
+      </w:pPr>
+      <w:r>
+        <w:rPr>
+          <w:b/>
+          <w:color w:val="1F3B63"/>
+          <w:sz w:val="26"/>
+        </w:rPr>
         <w:t>Ponto 5-R — Resíduos do tema eliminado da venda não sedentária, feiras e leilões</w:t>
       </w:r>
     </w:p>
@@ -4277,6 +5258,44 @@
                 <w:sz w:val="18"/>
               </w:rPr>
               <w:t>Alteração</w:t>
+            </w:r>
+          </w:p>
+        </w:tc>
+      </w:tr>
+      <w:tr>
+        <w:tc>
+          <w:tcPr>
+            <w:tcW w:type="dxa" w:w="1361"/>
+          </w:tcPr>
+          <w:p>
+            <w:pPr>
+              <w:spacing w:after="40"/>
+              <w:jc w:val="both"/>
+            </w:pPr>
+            <w:r/>
+            <w:r>
+              <w:rPr>
+                <w:sz w:val="18"/>
+              </w:rPr>
+              <w:t>6.10.2026</w:t>
+            </w:r>
+          </w:p>
+        </w:tc>
+        <w:tc>
+          <w:tcPr>
+            <w:tcW w:type="dxa" w:w="7427"/>
+          </w:tcPr>
+          <w:p>
+            <w:pPr>
+              <w:spacing w:after="40"/>
+              <w:jc w:val="both"/>
+            </w:pPr>
+            <w:r/>
+            <w:r>
+              <w:rPr>
+                <w:sz w:val="18"/>
+              </w:rPr>
+              <w:t>Fundamentação do ponto 04, com o regime vigente dos centros de recolha oficial, o quadro das funções e dos quatro prazos, a articulação com o projeto e a solução do recinto multiespécie. Fixada a postura do ponto: sem discussão da sede da matéria e sem crítica de técnica legislativa, que ficam como registo interno.</w:t>
             </w:r>
           </w:p>
         </w:tc>

--- a/DL 405_2026/Fundamentacao_das_Observacoes.docx
+++ b/DL 405_2026/Fundamentacao_das_Observacoes.docx
@@ -67,7 +67,7 @@
           <w:color w:val="555555"/>
           <w:sz w:val="21"/>
         </w:rPr>
-        <w:t>Documento de apoio interno. Acompanha a série de observações enviadas ponto a ponto.</w:t>
+        <w:t>Análise técnica de suporte à pronúncia da Direção de Serviços de Bem-Estar Animal.</w:t>
       </w:r>
     </w:p>
     <w:p>
@@ -80,7 +80,7 @@
           <w:color w:val="1F3B63"/>
           <w:sz w:val="26"/>
         </w:rPr>
-        <w:t>Nota de utilização</w:t>
+        <w:t>Temas em análise</w:t>
       </w:r>
     </w:p>
     <w:p>
@@ -93,59 +93,7 @@
           <w:i w:val="0"/>
           <w:sz w:val="21"/>
         </w:rPr>
-        <w:t>Cada ponto da série de observações é enviado em texto curto, com um máximo de palavras fixado, para seguir na resposta à Direção de Serviços. Esse texto é deliberadamente contido: situa a norma, articula com a legislação vigente e com o Regulamento (UE) 2026/1818 e deixa a decisão à consideração de quem decide.</w:t>
-      </w:r>
-    </w:p>
-    <w:p>
-      <w:pPr>
-        <w:spacing w:after="120"/>
-      </w:pPr>
-      <w:r>
-        <w:rPr>
-          <w:b w:val="0"/>
-          <w:i w:val="0"/>
-          <w:sz w:val="21"/>
-        </w:rPr>
-        <w:t>Este documento guarda o que fica de fora: a demonstração completa, as citações verbatim, a análise das alterações registadas no ficheiro, as inferências assumidas como tais e as fontes com referência exata. Serve para sustentar a posição se ela for questionada, e para que outra pessoa possa retomar o trabalho sem repetir a verificação.</w:t>
-      </w:r>
-    </w:p>
-    <w:p>
-      <w:pPr>
-        <w:spacing w:after="120"/>
-      </w:pPr>
-      <w:r>
-        <w:rPr>
-          <w:b w:val="0"/>
-          <w:i w:val="0"/>
-          <w:sz w:val="21"/>
-        </w:rPr>
-        <w:t>É atualizado à medida que cada ponto é trabalhado. O registo de alterações está no fim.</w:t>
-      </w:r>
-    </w:p>
-    <w:p>
-      <w:pPr>
-        <w:spacing w:before="360" w:after="120"/>
-      </w:pPr>
-      <w:r>
-        <w:rPr>
-          <w:b/>
-          <w:color w:val="1F3B63"/>
-          <w:sz w:val="26"/>
-        </w:rPr>
-        <w:t>Índice da série e numeração</w:t>
-      </w:r>
-    </w:p>
-    <w:p>
-      <w:pPr>
-        <w:spacing w:after="120"/>
-      </w:pPr>
-      <w:r>
-        <w:rPr>
-          <w:b w:val="0"/>
-          <w:i w:val="0"/>
-          <w:sz w:val="21"/>
-        </w:rPr>
-        <w:t>A numeração é a da série de observações, e não a do diploma. Foi fixada à medida que os pontos foram sendo trabalhados; os pontos 01 e 02 estão fechados, os seguintes estão previstos e a ordem pode mudar.</w:t>
+        <w:t>A numeração é a dos temas analisados e não a do diploma.</w:t>
       </w:r>
     </w:p>
     <w:tbl>
@@ -156,10 +104,9 @@
         <w:tblLook w:firstColumn="1" w:firstRow="1" w:lastColumn="0" w:lastRow="0" w:noHBand="0" w:noVBand="1" w:val="04A0"/>
       </w:tblPr>
       <w:tblGrid>
-        <w:gridCol w:w="2351"/>
-        <w:gridCol w:w="2351"/>
-        <w:gridCol w:w="2351"/>
-        <w:gridCol w:w="2351"/>
+        <w:gridCol w:w="3135"/>
+        <w:gridCol w:w="3135"/>
+        <w:gridCol w:w="3135"/>
       </w:tblGrid>
       <w:tr>
         <w:tc>
@@ -183,7 +130,7 @@
         </w:tc>
         <w:tc>
           <w:tcPr>
-            <w:tcW w:type="dxa" w:w="3515"/>
+            <w:tcW w:type="dxa" w:w="4139"/>
           </w:tcPr>
           <w:p>
             <w:pPr>
@@ -202,7 +149,7 @@
         </w:tc>
         <w:tc>
           <w:tcPr>
-            <w:tcW w:type="dxa" w:w="2438"/>
+            <w:tcW w:type="dxa" w:w="2948"/>
           </w:tcPr>
           <w:p>
             <w:pPr>
@@ -216,25 +163,6 @@
                 <w:sz w:val="18"/>
               </w:rPr>
               <w:t>Norma principal</w:t>
-            </w:r>
-          </w:p>
-        </w:tc>
-        <w:tc>
-          <w:tcPr>
-            <w:tcW w:type="dxa" w:w="1134"/>
-          </w:tcPr>
-          <w:p>
-            <w:pPr>
-              <w:spacing w:after="40"/>
-            </w:pPr>
-            <w:r/>
-            <w:r>
-              <w:rPr>
-                <w:b/>
-                <w:color w:val="1F3B63"/>
-                <w:sz w:val="18"/>
-              </w:rPr>
-              <w:t>Estado</w:t>
             </w:r>
           </w:p>
         </w:tc>
@@ -260,7 +188,7 @@
         </w:tc>
         <w:tc>
           <w:tcPr>
-            <w:tcW w:type="dxa" w:w="3515"/>
+            <w:tcW w:type="dxa" w:w="4139"/>
           </w:tcPr>
           <w:p>
             <w:pPr>
@@ -278,7 +206,7 @@
         </w:tc>
         <w:tc>
           <w:tcPr>
-            <w:tcW w:type="dxa" w:w="2438"/>
+            <w:tcW w:type="dxa" w:w="2948"/>
           </w:tcPr>
           <w:p>
             <w:pPr>
@@ -291,24 +219,6 @@
                 <w:sz w:val="18"/>
               </w:rPr>
               <w:t>Art.º 16.º, n.º 4, e Anexo II; art.ºs 2.º e 36.º, n.º 3</w:t>
-            </w:r>
-          </w:p>
-        </w:tc>
-        <w:tc>
-          <w:tcPr>
-            <w:tcW w:type="dxa" w:w="1134"/>
-          </w:tcPr>
-          <w:p>
-            <w:pPr>
-              <w:spacing w:after="40"/>
-              <w:jc w:val="both"/>
-            </w:pPr>
-            <w:r/>
-            <w:r>
-              <w:rPr>
-                <w:sz w:val="18"/>
-              </w:rPr>
-              <w:t>A refazer, em fusão</w:t>
             </w:r>
           </w:p>
         </w:tc>
@@ -334,7 +244,7 @@
         </w:tc>
         <w:tc>
           <w:tcPr>
-            <w:tcW w:type="dxa" w:w="3515"/>
+            <w:tcW w:type="dxa" w:w="4139"/>
           </w:tcPr>
           <w:p>
             <w:pPr>
@@ -352,7 +262,7 @@
         </w:tc>
         <w:tc>
           <w:tcPr>
-            <w:tcW w:type="dxa" w:w="2438"/>
+            <w:tcW w:type="dxa" w:w="2948"/>
           </w:tcPr>
           <w:p>
             <w:pPr>
@@ -365,24 +275,6 @@
                 <w:sz w:val="18"/>
               </w:rPr>
               <w:t>Art.º 48.º, als. b) e c)</w:t>
-            </w:r>
-          </w:p>
-        </w:tc>
-        <w:tc>
-          <w:tcPr>
-            <w:tcW w:type="dxa" w:w="1134"/>
-          </w:tcPr>
-          <w:p>
-            <w:pPr>
-              <w:spacing w:after="40"/>
-              <w:jc w:val="both"/>
-            </w:pPr>
-            <w:r/>
-            <w:r>
-              <w:rPr>
-                <w:sz w:val="18"/>
-              </w:rPr>
-              <w:t>Fechado</w:t>
             </w:r>
           </w:p>
         </w:tc>
@@ -408,7 +300,7 @@
         </w:tc>
         <w:tc>
           <w:tcPr>
-            <w:tcW w:type="dxa" w:w="3515"/>
+            <w:tcW w:type="dxa" w:w="4139"/>
           </w:tcPr>
           <w:p>
             <w:pPr>
@@ -426,7 +318,7 @@
         </w:tc>
         <w:tc>
           <w:tcPr>
-            <w:tcW w:type="dxa" w:w="2438"/>
+            <w:tcW w:type="dxa" w:w="2948"/>
           </w:tcPr>
           <w:p>
             <w:pPr>
@@ -439,24 +331,6 @@
                 <w:sz w:val="18"/>
               </w:rPr>
               <w:t>Art.º 25.º, n.º 3</w:t>
-            </w:r>
-          </w:p>
-        </w:tc>
-        <w:tc>
-          <w:tcPr>
-            <w:tcW w:type="dxa" w:w="1134"/>
-          </w:tcPr>
-          <w:p>
-            <w:pPr>
-              <w:spacing w:after="40"/>
-              <w:jc w:val="both"/>
-            </w:pPr>
-            <w:r/>
-            <w:r>
-              <w:rPr>
-                <w:sz w:val="18"/>
-              </w:rPr>
-              <w:t>A confirmar</w:t>
             </w:r>
           </w:p>
         </w:tc>
@@ -482,7 +356,7 @@
         </w:tc>
         <w:tc>
           <w:tcPr>
-            <w:tcW w:type="dxa" w:w="3515"/>
+            <w:tcW w:type="dxa" w:w="4139"/>
           </w:tcPr>
           <w:p>
             <w:pPr>
@@ -494,13 +368,13 @@
               <w:rPr>
                 <w:sz w:val="18"/>
               </w:rPr>
-              <w:t>Animais errantes e articulação com os centros de recolha oficial. É a questão que originou o pedido de pronúncia</w:t>
+              <w:t>Animais errantes e articulação com os centros de recolha oficial</w:t>
             </w:r>
           </w:p>
         </w:tc>
         <w:tc>
           <w:tcPr>
-            <w:tcW w:type="dxa" w:w="2438"/>
+            <w:tcW w:type="dxa" w:w="2948"/>
           </w:tcPr>
           <w:p>
             <w:pPr>
@@ -513,24 +387,6 @@
                 <w:sz w:val="18"/>
               </w:rPr>
               <w:t>Art.ºs 57.º e 59.º</w:t>
-            </w:r>
-          </w:p>
-        </w:tc>
-        <w:tc>
-          <w:tcPr>
-            <w:tcW w:type="dxa" w:w="1134"/>
-          </w:tcPr>
-          <w:p>
-            <w:pPr>
-              <w:spacing w:after="40"/>
-              <w:jc w:val="both"/>
-            </w:pPr>
-            <w:r/>
-            <w:r>
-              <w:rPr>
-                <w:sz w:val="18"/>
-              </w:rPr>
-              <w:t>Em preparação</w:t>
             </w:r>
           </w:p>
         </w:tc>
@@ -556,7 +412,7 @@
         </w:tc>
         <w:tc>
           <w:tcPr>
-            <w:tcW w:type="dxa" w:w="3515"/>
+            <w:tcW w:type="dxa" w:w="4139"/>
           </w:tcPr>
           <w:p>
             <w:pPr>
@@ -574,7 +430,7 @@
         </w:tc>
         <w:tc>
           <w:tcPr>
-            <w:tcW w:type="dxa" w:w="2438"/>
+            <w:tcW w:type="dxa" w:w="2948"/>
           </w:tcPr>
           <w:p>
             <w:pPr>
@@ -590,72 +446,12 @@
             </w:r>
           </w:p>
         </w:tc>
-        <w:tc>
-          <w:tcPr>
-            <w:tcW w:type="dxa" w:w="1134"/>
-          </w:tcPr>
-          <w:p>
-            <w:pPr>
-              <w:spacing w:after="40"/>
-              <w:jc w:val="both"/>
-            </w:pPr>
-            <w:r/>
-            <w:r>
-              <w:rPr>
-                <w:sz w:val="18"/>
-              </w:rPr>
-              <w:t>Previsto</w:t>
-            </w:r>
-          </w:p>
-        </w:tc>
       </w:tr>
     </w:tbl>
     <w:p>
       <w:pPr>
         <w:spacing w:after="80"/>
       </w:pPr>
-    </w:p>
-    <w:p>
-      <w:pPr>
-        <w:spacing w:after="120"/>
-      </w:pPr>
-      <w:r>
-        <w:rPr>
-          <w:b w:val="0"/>
-          <w:i w:val="0"/>
-          <w:color w:val="555555"/>
-          <w:sz w:val="19"/>
-        </w:rPr>
-        <w:t>Notas sobre a numeração. A ordem da primeira análise global, registada no contributo interno de 5 de outubro de 2026, era diferente: o tema que ali figurava como ponto 6, sobre a fronteira entre detenção caseira e animal de companhia, passou a ser o ponto 02 e absorveu-o.</w:t>
-      </w:r>
-    </w:p>
-    <w:p>
-      <w:pPr>
-        <w:spacing w:after="120"/>
-      </w:pPr>
-      <w:r>
-        <w:rPr>
-          <w:b w:val="0"/>
-          <w:i w:val="0"/>
-          <w:color w:val="555555"/>
-          <w:sz w:val="19"/>
-        </w:rPr>
-        <w:t>Por decisão de 6 de outubro de 2026, a série foi reduzida a cinco pontos. O antigo ponto 04, sobre a cláusula de articulação, foi fundido no ponto 01, por tratarem do mesmo problema em normas diferentes e por as correções pedidas serem complementares. Foram eliminados três temas: a venda e publicidade em linha, por o art.º 21.º do Regulamento (UE) 2026/1818 assegurar o essencial e o projeto não o contrariar; o SIAC, a base de dados setorial e o cadastro, por ser matéria de execução e de médio prazo; e os lapsos formais, por não serem matéria desta Direção de Serviços. A análise de cada um permanece neste documento, para o caso de virem a ser retomados.</w:t>
-      </w:r>
-    </w:p>
-    <w:p>
-      <w:pPr>
-        <w:spacing w:after="120"/>
-      </w:pPr>
-      <w:r>
-        <w:rPr>
-          <w:b w:val="0"/>
-          <w:i w:val="0"/>
-          <w:color w:val="555555"/>
-          <w:sz w:val="19"/>
-        </w:rPr>
-        <w:t>Na mesma data caiu também o ponto da venda em comércio não sedentário, em feiras e em leilões. A investigação da omissão dos animais vivos no n.º 2 do art.º 133.º concluiu que não há regressão: a norma reproduz literalmente o n.º 2 do art.º 75.º do Decreto-Lei n.º 10/2015 e a proibição tem sede própria, desde 2003, no n.º 6 do art.º 35.º do Decreto-Lei n.º 276/2001. Do tema restam dois resíduos, registados no ponto 5-R: o vazio quanto aos leilões de animais e uma correção que é nossa, no projeto de RGAC.</w:t>
-      </w:r>
     </w:p>
     <w:p>
       <w:pPr>
@@ -3577,7 +3373,7 @@
           <w:color w:val="1F3B63"/>
           <w:sz w:val="22"/>
         </w:rPr>
-        <w:t>3.5. Um efeito colateral fora do nosso âmbito, a sinalizar internamente</w:t>
+        <w:t>3.5. Efeito sobre a aprovação sanitária de estabelecimentos</w:t>
       </w:r>
     </w:p>
     <w:p>
@@ -3708,71 +3504,6 @@
           <w:sz w:val="26"/>
         </w:rPr>
         <w:t>Ponto 04 — Animais errantes e articulação com os centros de recolha oficial</w:t>
-      </w:r>
-    </w:p>
-    <w:p>
-      <w:pPr>
-        <w:spacing w:before="240" w:after="80"/>
-      </w:pPr>
-      <w:r>
-        <w:rPr>
-          <w:b/>
-          <w:color w:val="1F3B63"/>
-          <w:sz w:val="22"/>
-        </w:rPr>
-        <w:t>4.0. Postura definida para este ponto</w:t>
-      </w:r>
-    </w:p>
-    <w:p>
-      <w:pPr>
-        <w:spacing w:after="120"/>
-      </w:pPr>
-      <w:r>
-        <w:rPr>
-          <w:b w:val="0"/>
-          <w:i/>
-          <w:sz w:val="21"/>
-        </w:rPr>
-        <w:t>Por decisão de 6 de outubro de 2026, a pronúncia neste ponto obedece a três limites.</w:t>
-      </w:r>
-    </w:p>
-    <w:p>
-      <w:pPr>
-        <w:pStyle w:val="ListBullet"/>
-        <w:spacing w:after="60"/>
-        <w:jc w:val="both"/>
-      </w:pPr>
-      <w:r>
-        <w:rPr>
-          <w:sz w:val="21"/>
-        </w:rPr>
-        <w:t>Não se discute a arquitetura do diploma nem a sede da matéria. A construção do projeto não é desta Direção de Serviços e as razões da inclusão do artigo são de quem o redigiu. A análise da sede, registada no ponto 4.3, serve apenas para compreender o raciocínio e sustentar posição, não para ser invocada.</w:t>
-      </w:r>
-    </w:p>
-    <w:p>
-      <w:pPr>
-        <w:pStyle w:val="ListBullet"/>
-        <w:spacing w:after="60"/>
-        <w:jc w:val="both"/>
-      </w:pPr>
-      <w:r>
-        <w:rPr>
-          <w:sz w:val="21"/>
-        </w:rPr>
-        <w:t>Não se faz crítica de técnica legislativa. Os lapsos de remissão e a numeração ficam registados no ponto 4.6 e são matéria dos juristas.</w:t>
-      </w:r>
-    </w:p>
-    <w:p>
-      <w:pPr>
-        <w:pStyle w:val="ListBullet"/>
-        <w:spacing w:after="60"/>
-        <w:jc w:val="both"/>
-      </w:pPr>
-      <w:r>
-        <w:rPr>
-          <w:sz w:val="21"/>
-        </w:rPr>
-        <w:t>O contributo é o que esta divisão tem a oferecer: o conhecimento dos centros de recolha oficial, a solução do recinto multiespécie e a experiência dos apoios públicos. A perspetiva é pró-animal; o registo é de imparcialidade técnica.</w:t>
       </w:r>
     </w:p>
     <w:p>
@@ -4375,7 +4106,7 @@
           <w:color w:val="1F3B63"/>
           <w:sz w:val="22"/>
         </w:rPr>
-        <w:t>4.3. A sede da matéria (registo interno, não invocar)</w:t>
+        <w:t>4.3. A sede da matéria no diploma</w:t>
       </w:r>
     </w:p>
     <w:p>
@@ -4388,7 +4119,7 @@
           <w:i w:val="0"/>
           <w:sz w:val="21"/>
         </w:rPr>
-        <w:t>Elemento de compreensão, não de pronúncia. O artigo está no Título II, «Requisitos de exercício», Capítulo II, «Requisitos especiais de exercício», Secção III, «Atividade pecuária», Subsecção IV, «Medidas Administrativas», entre o artigo das medidas administrativas e o das sanções acessórias. Foi aí colocado como medida de polícia do licenciamento pecuário: o animal errante é sintoma de incumprimento do dever de contenção, que é condição de exercício pela al. j) do n.º 1 do art.º 54.º, e o n.º 4 do art.º 59.º condiciona a devolução à verificação de que a exploração dispõe de condições que previnam nova fuga.</w:t>
+        <w:t>O artigo está no Título II, «Requisitos de exercício», Capítulo II, «Requisitos especiais de exercício», Secção III, «Atividade pecuária», Subsecção IV, «Medidas Administrativas», entre o artigo das medidas administrativas e o das sanções acessórias. Foi aí colocado como medida de polícia do licenciamento pecuário: o animal errante é sintoma de incumprimento do dever de contenção, que é condição de exercício pela al. j) do n.º 1 do art.º 54.º, e o n.º 4 do art.º 59.º condiciona a devolução à verificação de que a exploração dispõe de condições que previnam nova fuga.</w:t>
       </w:r>
     </w:p>
     <w:p>
@@ -4466,7 +4197,7 @@
           <w:color w:val="1F3B63"/>
           <w:sz w:val="22"/>
         </w:rPr>
-        <w:t>4.5. A solução já existe e está financiada</w:t>
+        <w:t>4.5. A base legal não é restritiva: a restrição está na portaria</w:t>
       </w:r>
     </w:p>
     <w:p>
@@ -4479,7 +4210,7 @@
           <w:i w:val="0"/>
           <w:sz w:val="21"/>
         </w:rPr>
-        <w:t>Este é o contributo central. O projeto de RGAC prevê que os centros de recolha possam dispor de, pelo menos, um recinto multiespécie adequado a espécies pecuárias, cumprindo a legislação específica. E os Avisos de financiamento para construção e modernização de centros de recolha oficial fixaram a sala multiespécie como requisito mínimo de construção. Não é, por isso, necessário conceber solução nova: basta remeter para a que a administração já desenhou e financiou.</w:t>
+        <w:t>A lei habilitante é espécie-neutra. A Lei n.º 27/2016, de 23 de agosto, intitula-se «Aprova medidas para a criação de uma rede de centros de recolha oficial de animais» e o seu art.º 1.º dispõe que «A presente lei aprova medidas para a criação de uma rede de centros de recolha oficial de animais e para a modernização dos serviços municipais de veterinária, e estabelece a proibição do abate de animais errantes como forma de controlo da população, privilegiando a esterilização». Em nenhum dos dois lugares a lei escreve «animais de companhia»: escreve «animais».</w:t>
       </w:r>
     </w:p>
     <w:p>
@@ -4490,10 +4221,61 @@
         <w:rPr>
           <w:b w:val="0"/>
           <w:i w:val="0"/>
-          <w:color w:val="555555"/>
+          <w:sz w:val="21"/>
+        </w:rPr>
+        <w:t>A restrição é introduzida pelo diploma de execução. O art.º 1.º da Portaria n.º 146/2017, de 26 de abril, define o objeto como a regulamentação da «criação de uma rede efetiva de centros de recolha oficial de animais de companhia», e o art.º 2.º fixa o âmbito:</w:t>
+      </w:r>
+    </w:p>
+    <w:p>
+      <w:pPr>
+        <w:spacing w:after="40"/>
+        <w:ind w:left="454" w:right="227"/>
+      </w:pPr>
+      <w:r>
+        <w:rPr>
+          <w:i/>
           <w:sz w:val="19"/>
         </w:rPr>
-        <w:t>Verificação pendente, e é a mais importante deste ponto: obter o texto dos Avisos, com número, ano e redação exata do requisito, para que a afirmação anterior seja citável. A referência foi transmitida oralmente e não consta dos ficheiros do repositório.</w:t>
+        <w:t>«A presente portaria aplica-se aos centros de recolha oficial (CRO) de animais de companhia e controlo das populações errantes desses animais, considerando-se como tais as espécies previstas na Parte A do Anexo I do Regulamento (UE) 2016/429, do Parlamento Europeu e do Conselho, de 9 de março.»</w:t>
+      </w:r>
+    </w:p>
+    <w:p>
+      <w:pPr>
+        <w:spacing w:after="160"/>
+        <w:ind w:left="454"/>
+      </w:pPr>
+      <w:r>
+        <w:rPr>
+          <w:color w:val="555555"/>
+          <w:sz w:val="17"/>
+        </w:rPr>
+        <w:t>art.º 2.º da Portaria n.º 146/2017, de 26 de abril.</w:t>
+      </w:r>
+    </w:p>
+    <w:p>
+      <w:pPr>
+        <w:spacing w:after="120"/>
+      </w:pPr>
+      <w:r>
+        <w:rPr>
+          <w:b w:val="0"/>
+          <w:i w:val="0"/>
+          <w:sz w:val="21"/>
+        </w:rPr>
+        <w:t>A delimitação opera, portanto, por remissão para a Parte A do Anexo I da Lei da Saúde Animal, que abrange o cão, o gato e o furão. Ficam fora as espécies da Parte B, entre elas os coelhos, os roedores e as aves, e ficam fora os equídeos e as demais espécies pecuárias.</w:t>
+      </w:r>
+    </w:p>
+    <w:p>
+      <w:pPr>
+        <w:spacing w:after="120"/>
+      </w:pPr>
+      <w:r>
+        <w:rPr>
+          <w:b w:val="0"/>
+          <w:i w:val="0"/>
+          <w:sz w:val="21"/>
+        </w:rPr>
+        <w:t>Consequência relevante para a pronúncia: o estreitamento do âmbito dos centros de recolha oficial às três espécies da Parte A é obra de portaria, e não da lei. A sede da eventual ampliação é, por isso, regulamentar, e a competência de proposta cabe à área do bem-estar animal. Não depende deste diploma.</w:t>
       </w:r>
     </w:p>
     <w:p>
@@ -4506,202 +4288,7 @@
           <w:color w:val="1F3B63"/>
           <w:sz w:val="22"/>
         </w:rPr>
-        <w:t>4.6. Lapsos formais (registo interno, matéria dos juristas)</w:t>
-      </w:r>
-    </w:p>
-    <w:p>
-      <w:pPr>
-        <w:pStyle w:val="ListBullet"/>
-        <w:spacing w:after="60"/>
-        <w:jc w:val="both"/>
-      </w:pPr>
-      <w:r>
-        <w:rPr>
-          <w:sz w:val="21"/>
-        </w:rPr>
-        <w:t>O n.º 5 do art.º 59.º refere o prazo «referido no número anterior», mas o prazo está no n.º 3 e o n.º 4 não fixa prazo algum.</w:t>
-      </w:r>
-    </w:p>
-    <w:p>
-      <w:pPr>
-        <w:pStyle w:val="ListBullet"/>
-        <w:spacing w:after="60"/>
-        <w:jc w:val="both"/>
-      </w:pPr>
-      <w:r>
-        <w:rPr>
-          <w:sz w:val="21"/>
-        </w:rPr>
-        <w:t>O n.º 6 refere as despesas «previstas no número anterior», mas as despesas estão no n.º 3 e não no n.º 5.</w:t>
-      </w:r>
-    </w:p>
-    <w:p>
-      <w:pPr>
-        <w:pStyle w:val="ListBullet"/>
-        <w:spacing w:after="60"/>
-        <w:jc w:val="both"/>
-      </w:pPr>
-      <w:r>
-        <w:rPr>
-          <w:sz w:val="21"/>
-        </w:rPr>
-        <w:t>O n.º 6 escreve «quando identificada» onde deveria ler-se «quando identificado».</w:t>
-      </w:r>
-    </w:p>
-    <w:p>
-      <w:pPr>
-        <w:spacing w:before="240" w:after="80"/>
-      </w:pPr>
-      <w:r>
-        <w:rPr>
-          <w:b/>
-          <w:color w:val="1F3B63"/>
-          <w:sz w:val="22"/>
-        </w:rPr>
-        <w:t>4.7. Fontes do ponto 04</w:t>
-      </w:r>
-    </w:p>
-    <w:p>
-      <w:pPr>
-        <w:pStyle w:val="ListBullet"/>
-        <w:spacing w:after="60"/>
-        <w:jc w:val="both"/>
-      </w:pPr>
-      <w:r>
-        <w:rPr>
-          <w:sz w:val="21"/>
-        </w:rPr>
-        <w:t>Projeto: art.ºs 48.º, al. c), 54.º, 55.º, 57.º, 58.º e 59.º do anexo; estrutura do Título II; ficha de avaliação legislativa, quadro das audições obrigatórias.</w:t>
-      </w:r>
-    </w:p>
-    <w:p>
-      <w:pPr>
-        <w:pStyle w:val="ListBullet"/>
-        <w:spacing w:after="60"/>
-        <w:jc w:val="both"/>
-      </w:pPr>
-      <w:r>
-        <w:rPr>
-          <w:sz w:val="21"/>
-        </w:rPr>
-        <w:t>Decreto-Lei n.º 276/2001 — art.ºs 2.º, n.º 1, als. c) e t), 3.º, n.º 1, al. a), e 19.º.</w:t>
-      </w:r>
-    </w:p>
-    <w:p>
-      <w:pPr>
-        <w:pStyle w:val="ListBullet"/>
-        <w:spacing w:after="60"/>
-        <w:jc w:val="both"/>
-      </w:pPr>
-      <w:r>
-        <w:rPr>
-          <w:sz w:val="21"/>
-        </w:rPr>
-        <w:t>Decreto-Lei n.º 314/2003 — art.ºs 2.º, al. n), 8.º, 9.º, 10.º, 11.º e 12.º.</w:t>
-      </w:r>
-    </w:p>
-    <w:p>
-      <w:pPr>
-        <w:pStyle w:val="ListBullet"/>
-        <w:spacing w:after="60"/>
-        <w:jc w:val="both"/>
-      </w:pPr>
-      <w:r>
-        <w:rPr>
-          <w:sz w:val="21"/>
-        </w:rPr>
-        <w:t>Lei n.º 27/2016 — art.ºs 1.º a 5.º, em especial o n.º 1 do art.º 3.º e os n.ºs 9 e 10 do mesmo artigo.</w:t>
-      </w:r>
-    </w:p>
-    <w:p>
-      <w:pPr>
-        <w:pStyle w:val="ListBullet"/>
-        <w:spacing w:after="60"/>
-        <w:jc w:val="both"/>
-      </w:pPr>
-      <w:r>
-        <w:rPr>
-          <w:sz w:val="21"/>
-        </w:rPr>
-        <w:t>Portaria n.º 146/2017 — normas técnicas dos programas de captura, esterilização e devolução.</w:t>
-      </w:r>
-    </w:p>
-    <w:p>
-      <w:pPr>
-        <w:pStyle w:val="ListBullet"/>
-        <w:spacing w:after="60"/>
-        <w:jc w:val="both"/>
-      </w:pPr>
-      <w:r>
-        <w:rPr>
-          <w:sz w:val="21"/>
-        </w:rPr>
-        <w:t>Código Civil, art.º 1323.º, na redação da Lei n.º 8/2017 — regime do animal achado, aplicável a qualquer espécie.</w:t>
-      </w:r>
-    </w:p>
-    <w:p>
-      <w:pPr>
-        <w:pStyle w:val="ListBullet"/>
-        <w:spacing w:after="60"/>
-        <w:jc w:val="both"/>
-      </w:pPr>
-      <w:r>
-        <w:rPr>
-          <w:sz w:val="21"/>
-        </w:rPr>
-        <w:t>Código da Estrada, art.º 92.º — condução de animais na via pública. A norma que sanciona o proprietário que deixe o animal vaguear não foi confirmada quanto ao número do artigo.</w:t>
-      </w:r>
-    </w:p>
-    <w:p>
-      <w:pPr>
-        <w:pStyle w:val="ListBullet"/>
-        <w:spacing w:after="60"/>
-        <w:jc w:val="both"/>
-      </w:pPr>
-      <w:r>
-        <w:rPr>
-          <w:sz w:val="21"/>
-        </w:rPr>
-        <w:t>Portaria n.º 1112/2009 — Rede Nacional de Centros de Recuperação de Fauna, coordenada pelo ICNF em articulação com a DGAV, para animais selvagens.</w:t>
-      </w:r>
-    </w:p>
-    <w:p>
-      <w:pPr>
-        <w:pStyle w:val="ListBullet"/>
-        <w:spacing w:after="60"/>
-        <w:jc w:val="both"/>
-      </w:pPr>
-      <w:r>
-        <w:rPr>
-          <w:sz w:val="21"/>
-        </w:rPr>
-        <w:t>Projeto de RGAC — artigo relativo aos centros de recolha, quanto ao recinto multiespécie. Trabalho em curso, citado como tal.</w:t>
-      </w:r>
-    </w:p>
-    <w:p>
-      <w:pPr>
-        <w:spacing w:before="360" w:after="120"/>
-      </w:pPr>
-      <w:r>
-        <w:rPr>
-          <w:b/>
-          <w:color w:val="1F3B63"/>
-          <w:sz w:val="26"/>
-        </w:rPr>
-        <w:t>Ponto 5-R — Resíduos do tema eliminado da venda não sedentária, feiras e leilões</w:t>
-      </w:r>
-    </w:p>
-    <w:p>
-      <w:pPr>
-        <w:spacing w:before="240" w:after="80"/>
-      </w:pPr>
-      <w:r>
-        <w:rPr>
-          <w:b/>
-          <w:color w:val="1F3B63"/>
-          <w:sz w:val="22"/>
-        </w:rPr>
-        <w:t>5R.1. Por que razão o tema caiu</w:t>
+        <w:t>4.6. Os Avisos de financiamento, de 2018 a 2026</w:t>
       </w:r>
     </w:p>
     <w:p>
@@ -4714,72 +4301,7 @@
           <w:i w:val="0"/>
           <w:sz w:val="21"/>
         </w:rPr>
-        <w:t>A questão de partida era a omissão dos animais vivos no elenco de proibições do n.º 2 do art.º 133.º do anexo. A investigação concluiu que não houve decisão neste projeto nem regressão face ao regime vigente.</w:t>
-      </w:r>
-    </w:p>
-    <w:p>
-      <w:pPr>
-        <w:pStyle w:val="ListBullet"/>
-        <w:spacing w:after="60"/>
-        <w:jc w:val="both"/>
-      </w:pPr>
-      <w:r>
-        <w:rPr>
-          <w:sz w:val="21"/>
-        </w:rPr>
-        <w:t>No ficheiro não há qualquer eliminação de texto relativa a animais no art.º 133.º, nem comentário ancorado ao artigo. A única alteração registada em todo o artigo é a eliminação da expressão «, na sua redação atual» na al. a) do n.º 2, em nome de Maria João Torres, com data de 1.9.2026.</w:t>
-      </w:r>
-    </w:p>
-    <w:p>
-      <w:pPr>
-        <w:pStyle w:val="ListBullet"/>
-        <w:spacing w:after="60"/>
-        <w:jc w:val="both"/>
-      </w:pPr>
-      <w:r>
-        <w:rPr>
-          <w:sz w:val="21"/>
-        </w:rPr>
-        <w:t>O n.º 2 do art.º 133.º reproduz literalmente o n.º 2 do art.º 75.º do Decreto-Lei n.º 10/2015, de 16 de janeiro: as mesmas sete alíneas, na mesma ordem e com a mesma redação. A omissão é herdada de 2015.</w:t>
-      </w:r>
-    </w:p>
-    <w:p>
-      <w:pPr>
-        <w:pStyle w:val="ListBullet"/>
-        <w:spacing w:after="60"/>
-        <w:jc w:val="both"/>
-      </w:pPr>
-      <w:r>
-        <w:rPr>
-          <w:sz w:val="21"/>
-        </w:rPr>
-        <w:t>Em 2015 a matéria já tinha sede própria. O n.º 6 do art.º 35.º do Decreto-Lei n.º 276/2001, na redação do Decreto-Lei n.º 315/2003, de 17 de dezembro, dispõe que «não é permitida a venda ambulante de animais de companhia», no mesmo artigo que fixa as condições da venda em feiras e mercados.</w:t>
-      </w:r>
-    </w:p>
-    <w:p>
-      <w:pPr>
-        <w:pStyle w:val="ListBullet"/>
-        <w:spacing w:after="60"/>
-        <w:jc w:val="both"/>
-      </w:pPr>
-      <w:r>
-        <w:rPr>
-          <w:sz w:val="21"/>
-        </w:rPr>
-        <w:t>O critério do elenco é coerente: fitofarmacêuticos, medicamentos, aditivos para alimentação animal, armas e explosivos, combustíveis, moedas e notas e veículos são produtos cuja venda fora de estabelecimento envolve risco de segurança ou de saúde pública. O animal não é um produto e o fundamento da proibição é o bem-estar, matéria de outro diploma.</w:t>
-      </w:r>
-    </w:p>
-    <w:p>
-      <w:pPr>
-        <w:spacing w:before="240" w:after="80"/>
-      </w:pPr>
-      <w:r>
-        <w:rPr>
-          <w:b/>
-          <w:color w:val="1F3B63"/>
-          <w:sz w:val="22"/>
-        </w:rPr>
-        <w:t>5R.2. Primeiro resíduo: os leilões</w:t>
+        <w:t>O alojamento de espécies diferentes do cão e do gato nos centros de recolha oficial não é uma hipótese teórica: foi requisito mínimo de construção e item financiado, de forma contínua, durante oito anos e sob duas entidades gestoras sucessivas.</w:t>
       </w:r>
     </w:p>
     <w:p>
@@ -4792,7 +4314,33 @@
           <w:i w:val="0"/>
           <w:sz w:val="21"/>
         </w:rPr>
-        <w:t>O n.º 1 do art.º 153.º do anexo define a atividade leiloeira como a venda «de bens móveis e imóveis, corpóreos e incorpóreos ou de animais», sujeita a comunicação prévia, com a DGDCCS como entidade coordenadora e sem requisito algum de identificação, registo ou informação ao adquirente. A pesquisa das expressões «leilão» e «leiloeira» no Decreto-Lei n.º 276/2001 não devolve ocorrências: o leilão de animais de companhia não está regulado do lado do bem-estar. A partir de 31 de agosto de 2030 o n.º 3 do art.º 21.º do Regulamento (UE) 2026/1818 obriga quem coloca um cão ou gato no mercado a facultar ao adquirente prova da identificação e do registo, bem como a espécie, o sexo, a data e o país de nascimento e, se for o caso, a raça.</w:t>
+        <w:t>O programa foi aprovado pelo Despacho n.º 3321/2018, publicado no Diário da República, ao abrigo do n.º 4 do art.º 2.º da Lei n.º 27/2016 e do art.º 227.º da Lei n.º 114/2017, de 29 de dezembro. O ponto 1 do seu anexo estabelecia:</w:t>
+      </w:r>
+    </w:p>
+    <w:p>
+      <w:pPr>
+        <w:spacing w:after="40"/>
+        <w:ind w:left="454" w:right="227"/>
+      </w:pPr>
+      <w:r>
+        <w:rPr>
+          <w:i/>
+          <w:sz w:val="19"/>
+        </w:rPr>
+        <w:t>«a) Um CRO municipal deve possuir a capacidade mínima de alojamento para 15 cães/gatos e uma cela de isolamento, uma boxe para outros animais, bem como uma sala que permita realizar a esterilização e/ou tratamentos.»</w:t>
+      </w:r>
+    </w:p>
+    <w:p>
+      <w:pPr>
+        <w:spacing w:after="160"/>
+        <w:ind w:left="454"/>
+      </w:pPr>
+      <w:r>
+        <w:rPr>
+          <w:color w:val="555555"/>
+          <w:sz w:val="17"/>
+        </w:rPr>
+        <w:t>al. a) do n.º 1 do anexo «Valores de referência e limites» ao Despacho n.º 3321/2018, publicado no Diário da República, 2.ª série, n.º 66, de 4 de abril de 2018.</w:t>
       </w:r>
     </w:p>
     <w:p>
@@ -4805,410 +4353,7 @@
           <w:i w:val="0"/>
           <w:sz w:val="21"/>
         </w:rPr>
-        <w:t>Verificação pendente: se os Decretos-Leis n.ºs 155/2015 e 160/2015, que este projeto revoga e que regulavam a atividade leiloeira e a prestamista, continham disposição sobre animais. Se continham, há regressão; se não, o vazio é antigo e apenas se consolida.</w:t>
-      </w:r>
-    </w:p>
-    <w:p>
-      <w:pPr>
-        <w:spacing w:before="240" w:after="80"/>
-      </w:pPr>
-      <w:r>
-        <w:rPr>
-          <w:b/>
-          <w:color w:val="1F3B63"/>
-          <w:sz w:val="22"/>
-        </w:rPr>
-        <w:t>5R.3. Segundo resíduo: uma correção no nosso próprio texto</w:t>
-      </w:r>
-    </w:p>
-    <w:p>
-      <w:pPr>
-        <w:spacing w:after="120"/>
-      </w:pPr>
-      <w:r>
-        <w:rPr>
-          <w:b w:val="0"/>
-          <w:i w:val="0"/>
-          <w:sz w:val="21"/>
-        </w:rPr>
-        <w:t>O n.º 2 do art.º 11.º do projeto de RGAC vai além da lei vigente, ao proibir a transmissão de animais de companhia «fora dos locais autorizados para o efeito, nomeadamente na via pública ou no âmbito da atividade de comércio a retalho não sedentária, designadamente em feiras, mercados ou de modo ambulante, tal como definida no Decreto-Lei n.º 10/2015, de 16 de janeiro». A proibição é ancorada por remissão a um diploma que este projeto revoga. Se o RGAC for publicado nestes termos, nasce com remissão para norma revogada. É matéria a corrigir no nosso texto, e segue para o memorando de acompanhamento, não para a pronúncia.</w:t>
-      </w:r>
-    </w:p>
-    <w:p>
-      <w:pPr>
-        <w:spacing w:before="240" w:after="80"/>
-      </w:pPr>
-      <w:r>
-        <w:rPr>
-          <w:b/>
-          <w:color w:val="1F3B63"/>
-          <w:sz w:val="22"/>
-        </w:rPr>
-        <w:t>5R.4. Hipótese não confirmada</w:t>
-      </w:r>
-    </w:p>
-    <w:p>
-      <w:pPr>
-        <w:spacing w:after="120"/>
-      </w:pPr>
-      <w:r>
-        <w:rPr>
-          <w:b w:val="0"/>
-          <w:i w:val="0"/>
-          <w:sz w:val="21"/>
-        </w:rPr>
-        <w:t>Antes do Decreto-Lei n.º 10/2015, a venda ambulante regia-se pelo Decreto-Lei n.º 122/79, de 8 de maio, cujo art.º 7.º não enumerava os produtos no corpo da lei, remetendo para lista anexa alterável por despacho. Há indicação de que essa lista, e os regulamentos municipais que nela se apoiavam, abrangiam aves e outros animais de criação. Sendo assim, o elenco de 2015 poderá ter deixado cair a proibição quanto às espécies pecuárias, que o Decreto-Lei n.º 276/2001 não alcança por excluir do seu âmbito «as espécies de pecuária». Não foi possível confirmar: o acesso à fonte foi recusado com erro 403. A confirmar-se, o tema ligar-se-ia ao ponto 02 e justificaria a sua reabertura.</w:t>
-      </w:r>
-    </w:p>
-    <w:p>
-      <w:pPr>
-        <w:spacing w:before="360" w:after="120"/>
-      </w:pPr>
-      <w:r>
-        <w:rPr>
-          <w:b/>
-          <w:color w:val="1F3B63"/>
-          <w:sz w:val="26"/>
-        </w:rPr>
-        <w:t>Secção transversal — A Lei da Saúde Animal como pano de fundo</w:t>
-      </w:r>
-    </w:p>
-    <w:p>
-      <w:pPr>
-        <w:spacing w:after="120"/>
-      </w:pPr>
-      <w:r>
-        <w:rPr>
-          <w:b w:val="0"/>
-          <w:i w:val="0"/>
-          <w:sz w:val="21"/>
-        </w:rPr>
-        <w:t>Esta secção serve os pontos 01, 02 e 09 e explica por que razão o Regulamento (UE) 2016/429, Lei da Saúde Animal, é o enquadramento que decide as duas questões já fechadas.</w:t>
-      </w:r>
-    </w:p>
-    <w:p>
-      <w:pPr>
-        <w:spacing w:before="240" w:after="80"/>
-      </w:pPr>
-      <w:r>
-        <w:rPr>
-          <w:b/>
-          <w:color w:val="1F3B63"/>
-          <w:sz w:val="22"/>
-        </w:rPr>
-        <w:t>T.1. O registo de 2028 é o registo da Lei da Saúde Animal</w:t>
-      </w:r>
-    </w:p>
-    <w:p>
-      <w:pPr>
-        <w:spacing w:after="120"/>
-      </w:pPr>
-      <w:r>
-        <w:rPr>
-          <w:b w:val="0"/>
-          <w:i w:val="0"/>
-          <w:sz w:val="21"/>
-        </w:rPr>
-        <w:t>A obrigação de notificação dos estabelecimentos do artigo 9.º do Regulamento (UE) 2026/1818 não cria sistema novo: encaixa no da Lei da Saúde Animal, e di-lo expressamente.</w:t>
-      </w:r>
-    </w:p>
-    <w:p>
-      <w:pPr>
-        <w:spacing w:after="40"/>
-        <w:ind w:left="454" w:right="227"/>
-      </w:pPr>
-      <w:r>
-        <w:rPr>
-          <w:i/>
-          <w:sz w:val="19"/>
-        </w:rPr>
-        <w:t>«3. Member States shall use the information provided for in accordance with Article 84 of Regulation (EU) 2016/429. Operators shall not be required to notify the information already submitted in accordance with that Article again. 4. The competent authority shall keep a register of establishments. The competent authority may, for that purpose, use the register established pursuant to Article 101(1), point (a), of Regulation (EU) 2016/429.»</w:t>
-      </w:r>
-    </w:p>
-    <w:p>
-      <w:pPr>
-        <w:spacing w:after="160"/>
-        <w:ind w:left="454"/>
-      </w:pPr>
-      <w:r>
-        <w:rPr>
-          <w:color w:val="555555"/>
-          <w:sz w:val="17"/>
-        </w:rPr>
-        <w:t>art.º 9.º, n.ºs 3 e 4, do Regulamento (UE) 2026/1818 — versão inglesa, JO L, 2026/1818, de 10.8.2026.</w:t>
-      </w:r>
-    </w:p>
-    <w:p>
-      <w:pPr>
-        <w:spacing w:after="40"/>
-        <w:ind w:left="454" w:right="227"/>
-      </w:pPr>
-      <w:r>
-        <w:rPr>
-          <w:i/>
-          <w:sz w:val="19"/>
-        </w:rPr>
-        <w:t>«3. Os Estados-Membros devem utilizar as informações facultadas em conformidade com o artigo 84.º do Regulamento (UE) 2016/429. Os operadores não são obrigados a notificar novamente as informações já comunicadas em conformidade com o referido artigo. 4. A autoridade competente deve manter um registo de estabelecimentos. A autoridade competente pode utilizar, para esse efeito, o registo criado nos termos do artigo 101.º, n.º 1, alínea a), do Regulamento (UE) 2016/429.»</w:t>
-      </w:r>
-    </w:p>
-    <w:p>
-      <w:pPr>
-        <w:spacing w:after="160"/>
-        <w:ind w:left="454"/>
-      </w:pPr>
-      <w:r>
-        <w:rPr>
-          <w:color w:val="555555"/>
-          <w:sz w:val="17"/>
-        </w:rPr>
-        <w:t>art.º 9.º, n.ºs 3 e 4, do Regulamento (UE) 2026/1818 — versão portuguesa.</w:t>
-      </w:r>
-    </w:p>
-    <w:p>
-      <w:pPr>
-        <w:spacing w:after="120"/>
-      </w:pPr>
-      <w:r>
-        <w:rPr>
-          <w:b w:val="0"/>
-          <w:i w:val="0"/>
-          <w:sz w:val="21"/>
-        </w:rPr>
-        <w:t>Daqui decorre que a obrigação de registo destes estabelecimentos não nasce em 31 de agosto de 2028. O artigo 84.º da Lei da Saúde Animal, aplicável desde 21 de abril de 2021, impõe aos operadores de estabelecimentos que detêm animais terrestres o dever de informar a autoridade competente antes de iniciar a atividade, para que o estabelecimento seja registado; e o artigo 101.º impõe à autoridade competente a constituição e manutenção dos registos correspondentes. Nenhum dos dois está limitado às espécies pecuárias, pelo que o criador e a loja de cães e gatos são, nessa aceção, estabelecimentos. O que o Regulamento de 2026 acrescenta é conteúdo e publicidade, não a obrigação de base.</w:t>
-      </w:r>
-    </w:p>
-    <w:p>
-      <w:pPr>
-        <w:spacing w:before="240" w:after="80"/>
-      </w:pPr>
-      <w:r>
-        <w:rPr>
-          <w:b/>
-          <w:color w:val="1F3B63"/>
-          <w:sz w:val="22"/>
-        </w:rPr>
-        <w:t>T.2. A fronteira que se pede ao diploma nacional já é europeia</w:t>
-      </w:r>
-    </w:p>
-    <w:p>
-      <w:pPr>
-        <w:spacing w:after="120"/>
-      </w:pPr>
-      <w:r>
-        <w:rPr>
-          <w:b w:val="0"/>
-          <w:i w:val="0"/>
-          <w:sz w:val="21"/>
-        </w:rPr>
-        <w:t>A Lei da Saúde Animal distingue animal de companhia de animal detido em estabelecimento, e distingue-o pela finalidade da detenção:</w:t>
-      </w:r>
-    </w:p>
-    <w:p>
-      <w:pPr>
-        <w:spacing w:after="40"/>
-        <w:ind w:left="454" w:right="227"/>
-      </w:pPr>
-      <w:r>
-        <w:rPr>
-          <w:i/>
-          <w:sz w:val="19"/>
-        </w:rPr>
-        <w:t>«11) «Animal de companhia», um animal detido das espécies listadas no anexo I, que é detido para fins privados não comerciais;»</w:t>
-      </w:r>
-    </w:p>
-    <w:p>
-      <w:pPr>
-        <w:spacing w:after="160"/>
-        <w:ind w:left="454"/>
-      </w:pPr>
-      <w:r>
-        <w:rPr>
-          <w:color w:val="555555"/>
-          <w:sz w:val="17"/>
-        </w:rPr>
-        <w:t>art.º 4.º, ponto 11, do Regulamento (UE) 2016/429.</w:t>
-      </w:r>
-    </w:p>
-    <w:p>
-      <w:pPr>
-        <w:spacing w:after="120"/>
-      </w:pPr>
-      <w:r>
-        <w:rPr>
-          <w:b w:val="0"/>
-          <w:i w:val="0"/>
-          <w:sz w:val="21"/>
-        </w:rPr>
-        <w:t>É o mesmo critério que o projeto de RGAC adota no n.º 2 do seu artigo 2.º, com a distinção entre as espécies da Parte A do Anexo I, que são sempre animais de companhia, e as da Parte B, que o são quando detidas para fins de companhia. O critério que as observações 02 pedem não é, por isso, uma invenção nacional: é o critério do direito da União, de aplicação direta, que o próprio projeto já invoca ao referir, na al. d) do art.º 2.º do anexo, o regime de identificação, registo e circulação dos animais.</w:t>
-      </w:r>
-    </w:p>
-    <w:p>
-      <w:pPr>
-        <w:spacing w:before="240" w:after="80"/>
-      </w:pPr>
-      <w:r>
-        <w:rPr>
-          <w:b/>
-          <w:color w:val="1F3B63"/>
-          <w:sz w:val="22"/>
-        </w:rPr>
-        <w:t>T.3. A «detenção caseira» funde duas categorias que a Lei da Saúde Animal separa</w:t>
-      </w:r>
-    </w:p>
-    <w:p>
-      <w:pPr>
-        <w:spacing w:after="120"/>
-      </w:pPr>
-      <w:r>
-        <w:rPr>
-          <w:b w:val="0"/>
-          <w:i w:val="0"/>
-          <w:sz w:val="21"/>
-        </w:rPr>
-        <w:t>A al. i) do art.º 48.º do anexo define a detenção caseira pela posse de animais cujo objetivo é «de lazer ou abastecimento do seu detentor». São duas realidades distintas à luz da Lei da Saúde Animal. A detenção por lazer, sem comércio, corresponde à detenção de animais de companhia na aceção do art.º 4.º, ponto 11, e não constitui estabelecimento. A detenção para abastecimento do próprio detentor é produção primária e cai no âmbito do art.º 84.º, com as derrogações que este e o Regulamento Delegado (UE) 2019/2035 admitem para estabelecimentos de pequena dimensão.</w:t>
-      </w:r>
-    </w:p>
-    <w:p>
-      <w:pPr>
-        <w:spacing w:after="120"/>
-      </w:pPr>
-      <w:r>
-        <w:rPr>
-          <w:b w:val="0"/>
-          <w:i w:val="0"/>
-          <w:sz w:val="21"/>
-        </w:rPr>
-        <w:t>Sujeitar ambas, indistintamente, ao registo no SNIRA trata como exploração pecuária aquilo que o direito europeu classifica como detenção de animais de companhia. É esta a observação de fundo do ponto 02, e é por esta via, e não pela reposição da exclusão eliminada, que ela melhor se sustenta: preserva o objetivo de rastreabilidade de quem produz e deixa de fora quem detém apenas por companhia.</w:t>
-      </w:r>
-    </w:p>
-    <w:p>
-      <w:pPr>
-        <w:spacing w:before="240" w:after="80"/>
-      </w:pPr>
-      <w:r>
-        <w:rPr>
-          <w:b/>
-          <w:color w:val="1F3B63"/>
-          <w:sz w:val="22"/>
-        </w:rPr>
-        <w:t>T.4. O veículo nacional do registo</w:t>
-      </w:r>
-    </w:p>
-    <w:p>
-      <w:pPr>
-        <w:spacing w:after="120"/>
-      </w:pPr>
-      <w:r>
-        <w:rPr>
-          <w:b w:val="0"/>
-          <w:i w:val="0"/>
-          <w:sz w:val="21"/>
-        </w:rPr>
-        <w:t>Em Portugal, o registo que materializa o art.º 101.º da Lei da Saúde Animal quanto a estabelecimentos de animais de companhia é, hoje, a lista da DGAV das meras comunicações prévias do art.º 3.º-A do Decreto-Lei n.º 276/2001, divulgada nos termos do n.º 12 do seu art.º 3.º. O projeto de RGAC consolida essa função no SIAC, que passa a ser a base de dados oficial de identificação e registo dos animais de companhia, do RNAZ e dos estabelecimentos, e monta no artigo da divulgação dos estabelecimentos a lista pública com número único de aprovação, exigida também pelo n.º 3 do art.º 10.º do Regulamento (UE) 2026/1818.</w:t>
-      </w:r>
-    </w:p>
-    <w:p>
-      <w:pPr>
-        <w:spacing w:after="120"/>
-      </w:pPr>
-      <w:r>
-        <w:rPr>
-          <w:b w:val="0"/>
-          <w:i w:val="0"/>
-          <w:sz w:val="21"/>
-        </w:rPr>
-        <w:t>É esta a ligação ao ponto 01: encaminhada a loja de animais para um procedimento puramente municipal, sem pronúncia nem notificação da DGAV, nada do que o procedimento recolhe alimenta o registo que a autoridade competente tem de manter. E é esta a ligação ao ponto 09: o cadastro setorial e a base de dados setorial do anexo não incluem o SIAC entre os sistemas a articular.</w:t>
-      </w:r>
-    </w:p>
-    <w:p>
-      <w:pPr>
-        <w:spacing w:before="240" w:after="80"/>
-      </w:pPr>
-      <w:r>
-        <w:rPr>
-          <w:b/>
-          <w:color w:val="1F3B63"/>
-          <w:sz w:val="22"/>
-        </w:rPr>
-        <w:t>T.5. Fontes e verificações pendentes desta secção</w:t>
-      </w:r>
-    </w:p>
-    <w:p>
-      <w:pPr>
-        <w:pStyle w:val="ListBullet"/>
-        <w:spacing w:after="60"/>
-        <w:jc w:val="both"/>
-      </w:pPr>
-      <w:r>
-        <w:rPr>
-          <w:sz w:val="21"/>
-        </w:rPr>
-        <w:t>Regulamento (UE) 2026/1818 — art.º 9.º, n.ºs 3 e 4, e art.º 10.º, n.º 3, nas versões inglesa e portuguesa do texto publicado no Jornal Oficial. Confirmado.</w:t>
-      </w:r>
-    </w:p>
-    <w:p>
-      <w:pPr>
-        <w:pStyle w:val="ListBullet"/>
-        <w:spacing w:after="60"/>
-        <w:jc w:val="both"/>
-      </w:pPr>
-      <w:r>
-        <w:rPr>
-          <w:sz w:val="21"/>
-        </w:rPr>
-        <w:t>Regulamento (UE) 2016/429 — art.º 4.º, ponto 11. Confirmado.</w:t>
-      </w:r>
-    </w:p>
-    <w:p>
-      <w:pPr>
-        <w:pStyle w:val="ListBullet"/>
-        <w:spacing w:after="60"/>
-        <w:jc w:val="both"/>
-      </w:pPr>
-      <w:r>
-        <w:rPr>
-          <w:sz w:val="21"/>
-        </w:rPr>
-        <w:t>Regulamento (UE) 2016/429 — art.ºs 84.º, 93.º e 101.º. O teor foi apurado por fonte secundária: o acesso ao EUR-Lex foi recusado a partir deste ambiente, pelo que o texto não foi lido no Jornal Oficial. A descrição acima não deve ser usada como citação verbatim sem essa confirmação.</w:t>
-      </w:r>
-    </w:p>
-    <w:p>
-      <w:pPr>
-        <w:pStyle w:val="ListBullet"/>
-        <w:spacing w:after="60"/>
-        <w:jc w:val="both"/>
-      </w:pPr>
-      <w:r>
-        <w:rPr>
-          <w:sz w:val="21"/>
-        </w:rPr>
-        <w:t>Regulamento Delegado (UE) 2019/2035 da Comissão — referido pelo projeto de RGAC, inclusive quanto ao art.º 71.º-A, em matéria de rastreabilidade de cães, gatos e furões. Não verificado nesta sessão.</w:t>
-      </w:r>
-    </w:p>
-    <w:p>
-      <w:pPr>
-        <w:pStyle w:val="ListBullet"/>
-        <w:spacing w:after="60"/>
-        <w:jc w:val="both"/>
-      </w:pPr>
-      <w:r>
-        <w:rPr>
-          <w:sz w:val="21"/>
-        </w:rPr>
-        <w:t>Verificação pendente: se os estabelecimentos de animais de companhia estão hoje efetivamente registados ao abrigo do art.º 84.º da Lei da Saúde Animal e em que sistema. É a pergunta que determina se existe já um incumprimento a corrigir ou apenas um risco a prevenir.</w:t>
-      </w:r>
-    </w:p>
-    <w:p>
-      <w:pPr>
-        <w:spacing w:before="360" w:after="120"/>
-      </w:pPr>
-      <w:r>
-        <w:rPr>
-          <w:b/>
-          <w:color w:val="1F3B63"/>
-          <w:sz w:val="26"/>
-        </w:rPr>
-        <w:t>Registo de alterações</w:t>
+        <w:t>A mesma formulação, e o correspondente item da tabela de apoios, mantiveram-se nos Avisos seguintes, com atualização apenas dos valores:</w:t>
       </w:r>
     </w:p>
     <w:tbl>
@@ -5219,13 +4364,15 @@
         <w:tblLook w:firstColumn="1" w:firstRow="1" w:lastColumn="0" w:lastRow="0" w:noHBand="0" w:noVBand="1" w:val="04A0"/>
       </w:tblPr>
       <w:tblGrid>
-        <w:gridCol w:w="4703"/>
-        <w:gridCol w:w="4703"/>
+        <w:gridCol w:w="2351"/>
+        <w:gridCol w:w="2351"/>
+        <w:gridCol w:w="2351"/>
+        <w:gridCol w:w="2351"/>
       </w:tblGrid>
       <w:tr>
         <w:tc>
           <w:tcPr>
-            <w:tcW w:type="dxa" w:w="1361"/>
+            <w:tcW w:type="dxa" w:w="1701"/>
           </w:tcPr>
           <w:p>
             <w:pPr>
@@ -5238,13 +4385,13 @@
                 <w:color w:val="1F3B63"/>
                 <w:sz w:val="18"/>
               </w:rPr>
-              <w:t>Data</w:t>
+              <w:t>Aviso</w:t>
             </w:r>
           </w:p>
         </w:tc>
         <w:tc>
           <w:tcPr>
-            <w:tcW w:type="dxa" w:w="7427"/>
+            <w:tcW w:type="dxa" w:w="1474"/>
           </w:tcPr>
           <w:p>
             <w:pPr>
@@ -5257,7 +4404,45 @@
                 <w:color w:val="1F3B63"/>
                 <w:sz w:val="18"/>
               </w:rPr>
-              <w:t>Alteração</w:t>
+              <w:t>Entidade</w:t>
+            </w:r>
+          </w:p>
+        </w:tc>
+        <w:tc>
+          <w:tcPr>
+            <w:tcW w:type="dxa" w:w="3061"/>
+          </w:tcPr>
+          <w:p>
+            <w:pPr>
+              <w:spacing w:after="40"/>
+            </w:pPr>
+            <w:r/>
+            <w:r>
+              <w:rPr>
+                <w:b/>
+                <w:color w:val="1F3B63"/>
+                <w:sz w:val="18"/>
+              </w:rPr>
+              <w:t>Requisito mínimo</w:t>
+            </w:r>
+          </w:p>
+        </w:tc>
+        <w:tc>
+          <w:tcPr>
+            <w:tcW w:type="dxa" w:w="1417"/>
+          </w:tcPr>
+          <w:p>
+            <w:pPr>
+              <w:spacing w:after="40"/>
+            </w:pPr>
+            <w:r/>
+            <w:r>
+              <w:rPr>
+                <w:b/>
+                <w:color w:val="1F3B63"/>
+                <w:sz w:val="18"/>
+              </w:rPr>
+              <w:t>Valor do apoio</w:t>
             </w:r>
           </w:p>
         </w:tc>
@@ -5265,7 +4450,7 @@
       <w:tr>
         <w:tc>
           <w:tcPr>
-            <w:tcW w:type="dxa" w:w="1361"/>
+            <w:tcW w:type="dxa" w:w="1701"/>
           </w:tcPr>
           <w:p>
             <w:pPr>
@@ -5277,13 +4462,13 @@
               <w:rPr>
                 <w:sz w:val="18"/>
               </w:rPr>
-              <w:t>6.10.2026</w:t>
+              <w:t>Despacho n.º 3321/2018</w:t>
             </w:r>
           </w:p>
         </w:tc>
         <w:tc>
           <w:tcPr>
-            <w:tcW w:type="dxa" w:w="7427"/>
+            <w:tcW w:type="dxa" w:w="1474"/>
           </w:tcPr>
           <w:p>
             <w:pPr>
@@ -5295,15 +4480,13 @@
               <w:rPr>
                 <w:sz w:val="18"/>
               </w:rPr>
-              <w:t>Fundamentação do ponto 04, com o regime vigente dos centros de recolha oficial, o quadro das funções e dos quatro prazos, a articulação com o projeto e a solução do recinto multiespécie. Fixada a postura do ponto: sem discussão da sede da matéria e sem crítica de técnica legislativa, que ficam como registo interno.</w:t>
+              <w:t>DGAL, DGAV e CCDR</w:t>
             </w:r>
           </w:p>
         </w:tc>
-      </w:tr>
-      <w:tr>
         <w:tc>
           <w:tcPr>
-            <w:tcW w:type="dxa" w:w="1361"/>
+            <w:tcW w:type="dxa" w:w="3061"/>
           </w:tcPr>
           <w:p>
             <w:pPr>
@@ -5315,13 +4498,13 @@
               <w:rPr>
                 <w:sz w:val="18"/>
               </w:rPr>
-              <w:t>6.10.2026</w:t>
+              <w:t>«uma boxe para outros animais»</w:t>
             </w:r>
           </w:p>
         </w:tc>
         <w:tc>
           <w:tcPr>
-            <w:tcW w:type="dxa" w:w="7427"/>
+            <w:tcW w:type="dxa" w:w="1417"/>
           </w:tcPr>
           <w:p>
             <w:pPr>
@@ -5333,7 +4516,7 @@
               <w:rPr>
                 <w:sz w:val="18"/>
               </w:rPr>
-              <w:t>Eliminado o ponto da venda não sedentária, feiras e leilões, apurado que a omissão dos animais vivos no n.º 2 do artigo 133.º é herdada do artigo 75.º do Decreto-Lei n.º 10/2015 e não constitui regressão. Resíduos registados no ponto 5-R. O acesso de animais de companhia a estabelecimentos passa a ponto 05. O ponto 03 passa a «a confirmar».</w:t>
+              <w:t>1.300 € (3 m²)</w:t>
             </w:r>
           </w:p>
         </w:tc>
@@ -5341,7 +4524,7 @@
       <w:tr>
         <w:tc>
           <w:tcPr>
-            <w:tcW w:type="dxa" w:w="1361"/>
+            <w:tcW w:type="dxa" w:w="1701"/>
           </w:tcPr>
           <w:p>
             <w:pPr>
@@ -5353,13 +4536,13 @@
               <w:rPr>
                 <w:sz w:val="18"/>
               </w:rPr>
-              <w:t>6.10.2026</w:t>
+              <w:t>Aviso 1/2021</w:t>
             </w:r>
           </w:p>
         </w:tc>
         <w:tc>
           <w:tcPr>
-            <w:tcW w:type="dxa" w:w="7427"/>
+            <w:tcW w:type="dxa" w:w="1474"/>
           </w:tcPr>
           <w:p>
             <w:pPr>
@@ -5371,15 +4554,13 @@
               <w:rPr>
                 <w:sz w:val="18"/>
               </w:rPr>
-              <w:t>Série reduzida a seis pontos. Fusão do antigo ponto 04 no ponto 01 e eliminação dos temas da venda em linha, do SIAC e cadastro e dos lapsos formais. Renumerados os restantes: os errantes passam a 04, o comércio não sedentário e os leilões a 05 e o acesso de animais de companhia a estabelecimentos a 06.</w:t>
+              <w:t>ICNF-DBEAC</w:t>
             </w:r>
           </w:p>
         </w:tc>
-      </w:tr>
-      <w:tr>
         <w:tc>
           <w:tcPr>
-            <w:tcW w:type="dxa" w:w="1361"/>
+            <w:tcW w:type="dxa" w:w="3061"/>
           </w:tcPr>
           <w:p>
             <w:pPr>
@@ -5391,13 +4572,13 @@
               <w:rPr>
                 <w:sz w:val="18"/>
               </w:rPr>
-              <w:t>6.10.2026</w:t>
+              <w:t>«uma boxe para outros animais»</w:t>
             </w:r>
           </w:p>
         </w:tc>
         <w:tc>
           <w:tcPr>
-            <w:tcW w:type="dxa" w:w="7427"/>
+            <w:tcW w:type="dxa" w:w="1417"/>
           </w:tcPr>
           <w:p>
             <w:pPr>
@@ -5409,7 +4590,7 @@
               <w:rPr>
                 <w:sz w:val="18"/>
               </w:rPr>
-              <w:t>Fundamentação do ponto 03, sobre o deferimento tácito, com o achado de que a exclusão do deferimento tácito em decisões sobre detenção de animais já consta da lei vigente, no n.º 2 do artigo 3.º-D do Decreto-Lei n.º 276/2001, e não apenas do projeto de RGAC.</w:t>
+              <w:t>1.300 € (3 m²)</w:t>
             </w:r>
           </w:p>
         </w:tc>
@@ -5417,7 +4598,7 @@
       <w:tr>
         <w:tc>
           <w:tcPr>
-            <w:tcW w:type="dxa" w:w="1361"/>
+            <w:tcW w:type="dxa" w:w="1701"/>
           </w:tcPr>
           <w:p>
             <w:pPr>
@@ -5429,13 +4610,13 @@
               <w:rPr>
                 <w:sz w:val="18"/>
               </w:rPr>
-              <w:t>6.10.2026</w:t>
+              <w:t>Aviso 1/2022</w:t>
             </w:r>
           </w:p>
         </w:tc>
         <w:tc>
           <w:tcPr>
-            <w:tcW w:type="dxa" w:w="7427"/>
+            <w:tcW w:type="dxa" w:w="1474"/>
           </w:tcPr>
           <w:p>
             <w:pPr>
@@ -5447,15 +4628,13 @@
               <w:rPr>
                 <w:sz w:val="18"/>
               </w:rPr>
-              <w:t>Criação do documento. Índice da série e numeração. Fundamentação dos pontos 01 e 02.</w:t>
+              <w:t>ICNF-DBEAC</w:t>
             </w:r>
           </w:p>
         </w:tc>
-      </w:tr>
-      <w:tr>
         <w:tc>
           <w:tcPr>
-            <w:tcW w:type="dxa" w:w="1361"/>
+            <w:tcW w:type="dxa" w:w="3061"/>
           </w:tcPr>
           <w:p>
             <w:pPr>
@@ -5467,13 +4646,13 @@
               <w:rPr>
                 <w:sz w:val="18"/>
               </w:rPr>
-              <w:t>6.10.2026</w:t>
+              <w:t>«uma boxe para outros animais»</w:t>
             </w:r>
           </w:p>
         </w:tc>
         <w:tc>
           <w:tcPr>
-            <w:tcW w:type="dxa" w:w="7427"/>
+            <w:tcW w:type="dxa" w:w="1417"/>
           </w:tcPr>
           <w:p>
             <w:pPr>
@@ -5485,7 +4664,7 @@
               <w:rPr>
                 <w:sz w:val="18"/>
               </w:rPr>
-              <w:t>Ponto 2.5-C: ligação à lista positiva de animais de companhia do n.º 3 do artigo 4.º do projeto de RGAC, com a colisão das duas habilitações regulamentares sobre a detenção da mesma espécie, e a incoerência interna do RGAC entre o n.º 2 do artigo 2.º e o n.º 2 do artigo 4.º, a remeter para o memorando de acompanhamento.</w:t>
+              <w:t>1.430 € (3 m²/animal)</w:t>
             </w:r>
           </w:p>
         </w:tc>
@@ -5493,7 +4672,7 @@
       <w:tr>
         <w:tc>
           <w:tcPr>
-            <w:tcW w:type="dxa" w:w="1361"/>
+            <w:tcW w:type="dxa" w:w="1701"/>
           </w:tcPr>
           <w:p>
             <w:pPr>
@@ -5505,13 +4684,13 @@
               <w:rPr>
                 <w:sz w:val="18"/>
               </w:rPr>
-              <w:t>6.10.2026</w:t>
+              <w:t>Aviso 1/2023</w:t>
             </w:r>
           </w:p>
         </w:tc>
         <w:tc>
           <w:tcPr>
-            <w:tcW w:type="dxa" w:w="7427"/>
+            <w:tcW w:type="dxa" w:w="1474"/>
           </w:tcPr>
           <w:p>
             <w:pPr>
@@ -5523,15 +4702,13 @@
               <w:rPr>
                 <w:sz w:val="18"/>
               </w:rPr>
-              <w:t>Observações 02 em quarta versão, 197 palavras: deixa de propor redação e passa a colocar uma dúvida de aplicação sobre a norma de bem-estar aplicável à detenção caseira, ligando-se a um fio já aberto no ficheiro. Acrescentado o ponto 2.5-B, com os três encaminhamentos para a DGAV registados no documento e com a correção relativa à Portaria n.º 635/2009, que estreita a delimitação do vazio.</w:t>
+              <w:t>ICNF-DBEAC</w:t>
             </w:r>
           </w:p>
         </w:tc>
-      </w:tr>
-      <w:tr>
         <w:tc>
           <w:tcPr>
-            <w:tcW w:type="dxa" w:w="1361"/>
+            <w:tcW w:type="dxa" w:w="3061"/>
           </w:tcPr>
           <w:p>
             <w:pPr>
@@ -5543,13 +4720,13 @@
               <w:rPr>
                 <w:sz w:val="18"/>
               </w:rPr>
-              <w:t>6.10.2026</w:t>
+              <w:t>«uma boxe para outros animais»</w:t>
             </w:r>
           </w:p>
         </w:tc>
         <w:tc>
           <w:tcPr>
-            <w:tcW w:type="dxa" w:w="7427"/>
+            <w:tcW w:type="dxa" w:w="1417"/>
           </w:tcPr>
           <w:p>
             <w:pPr>
@@ -5561,7 +4738,7 @@
               <w:rPr>
                 <w:sz w:val="18"/>
               </w:rPr>
-              <w:t>Observações 02 ajustadas: a alternativa de repor a exclusão eliminada foi substituída pela adoção do critério finalista com ressalva das obrigações de identificação e registo, por se reconhecer que a reposição reabriria um vazio. Acrescentado o ponto 2.5-A, sobre o que a alteração resolve e que a lei atual não resolve.</w:t>
+              <w:t>1.430 € (3 m²/animal)</w:t>
             </w:r>
           </w:p>
         </w:tc>
@@ -5569,7 +4746,7 @@
       <w:tr>
         <w:tc>
           <w:tcPr>
-            <w:tcW w:type="dxa" w:w="1361"/>
+            <w:tcW w:type="dxa" w:w="1701"/>
           </w:tcPr>
           <w:p>
             <w:pPr>
@@ -5581,13 +4758,13 @@
               <w:rPr>
                 <w:sz w:val="18"/>
               </w:rPr>
-              <w:t>6.10.2026</w:t>
+              <w:t>Aviso 1/2025</w:t>
             </w:r>
           </w:p>
         </w:tc>
         <w:tc>
           <w:tcPr>
-            <w:tcW w:type="dxa" w:w="7427"/>
+            <w:tcW w:type="dxa" w:w="1474"/>
           </w:tcPr>
           <w:p>
             <w:pPr>
@@ -5599,15 +4776,13 @@
               <w:rPr>
                 <w:sz w:val="18"/>
               </w:rPr>
-              <w:t>Secção transversal sobre a Lei da Saúde Animal, Regulamento (UE) 2016/429, que enquadra os pontos 01, 02 e 09. Observações 02 em terceira versão, com o alerta reduzido ao essencial e o enquadramento no Decreto-Lei n.º 276/2001 e na Lei da Saúde Animal.</w:t>
+              <w:t>DGAV-DBEA</w:t>
             </w:r>
           </w:p>
         </w:tc>
-      </w:tr>
-      <w:tr>
         <w:tc>
           <w:tcPr>
-            <w:tcW w:type="dxa" w:w="1361"/>
+            <w:tcW w:type="dxa" w:w="3061"/>
           </w:tcPr>
           <w:p>
             <w:pPr>
@@ -5619,13 +4794,13 @@
               <w:rPr>
                 <w:sz w:val="18"/>
               </w:rPr>
-              <w:t>6.10.2026</w:t>
+              <w:t>«um compartimento para outras espécies»</w:t>
             </w:r>
           </w:p>
         </w:tc>
         <w:tc>
           <w:tcPr>
-            <w:tcW w:type="dxa" w:w="7427"/>
+            <w:tcW w:type="dxa" w:w="1417"/>
           </w:tcPr>
           <w:p>
             <w:pPr>
@@ -5637,7 +4812,7 @@
               <w:rPr>
                 <w:sz w:val="18"/>
               </w:rPr>
-              <w:t>Observações 02 em segunda versão, em linguagem corrente e em registo de dúvida, a pedido. A primeira versão fica no processo. Ambas assentam na fundamentação deste ponto 02, que não foi alterada.</w:t>
+              <w:t>1 537,02 € (3 m²/animal)</w:t>
             </w:r>
           </w:p>
         </w:tc>
@@ -5645,7 +4820,7 @@
       <w:tr>
         <w:tc>
           <w:tcPr>
-            <w:tcW w:type="dxa" w:w="1361"/>
+            <w:tcW w:type="dxa" w:w="1701"/>
           </w:tcPr>
           <w:p>
             <w:pPr>
@@ -5657,13 +4832,13 @@
               <w:rPr>
                 <w:sz w:val="18"/>
               </w:rPr>
-              <w:t>6.10.2026</w:t>
+              <w:t>Aviso 1/2026</w:t>
             </w:r>
           </w:p>
         </w:tc>
         <w:tc>
           <w:tcPr>
-            <w:tcW w:type="dxa" w:w="7427"/>
+            <w:tcW w:type="dxa" w:w="1474"/>
           </w:tcPr>
           <w:p>
             <w:pPr>
@@ -5675,7 +4850,43 @@
               <w:rPr>
                 <w:sz w:val="18"/>
               </w:rPr>
-              <w:t>Correção ao contributo interno de 5.10.2026: o seu ponto 5.4 afirmava que a venda de animais em feiras e no comércio não sedentário ficava sem requisitos de bem-estar. O n.º 6 do art.º 35.º do Decreto-Lei n.º 276/2001 proíbe a venda ambulante de animais de companhia e o mesmo artigo fixa as condições da venda em feiras e mercados, com mera comunicação prévia à câmara para vistoria pelo médico veterinário municipal. Não há lacuna, há falta de articulação. O tema passou ao ponto 06 desta série.</w:t>
+              <w:t>DGAV-DBEA</w:t>
+            </w:r>
+          </w:p>
+        </w:tc>
+        <w:tc>
+          <w:tcPr>
+            <w:tcW w:type="dxa" w:w="3061"/>
+          </w:tcPr>
+          <w:p>
+            <w:pPr>
+              <w:spacing w:after="40"/>
+              <w:jc w:val="both"/>
+            </w:pPr>
+            <w:r/>
+            <w:r>
+              <w:rPr>
+                <w:sz w:val="18"/>
+              </w:rPr>
+              <w:t>ausente</w:t>
+            </w:r>
+          </w:p>
+        </w:tc>
+        <w:tc>
+          <w:tcPr>
+            <w:tcW w:type="dxa" w:w="1417"/>
+          </w:tcPr>
+          <w:p>
+            <w:pPr>
+              <w:spacing w:after="40"/>
+              <w:jc w:val="both"/>
+            </w:pPr>
+            <w:r/>
+            <w:r>
+              <w:rPr>
+                <w:sz w:val="18"/>
+              </w:rPr>
+              <w:t>ausente</w:t>
             </w:r>
           </w:p>
         </w:tc>
@@ -5685,6 +4896,1140 @@
       <w:pPr>
         <w:spacing w:after="80"/>
       </w:pPr>
+    </w:p>
+    <w:p>
+      <w:pPr>
+        <w:spacing w:after="120"/>
+      </w:pPr>
+      <w:r>
+        <w:rPr>
+          <w:b w:val="0"/>
+          <w:i w:val="0"/>
+          <w:sz w:val="21"/>
+        </w:rPr>
+        <w:t>A redação de 2025, na al. b) do n.º 1 do Capítulo XV, é a seguinte:</w:t>
+      </w:r>
+    </w:p>
+    <w:p>
+      <w:pPr>
+        <w:spacing w:after="40"/>
+        <w:ind w:left="454" w:right="227"/>
+      </w:pPr>
+      <w:r>
+        <w:rPr>
+          <w:i/>
+          <w:sz w:val="19"/>
+        </w:rPr>
+        <w:t>«Um CRO municipal deve possuir, no mínimo, duas celas de isolamento, um compartimento para outras espécies, bem como uma sala que permita realizar a esterilização, tratamento e/ou occisão»</w:t>
+      </w:r>
+    </w:p>
+    <w:p>
+      <w:pPr>
+        <w:spacing w:after="160"/>
+        <w:ind w:left="454"/>
+      </w:pPr>
+      <w:r>
+        <w:rPr>
+          <w:color w:val="555555"/>
+          <w:sz w:val="17"/>
+        </w:rPr>
+        <w:t>al. b) do n.º 1 do Capítulo XV do Aviso n.º 1/2025 DGAV-DBEA.</w:t>
+      </w:r>
+    </w:p>
+    <w:p>
+      <w:pPr>
+        <w:spacing w:after="120"/>
+      </w:pPr>
+      <w:r>
+        <w:rPr>
+          <w:b w:val="0"/>
+          <w:i w:val="0"/>
+          <w:sz w:val="21"/>
+        </w:rPr>
+        <w:t>E a al. c), iii), do mesmo número fixava o apoio em «Compartimento para outras espécies (área mínima coberta de 3 m²/animal) – 1 537,02 €».</w:t>
+      </w:r>
+    </w:p>
+    <w:p>
+      <w:pPr>
+        <w:spacing w:after="120"/>
+      </w:pPr>
+      <w:r>
+        <w:rPr>
+          <w:b w:val="0"/>
+          <w:i w:val="0"/>
+          <w:sz w:val="21"/>
+        </w:rPr>
+        <w:t>O Aviso n.º 1/2026, que é o Aviso em vigor, não contém uma única ocorrência da palavra «espécie». O item desapareceu dos requisitos técnicos e desapareceu da tabela de apoios. A verificação foi feita por pesquisa sistemática do termo no texto integral dos dois Avisos.</w:t>
+      </w:r>
+    </w:p>
+    <w:p>
+      <w:pPr>
+        <w:spacing w:after="120"/>
+      </w:pPr>
+      <w:r>
+        <w:rPr>
+          <w:b w:val="0"/>
+          <w:i/>
+          <w:sz w:val="21"/>
+        </w:rPr>
+        <w:t>Leitura (inferência): o requisito não foi substituído por outro, nem acompanhado de norma transitória. Trata-se, pela aparência, de uma simplificação do Aviso e não de uma decisão de política, mas o efeito é o de retirar do quadro de financiamento a única infraestrutura que permitia aos centros de recolha oficial acolher espécies diferentes do cão e do gato.</w:t>
+      </w:r>
+    </w:p>
+    <w:p>
+      <w:pPr>
+        <w:spacing w:after="120"/>
+      </w:pPr>
+      <w:r>
+        <w:rPr>
+          <w:b w:val="0"/>
+          <w:i w:val="0"/>
+          <w:color w:val="555555"/>
+          <w:sz w:val="19"/>
+        </w:rPr>
+        <w:t>Nota de precisão a observar na pronúncia: a expressão literal «sala multiespécie» não consta dos Avisos. Consta do documento da Direção-Geral de Veterinária n.º 01/DSSPA/M//2010, de dezembro de 2010, sobre requisitos dos centros de recolha, que classifica as «Instalações por espécie» como obrigatórias e a «sala multiespécie» como recomendável, admitindo em alternativa «protocolos com outros centros de recolha ou outras entidades». Nos Avisos, a designação é «boxe para outros animais» e, a partir de 2025, «compartimento para outras espécies». É esta a expressão a citar.</w:t>
+      </w:r>
+    </w:p>
+    <w:p>
+      <w:pPr>
+        <w:spacing w:before="240" w:after="80"/>
+      </w:pPr>
+      <w:r>
+        <w:rPr>
+          <w:b/>
+          <w:color w:val="1F3B63"/>
+          <w:sz w:val="22"/>
+        </w:rPr>
+        <w:t>4.7. A atividade existe e a própria DGAV a registou</w:t>
+      </w:r>
+    </w:p>
+    <w:p>
+      <w:pPr>
+        <w:spacing w:after="120"/>
+      </w:pPr>
+      <w:r>
+        <w:rPr>
+          <w:b w:val="0"/>
+          <w:i w:val="0"/>
+          <w:sz w:val="21"/>
+        </w:rPr>
+        <w:t>O Relatório de Atividades dos Centros de Recolha Oficial relativo a 2025 contém a seguinte advertência metodológica:</w:t>
+      </w:r>
+    </w:p>
+    <w:p>
+      <w:pPr>
+        <w:spacing w:after="40"/>
+        <w:ind w:left="454" w:right="227"/>
+      </w:pPr>
+      <w:r>
+        <w:rPr>
+          <w:i/>
+          <w:sz w:val="19"/>
+        </w:rPr>
+        <w:t>«Para efeitos do presente relatório, são considerados os dados referentes somente a cães e gatos. Alguns CRO têm ações realizadas com outras espécies, contudo esses dados, apesar de se encontrarem explanados na tabela, não foram considerados para os totais.»</w:t>
+      </w:r>
+    </w:p>
+    <w:p>
+      <w:pPr>
+        <w:spacing w:after="160"/>
+        <w:ind w:left="454"/>
+      </w:pPr>
+      <w:r>
+        <w:rPr>
+          <w:color w:val="555555"/>
+          <w:sz w:val="17"/>
+        </w:rPr>
+        <w:t>DGAV, Relatório de Atividades dos Centros de Recolha Oficial de Animais de Companhia, 2025.</w:t>
+      </w:r>
+    </w:p>
+    <w:p>
+      <w:pPr>
+        <w:spacing w:after="120"/>
+      </w:pPr>
+      <w:r>
+        <w:rPr>
+          <w:b w:val="0"/>
+          <w:i w:val="0"/>
+          <w:sz w:val="21"/>
+        </w:rPr>
+        <w:t>O enunciado é duplamente útil. Documenta, por fonte própria da DGAV, que há centros de recolha oficial a intervir sobre outras espécies; e documenta que essa atividade não é medida, porque os dados declarados pelos municípios são excluídos dos totais. A prática antecede, pois, o enquadramento.</w:t>
+      </w:r>
+    </w:p>
+    <w:p>
+      <w:pPr>
+        <w:spacing w:before="240" w:after="80"/>
+      </w:pPr>
+      <w:r>
+        <w:rPr>
+          <w:b/>
+          <w:color w:val="1F3B63"/>
+          <w:sz w:val="22"/>
+        </w:rPr>
+        <w:t>4.8. O recinto multiespécie no projeto de RGAC</w:t>
+      </w:r>
+    </w:p>
+    <w:p>
+      <w:pPr>
+        <w:spacing w:after="120"/>
+      </w:pPr>
+      <w:r>
+        <w:rPr>
+          <w:b w:val="0"/>
+          <w:i w:val="0"/>
+          <w:sz w:val="21"/>
+        </w:rPr>
+        <w:t>O projeto de RGAC prevê que os centros de recolha possam dispor de, pelo menos, um recinto multiespécie adequado a espécies pecuárias, cumprindo a legislação específica. A previsão é coerente com a base legal identificada no ponto 4.5 e com a série de Avisos do ponto 4.6, e é o lugar próprio para a matéria.</w:t>
+      </w:r>
+    </w:p>
+    <w:p>
+      <w:pPr>
+        <w:spacing w:before="240" w:after="80"/>
+      </w:pPr>
+      <w:r>
+        <w:rPr>
+          <w:b/>
+          <w:color w:val="1F3B63"/>
+          <w:sz w:val="22"/>
+        </w:rPr>
+        <w:t>4.9. Os modelos europeus</w:t>
+      </w:r>
+    </w:p>
+    <w:p>
+      <w:pPr>
+        <w:spacing w:after="120"/>
+      </w:pPr>
+      <w:r>
+        <w:rPr>
+          <w:b w:val="0"/>
+          <w:i w:val="0"/>
+          <w:sz w:val="21"/>
+        </w:rPr>
+        <w:t>Três modelos, quanto à relação entre a instalação destinada a animais de companhia e o alojamento de animais de espécie pecuária encontrados sem detentor.</w:t>
+      </w:r>
+    </w:p>
+    <w:p>
+      <w:pPr>
+        <w:pStyle w:val="ListBullet"/>
+        <w:spacing w:after="60"/>
+        <w:jc w:val="both"/>
+      </w:pPr>
+      <w:r>
+        <w:rPr>
+          <w:sz w:val="21"/>
+        </w:rPr>
+        <w:t>Modelo dualista, em França, Espanha e Itália ao nível nacional. Duas figuras jurídicas distintas, uma para os animais de companhia e outra para o gado. Em França, a «fourrière» dos art.ºs L211-24 e seguintes do Code rural et de la pêche maritime cobre cães e gatos, e o gado tem a figura autónoma do «lieu de dépôt». Em Espanha, a al. b) do n.º 3 do art.º 1.º da Ley 7/2023 exclui expressamente do seu âmbito os animais de produção, que ficam sob o regime das «reses mostrencas».</w:t>
+      </w:r>
+    </w:p>
+    <w:p>
+      <w:pPr>
+        <w:pStyle w:val="ListBullet"/>
+        <w:spacing w:after="60"/>
+        <w:jc w:val="both"/>
+      </w:pPr>
+      <w:r>
+        <w:rPr>
+          <w:sz w:val="21"/>
+        </w:rPr>
+        <w:t>Modelo unitário espécie-neutro, nos Países Baixos e na Bélgica. Há uma só obrigação de recolha e guarda, redigida para «um animal», qualquer que seja a espécie, com encaminhamento diferenciado na execução. O lid 3 do art.º 5:8 do Burgerlijk Wetboek neerlandês dispõe que «Indien een dier wordt gevonden» — se for encontrado um animal — o burgomestre é competente, decorridas duas semanas, para o transmitir a terceiro. A doutrina administrativa municipal confirma que o dever de acolhimento não se limita a cães e gatos e abrange todos os animais detidos.</w:t>
+      </w:r>
+    </w:p>
+    <w:p>
+      <w:pPr>
+        <w:pStyle w:val="ListBullet"/>
+        <w:spacing w:after="60"/>
+        <w:jc w:val="both"/>
+      </w:pPr>
+      <w:r>
+        <w:rPr>
+          <w:sz w:val="21"/>
+        </w:rPr>
+        <w:t>Modelo intermédio, no nível regional italiano. A Lei Regional da Calábria n.º 45, de 3 de outubro de 2023, é o único diploma identificado que positiva a instalação de companhia aberta a outras espécies com padrão de separação. A al. b) do n.º 2 do seu art.º 28.º admite no canil sanitário «altri animali rinvenuti senza proprietario […] compatibilmente con la recettività e le caratteristiche della struttura»; a al. c) do n.º 1 do art.º 29.º exige que, «in caso di ricovero di specie diverse tra loro incompatibili», sejam usados meios que impeçam que os animais «possano vedersi, annusarsi o udirsi reciprocamente»; e o art.º 32.º admite a coexistência de estruturas diversas «purché siano separate, fisicamente e funzionalmente», com «uso in comune delle strutture di servizio e sanitarie».</w:t>
+      </w:r>
+    </w:p>
+    <w:p>
+      <w:pPr>
+        <w:spacing w:after="120"/>
+      </w:pPr>
+      <w:r>
+        <w:rPr>
+          <w:b w:val="0"/>
+          <w:i w:val="0"/>
+          <w:color w:val="555555"/>
+          <w:sz w:val="19"/>
+        </w:rPr>
+        <w:t>Duas notas de delimitação, para que o argumento comparado não seja sobre-estendido. Primeira: nenhum dos ordenamentos analisados impõe uma instalação multiespécie, pelo que a solução portuguesa, se avançar, é inovadora e não transposta. Segunda: o diploma calabrês define «animale d'affezione» como o animal detido «senza fini produttivi o alimentari», pelo que o gado permanece formalmente fora do seu âmbito; a abertura do art.º 28.º tem finalidade de profilaxia antirrábica.</w:t>
+      </w:r>
+    </w:p>
+    <w:p>
+      <w:pPr>
+        <w:spacing w:after="120"/>
+      </w:pPr>
+      <w:r>
+        <w:rPr>
+          <w:b w:val="0"/>
+          <w:i w:val="0"/>
+          <w:sz w:val="21"/>
+        </w:rPr>
+        <w:t>Nas Ilhas Britânicas há duas peças de interesse direto, uma de modelo e outra de advertência.</w:t>
+      </w:r>
+    </w:p>
+    <w:p>
+      <w:pPr>
+        <w:spacing w:after="120"/>
+      </w:pPr>
+      <w:r>
+        <w:rPr>
+          <w:b w:val="0"/>
+          <w:i w:val="0"/>
+          <w:sz w:val="21"/>
+        </w:rPr>
+        <w:t>A peça de modelo é galesa. O Code of Best Practice for Animal Welfare Establishments, do Governo do País de Gales, de 2020, é o único documento oficial identificado que inclui no seu âmbito as instalações municipais de recolha de animais errantes e as trata como instalações multiespécie. O âmbito declarado abrange «rehabilitation centres, rescue centres, and stray animal facilities (local authority or contractor)» e a definição é a seguinte:</w:t>
+      </w:r>
+    </w:p>
+    <w:p>
+      <w:pPr>
+        <w:spacing w:after="40"/>
+        <w:ind w:left="454" w:right="227"/>
+      </w:pPr>
+      <w:r>
+        <w:rPr>
+          <w:i/>
+          <w:sz w:val="19"/>
+        </w:rPr>
+        <w:t>«A person, organisation or establishment who holds themselves out to receive vulnerable animals on a regular basis, whether companion, farmed, wild, protected or other animals, with a view to rehabilitating and either rehoming or releasing (back to the wild), or providing long-term care.»</w:t>
+      </w:r>
+    </w:p>
+    <w:p>
+      <w:pPr>
+        <w:spacing w:after="160"/>
+        <w:ind w:left="454"/>
+      </w:pPr>
+      <w:r>
+        <w:rPr>
+          <w:color w:val="555555"/>
+          <w:sz w:val="17"/>
+        </w:rPr>
+        <w:t>Code of Best Practice for Animal Welfare Establishments, Welsh Government, 2020, definição de Animal Welfare Establishment.</w:t>
+      </w:r>
+    </w:p>
+    <w:p>
+      <w:pPr>
+        <w:spacing w:after="120"/>
+      </w:pPr>
+      <w:r>
+        <w:rPr>
+          <w:b w:val="0"/>
+          <w:i w:val="0"/>
+          <w:sz w:val="21"/>
+        </w:rPr>
+        <w:t>O código fixa, para os recintos interiores e exteriores, o requisito de «Separation from other species if appropriate» e «Separation from other species as appropriate», prevê expressamente a coexistência de estábulos e canis na mesma instalação, e faz depender a lotação máxima dos recursos efetivos do estabelecimento, incluindo a necessidade de manter animais de espécies diferentes separados e fora da vista e do olfato dos restantes. É o molde técnico mais completo encontrado.</w:t>
+      </w:r>
+    </w:p>
+    <w:p>
+      <w:pPr>
+        <w:spacing w:after="120"/>
+      </w:pPr>
+      <w:r>
+        <w:rPr>
+          <w:b w:val="0"/>
+          <w:i w:val="0"/>
+          <w:sz w:val="21"/>
+        </w:rPr>
+        <w:t>A peça de advertência é irlandesa, e deve ser retida com igual atenção. O n.º 1 do art.º 2.º do Pounds (Provision and Maintenance) Act, 1935, impõe às autoridades locais o dever de prover instalação, com certificação prévia de adequação por entidade externa ao município. A instalação é multiespécie por definição legal. Sucede que o poder de fixar padrões técnicos, previsto na al. h) do n.º 3 do art.º 5.º do Animals Act, 1985, nunca foi exercido, e a revisão governamental de 2017 concluiu que as instalações, sobretudo as privadas com fim lucrativo, estão «inadequately regulated».</w:t>
+      </w:r>
+    </w:p>
+    <w:p>
+      <w:pPr>
+        <w:spacing w:after="120"/>
+      </w:pPr>
+      <w:r>
+        <w:rPr>
+          <w:b w:val="0"/>
+          <w:i w:val="0"/>
+          <w:sz w:val="21"/>
+        </w:rPr>
+        <w:t>A conclusão a extrair da comparação não é, por isso, que a instalação multiespécie seja boa ou má em si. É que a figura sem norma técnica produz maus-tratos, e que a norma técnica é precisamente o contributo que esta área tem para dar. O caso irlandês mostra também o inverso quando o investimento é feito a montante: segundo os dados abertos do Department of Agriculture, Food and the Marine, as occisões de equídeos apreendidos passaram de 4 231, em 2014, para 14, em 2022, e a proporção de animais realojados subiu de cerca de 10 % para 76 %.</w:t>
+      </w:r>
+    </w:p>
+    <w:p>
+      <w:pPr>
+        <w:spacing w:after="120"/>
+      </w:pPr>
+      <w:r>
+        <w:rPr>
+          <w:b w:val="0"/>
+          <w:i w:val="0"/>
+          <w:color w:val="555555"/>
+          <w:sz w:val="19"/>
+        </w:rPr>
+        <w:t>Reserva quanto a estes números: provêm do conjunto de dados aberto A0020 do Department of Agriculture, Food and the Marine, com uma divergência não explicada, no ano de 2019, entre a ficha do próprio departamento, que indica 885 apreensões, e o conjunto de dados, que indica 1 050. Os valores posteriores a 2022 não foram confirmados.</w:t>
+      </w:r>
+    </w:p>
+    <w:p>
+      <w:pPr>
+        <w:spacing w:before="240" w:after="80"/>
+      </w:pPr>
+      <w:r>
+        <w:rPr>
+          <w:b/>
+          <w:color w:val="1F3B63"/>
+          <w:sz w:val="22"/>
+        </w:rPr>
+        <w:t>4.10. Fontes do ponto 04</w:t>
+      </w:r>
+    </w:p>
+    <w:p>
+      <w:pPr>
+        <w:pStyle w:val="ListBullet"/>
+        <w:spacing w:after="60"/>
+        <w:jc w:val="both"/>
+      </w:pPr>
+      <w:r>
+        <w:rPr>
+          <w:sz w:val="21"/>
+        </w:rPr>
+        <w:t>Projeto: art.ºs 48.º, al. c), 54.º, 55.º, 57.º, 58.º e 59.º do anexo; estrutura do Título II; ficha de avaliação legislativa, quadro das audições obrigatórias.</w:t>
+      </w:r>
+    </w:p>
+    <w:p>
+      <w:pPr>
+        <w:pStyle w:val="ListBullet"/>
+        <w:spacing w:after="60"/>
+        <w:jc w:val="both"/>
+      </w:pPr>
+      <w:r>
+        <w:rPr>
+          <w:sz w:val="21"/>
+        </w:rPr>
+        <w:t>Decreto-Lei n.º 276/2001 — art.ºs 2.º, n.º 1, als. c) e t), 3.º, n.º 1, al. a), e 19.º.</w:t>
+      </w:r>
+    </w:p>
+    <w:p>
+      <w:pPr>
+        <w:pStyle w:val="ListBullet"/>
+        <w:spacing w:after="60"/>
+        <w:jc w:val="both"/>
+      </w:pPr>
+      <w:r>
+        <w:rPr>
+          <w:sz w:val="21"/>
+        </w:rPr>
+        <w:t>Decreto-Lei n.º 314/2003 — art.ºs 2.º, al. n), 8.º, 9.º, 10.º, 11.º e 12.º.</w:t>
+      </w:r>
+    </w:p>
+    <w:p>
+      <w:pPr>
+        <w:pStyle w:val="ListBullet"/>
+        <w:spacing w:after="60"/>
+        <w:jc w:val="both"/>
+      </w:pPr>
+      <w:r>
+        <w:rPr>
+          <w:sz w:val="21"/>
+        </w:rPr>
+        <w:t>Lei n.º 27/2016 — art.ºs 1.º a 5.º, em especial o n.º 1 do art.º 3.º e os n.ºs 9 e 10 do mesmo artigo.</w:t>
+      </w:r>
+    </w:p>
+    <w:p>
+      <w:pPr>
+        <w:pStyle w:val="ListBullet"/>
+        <w:spacing w:after="60"/>
+        <w:jc w:val="both"/>
+      </w:pPr>
+      <w:r>
+        <w:rPr>
+          <w:sz w:val="21"/>
+        </w:rPr>
+        <w:t>Portaria n.º 146/2017 — normas técnicas dos programas de captura, esterilização e devolução.</w:t>
+      </w:r>
+    </w:p>
+    <w:p>
+      <w:pPr>
+        <w:pStyle w:val="ListBullet"/>
+        <w:spacing w:after="60"/>
+        <w:jc w:val="both"/>
+      </w:pPr>
+      <w:r>
+        <w:rPr>
+          <w:sz w:val="21"/>
+        </w:rPr>
+        <w:t>Código Civil, art.º 1323.º, na redação da Lei n.º 8/2017 — regime do animal achado, aplicável a qualquer espécie.</w:t>
+      </w:r>
+    </w:p>
+    <w:p>
+      <w:pPr>
+        <w:pStyle w:val="ListBullet"/>
+        <w:spacing w:after="60"/>
+        <w:jc w:val="both"/>
+      </w:pPr>
+      <w:r>
+        <w:rPr>
+          <w:sz w:val="21"/>
+        </w:rPr>
+        <w:t>Código da Estrada, art.º 92.º — condução de animais na via pública. A norma que sanciona o proprietário que deixe o animal vaguear não foi confirmada quanto ao número do artigo.</w:t>
+      </w:r>
+    </w:p>
+    <w:p>
+      <w:pPr>
+        <w:pStyle w:val="ListBullet"/>
+        <w:spacing w:after="60"/>
+        <w:jc w:val="both"/>
+      </w:pPr>
+      <w:r>
+        <w:rPr>
+          <w:sz w:val="21"/>
+        </w:rPr>
+        <w:t>Portaria n.º 1112/2009 — Rede Nacional de Centros de Recuperação de Fauna, coordenada pelo ICNF em articulação com a DGAV, para animais selvagens.</w:t>
+      </w:r>
+    </w:p>
+    <w:p>
+      <w:pPr>
+        <w:pStyle w:val="ListBullet"/>
+        <w:spacing w:after="60"/>
+        <w:jc w:val="both"/>
+      </w:pPr>
+      <w:r>
+        <w:rPr>
+          <w:sz w:val="21"/>
+        </w:rPr>
+        <w:t>Projeto de RGAC — artigo relativo aos centros de recolha, quanto ao recinto multiespécie. Trabalho em curso, citado como tal.</w:t>
+      </w:r>
+    </w:p>
+    <w:p>
+      <w:pPr>
+        <w:pStyle w:val="ListBullet"/>
+        <w:spacing w:after="60"/>
+        <w:jc w:val="both"/>
+      </w:pPr>
+      <w:r>
+        <w:rPr>
+          <w:sz w:val="21"/>
+        </w:rPr>
+        <w:t>Despacho n.º 3321/2018, publicado no Diário da República, 2.ª série, n.º 66, de 4 de abril de 2018 — programa de apoio à construção e modernização de centros de recolha oficial; anexo «Valores de referência e limites».</w:t>
+      </w:r>
+    </w:p>
+    <w:p>
+      <w:pPr>
+        <w:pStyle w:val="ListBullet"/>
+        <w:spacing w:after="60"/>
+        <w:jc w:val="both"/>
+      </w:pPr>
+      <w:r>
+        <w:rPr>
+          <w:sz w:val="21"/>
+        </w:rPr>
+        <w:t>Avisos n.ºs 1/2021, 1/2022 e 1/2023 do ICNF-DBEAC e n.ºs 1/2025 e 1/2026 da DGAV-DBEA — requisitos mínimos de construção e tabelas de apoio. Os Avisos de 2020 e 2024 não foram consultados.</w:t>
+      </w:r>
+    </w:p>
+    <w:p>
+      <w:pPr>
+        <w:pStyle w:val="ListBullet"/>
+        <w:spacing w:after="60"/>
+        <w:jc w:val="both"/>
+      </w:pPr>
+      <w:r>
+        <w:rPr>
+          <w:sz w:val="21"/>
+        </w:rPr>
+        <w:t>Documento da Direção-Geral de Veterinária n.º 01/DSSPA/M//2010, de dezembro de 2010 — requisitos dos centros de recolha; origem da expressão «sala multiespécie».</w:t>
+      </w:r>
+    </w:p>
+    <w:p>
+      <w:pPr>
+        <w:pStyle w:val="ListBullet"/>
+        <w:spacing w:after="60"/>
+        <w:jc w:val="both"/>
+      </w:pPr>
+      <w:r>
+        <w:rPr>
+          <w:sz w:val="21"/>
+        </w:rPr>
+        <w:t>DGAV, Relatório de Atividades dos Centros de Recolha Oficial de Animais de Companhia, 2025.</w:t>
+      </w:r>
+    </w:p>
+    <w:p>
+      <w:pPr>
+        <w:pStyle w:val="ListBullet"/>
+        <w:spacing w:after="60"/>
+        <w:jc w:val="both"/>
+      </w:pPr>
+      <w:r>
+        <w:rPr>
+          <w:sz w:val="21"/>
+        </w:rPr>
+        <w:t>Code rural et de la pêche maritime (França), art.ºs L211-19-1 e L211-23 e seguintes; Ley 7/2023, de 28 de marzo (Espanha), n.º 3 do art.º 1.º; Burgerlijk Wetboek (Países Baixos), art.º 5:8; Code wallon du Bien-être animal e Vlaamse Codex Dierenwelzijn (Bélgica); Legge 14 agosto 1991, n. 281, e Lei Regional da Calábria n.º 45, de 3 de outubro de 2023 (Itália), art.ºs 2.º, 28.º, 29.º e 32.º.</w:t>
+      </w:r>
+    </w:p>
+    <w:p>
+      <w:pPr>
+        <w:pStyle w:val="ListBullet"/>
+        <w:spacing w:after="60"/>
+        <w:jc w:val="both"/>
+      </w:pPr>
+      <w:r>
+        <w:rPr>
+          <w:sz w:val="21"/>
+        </w:rPr>
+        <w:t>Animals Act 1971 (Inglaterra e País de Gales), art.º 7.º; Control of Horses (Wales) Act 2014; Code of Best Practice for Animal Welfare Establishments, Governo do País de Gales, 2020; Code of Practice for the Welfare of Horses, País de Gales, 2018.</w:t>
+      </w:r>
+    </w:p>
+    <w:p>
+      <w:pPr>
+        <w:pStyle w:val="ListBullet"/>
+        <w:spacing w:after="60"/>
+        <w:jc w:val="both"/>
+      </w:pPr>
+      <w:r>
+        <w:rPr>
+          <w:sz w:val="21"/>
+        </w:rPr>
+        <w:t>Pounds (Provision and Maintenance) Act, 1935 (Irlanda), art.º 2.º; Animals Act, 1985, al. h) do n.º 3 do art.º 5.º; Control of Horses Act, 1996; conjunto de dados aberto A0020 do Department of Agriculture, Food and the Marine.</w:t>
+      </w:r>
+    </w:p>
+    <w:p>
+      <w:pPr>
+        <w:pStyle w:val="ListBullet"/>
+        <w:spacing w:after="60"/>
+        <w:jc w:val="both"/>
+      </w:pPr>
+      <w:r>
+        <w:rPr>
+          <w:sz w:val="21"/>
+        </w:rPr>
+        <w:t>Projeto de Resolução n.º 82/XIV/1.ª — documenta a ausência de infraestrutura para fiel depositário de equídeos apreendidos e a exigência de registo como exploração pecuária para constituir santuário.</w:t>
+      </w:r>
+    </w:p>
+    <w:p>
+      <w:pPr>
+        <w:pStyle w:val="ListBullet"/>
+        <w:spacing w:after="60"/>
+        <w:jc w:val="both"/>
+      </w:pPr>
+      <w:r>
+        <w:rPr>
+          <w:sz w:val="21"/>
+        </w:rPr>
+        <w:t>Resolução do Conselho de Ministros n.º 78/2021, de 25 de junho, e Estratégia Nacional para os Animais Errantes, do ICNF — ambas circunscritas aos animais de companhia.</w:t>
+      </w:r>
+    </w:p>
+    <w:p>
+      <w:pPr>
+        <w:spacing w:before="360" w:after="120"/>
+      </w:pPr>
+      <w:r>
+        <w:rPr>
+          <w:b/>
+          <w:color w:val="1F3B63"/>
+          <w:sz w:val="26"/>
+        </w:rPr>
+        <w:t>Secção complementar — Venda em comércio não sedentário, feiras e leilões</w:t>
+      </w:r>
+    </w:p>
+    <w:p>
+      <w:pPr>
+        <w:spacing w:before="240" w:after="80"/>
+      </w:pPr>
+      <w:r>
+        <w:rPr>
+          <w:b/>
+          <w:color w:val="1F3B63"/>
+          <w:sz w:val="22"/>
+        </w:rPr>
+        <w:t>C.1. A omissão dos animais vivos no elenco de proibições</w:t>
+      </w:r>
+    </w:p>
+    <w:p>
+      <w:pPr>
+        <w:spacing w:after="120"/>
+      </w:pPr>
+      <w:r>
+        <w:rPr>
+          <w:b w:val="0"/>
+          <w:i w:val="0"/>
+          <w:sz w:val="21"/>
+        </w:rPr>
+        <w:t>A questão de partida era a omissão dos animais vivos no elenco de proibições do n.º 2 do art.º 133.º do anexo. A análise conclui que não houve decisão neste projeto nem regressão face ao regime vigente.</w:t>
+      </w:r>
+    </w:p>
+    <w:p>
+      <w:pPr>
+        <w:pStyle w:val="ListBullet"/>
+        <w:spacing w:after="60"/>
+        <w:jc w:val="both"/>
+      </w:pPr>
+      <w:r>
+        <w:rPr>
+          <w:sz w:val="21"/>
+        </w:rPr>
+        <w:t>No ficheiro não há qualquer eliminação de texto relativa a animais no art.º 133.º, nem comentário ancorado ao artigo. A única alteração registada em todo o artigo é a eliminação da expressão «, na sua redação atual» na al. a) do n.º 2, em nome de Maria João Torres, com data de 1.9.2026.</w:t>
+      </w:r>
+    </w:p>
+    <w:p>
+      <w:pPr>
+        <w:pStyle w:val="ListBullet"/>
+        <w:spacing w:after="60"/>
+        <w:jc w:val="both"/>
+      </w:pPr>
+      <w:r>
+        <w:rPr>
+          <w:sz w:val="21"/>
+        </w:rPr>
+        <w:t>O n.º 2 do art.º 133.º reproduz literalmente o n.º 2 do art.º 75.º do Decreto-Lei n.º 10/2015, de 16 de janeiro: as mesmas sete alíneas, na mesma ordem e com a mesma redação. A omissão é herdada de 2015.</w:t>
+      </w:r>
+    </w:p>
+    <w:p>
+      <w:pPr>
+        <w:pStyle w:val="ListBullet"/>
+        <w:spacing w:after="60"/>
+        <w:jc w:val="both"/>
+      </w:pPr>
+      <w:r>
+        <w:rPr>
+          <w:sz w:val="21"/>
+        </w:rPr>
+        <w:t>Em 2015 a matéria já tinha sede própria. O n.º 6 do art.º 35.º do Decreto-Lei n.º 276/2001, na redação do Decreto-Lei n.º 315/2003, de 17 de dezembro, dispõe que «não é permitida a venda ambulante de animais de companhia», no mesmo artigo que fixa as condições da venda em feiras e mercados.</w:t>
+      </w:r>
+    </w:p>
+    <w:p>
+      <w:pPr>
+        <w:pStyle w:val="ListBullet"/>
+        <w:spacing w:after="60"/>
+        <w:jc w:val="both"/>
+      </w:pPr>
+      <w:r>
+        <w:rPr>
+          <w:sz w:val="21"/>
+        </w:rPr>
+        <w:t>O critério do elenco é coerente: fitofarmacêuticos, medicamentos, aditivos para alimentação animal, armas e explosivos, combustíveis, moedas e notas e veículos são produtos cuja venda fora de estabelecimento envolve risco de segurança ou de saúde pública. O animal não é um produto e o fundamento da proibição é o bem-estar, matéria de outro diploma.</w:t>
+      </w:r>
+    </w:p>
+    <w:p>
+      <w:pPr>
+        <w:spacing w:before="240" w:after="80"/>
+      </w:pPr>
+      <w:r>
+        <w:rPr>
+          <w:b/>
+          <w:color w:val="1F3B63"/>
+          <w:sz w:val="22"/>
+        </w:rPr>
+        <w:t>C.2. Os leilões de animais</w:t>
+      </w:r>
+    </w:p>
+    <w:p>
+      <w:pPr>
+        <w:spacing w:after="120"/>
+      </w:pPr>
+      <w:r>
+        <w:rPr>
+          <w:b w:val="0"/>
+          <w:i w:val="0"/>
+          <w:sz w:val="21"/>
+        </w:rPr>
+        <w:t>O n.º 1 do art.º 153.º do anexo define a atividade leiloeira como a venda «de bens móveis e imóveis, corpóreos e incorpóreos ou de animais», sujeita a comunicação prévia, com a DGDCCS como entidade coordenadora e sem requisito algum de identificação, registo ou informação ao adquirente. A pesquisa das expressões «leilão» e «leiloeira» no Decreto-Lei n.º 276/2001 não devolve ocorrências: o leilão de animais de companhia não está regulado do lado do bem-estar. A partir de 31 de agosto de 2030 o n.º 3 do art.º 21.º do Regulamento (UE) 2026/1818 obriga quem coloca um cão ou gato no mercado a facultar ao adquirente prova da identificação e do registo, bem como a espécie, o sexo, a data e o país de nascimento e, se for o caso, a raça.</w:t>
+      </w:r>
+    </w:p>
+    <w:p>
+      <w:pPr>
+        <w:spacing w:after="120"/>
+      </w:pPr>
+      <w:r>
+        <w:rPr>
+          <w:b w:val="0"/>
+          <w:i w:val="0"/>
+          <w:sz w:val="21"/>
+        </w:rPr>
+        <w:t>Verificação pendente: se os Decretos-Leis n.ºs 155/2015 e 160/2015, que este projeto revoga e que regulavam a atividade leiloeira e a prestamista, continham disposição sobre animais. Se continham, há regressão; se não, o vazio é antigo e apenas se consolida.</w:t>
+      </w:r>
+    </w:p>
+    <w:p>
+      <w:pPr>
+        <w:spacing w:before="240" w:after="80"/>
+      </w:pPr>
+      <w:r>
+        <w:rPr>
+          <w:b/>
+          <w:color w:val="1F3B63"/>
+          <w:sz w:val="22"/>
+        </w:rPr>
+        <w:t>C.3. A remissão do projeto de RGAC para o Decreto-Lei n.º 10/2015</w:t>
+      </w:r>
+    </w:p>
+    <w:p>
+      <w:pPr>
+        <w:spacing w:after="120"/>
+      </w:pPr>
+      <w:r>
+        <w:rPr>
+          <w:b w:val="0"/>
+          <w:i w:val="0"/>
+          <w:sz w:val="21"/>
+        </w:rPr>
+        <w:t>O n.º 2 do art.º 11.º do projeto de RGAC vai além da lei vigente, ao proibir a transmissão de animais de companhia «fora dos locais autorizados para o efeito, nomeadamente na via pública ou no âmbito da atividade de comércio a retalho não sedentária, designadamente em feiras, mercados ou de modo ambulante, tal como definida no Decreto-Lei n.º 10/2015, de 16 de janeiro». A proibição é ancorada por remissão a um diploma que este projeto revoga. Se o RGAC for publicado nestes termos, nasce com remissão para norma revogada. É matéria a corrigir no nosso texto, e segue para o memorando de acompanhamento, não para a pronúncia.</w:t>
+      </w:r>
+    </w:p>
+    <w:p>
+      <w:pPr>
+        <w:spacing w:before="240" w:after="80"/>
+      </w:pPr>
+      <w:r>
+        <w:rPr>
+          <w:b/>
+          <w:color w:val="1F3B63"/>
+          <w:sz w:val="22"/>
+        </w:rPr>
+        <w:t>C.4. Hipótese não confirmada</w:t>
+      </w:r>
+    </w:p>
+    <w:p>
+      <w:pPr>
+        <w:spacing w:after="120"/>
+      </w:pPr>
+      <w:r>
+        <w:rPr>
+          <w:b w:val="0"/>
+          <w:i w:val="0"/>
+          <w:sz w:val="21"/>
+        </w:rPr>
+        <w:t>Antes do Decreto-Lei n.º 10/2015, a venda ambulante regia-se pelo Decreto-Lei n.º 122/79, de 8 de maio, cujo art.º 7.º não enumerava os produtos no corpo da lei, remetendo para lista anexa alterável por despacho. Há indicação de que essa lista, e os regulamentos municipais que nela se apoiavam, abrangiam aves e outros animais de criação. Sendo assim, o elenco de 2015 poderá ter deixado cair a proibição quanto às espécies pecuárias, que o Decreto-Lei n.º 276/2001 não alcança por excluir do seu âmbito «as espécies de pecuária». Não foi possível confirmar: o acesso à fonte foi recusado com erro 403. A confirmar-se, o tema ligar-se-ia ao ponto 02 e justificaria a sua reabertura.</w:t>
+      </w:r>
+    </w:p>
+    <w:p>
+      <w:pPr>
+        <w:spacing w:before="360" w:after="120"/>
+      </w:pPr>
+      <w:r>
+        <w:rPr>
+          <w:b/>
+          <w:color w:val="1F3B63"/>
+          <w:sz w:val="26"/>
+        </w:rPr>
+        <w:t>Secção transversal — A Lei da Saúde Animal como pano de fundo</w:t>
+      </w:r>
+    </w:p>
+    <w:p>
+      <w:pPr>
+        <w:spacing w:after="120"/>
+      </w:pPr>
+      <w:r>
+        <w:rPr>
+          <w:b w:val="0"/>
+          <w:i w:val="0"/>
+          <w:sz w:val="21"/>
+        </w:rPr>
+        <w:t>Esta secção serve os pontos 01, 02 e 09 e explica por que razão o Regulamento (UE) 2016/429, Lei da Saúde Animal, é o enquadramento que decide as duas questões já fechadas.</w:t>
+      </w:r>
+    </w:p>
+    <w:p>
+      <w:pPr>
+        <w:spacing w:before="240" w:after="80"/>
+      </w:pPr>
+      <w:r>
+        <w:rPr>
+          <w:b/>
+          <w:color w:val="1F3B63"/>
+          <w:sz w:val="22"/>
+        </w:rPr>
+        <w:t>T.1. O registo de 2028 é o registo da Lei da Saúde Animal</w:t>
+      </w:r>
+    </w:p>
+    <w:p>
+      <w:pPr>
+        <w:spacing w:after="120"/>
+      </w:pPr>
+      <w:r>
+        <w:rPr>
+          <w:b w:val="0"/>
+          <w:i w:val="0"/>
+          <w:sz w:val="21"/>
+        </w:rPr>
+        <w:t>A obrigação de notificação dos estabelecimentos do artigo 9.º do Regulamento (UE) 2026/1818 não cria sistema novo: encaixa no da Lei da Saúde Animal, e di-lo expressamente.</w:t>
+      </w:r>
+    </w:p>
+    <w:p>
+      <w:pPr>
+        <w:spacing w:after="40"/>
+        <w:ind w:left="454" w:right="227"/>
+      </w:pPr>
+      <w:r>
+        <w:rPr>
+          <w:i/>
+          <w:sz w:val="19"/>
+        </w:rPr>
+        <w:t>«3. Member States shall use the information provided for in accordance with Article 84 of Regulation (EU) 2016/429. Operators shall not be required to notify the information already submitted in accordance with that Article again. 4. The competent authority shall keep a register of establishments. The competent authority may, for that purpose, use the register established pursuant to Article 101(1), point (a), of Regulation (EU) 2016/429.»</w:t>
+      </w:r>
+    </w:p>
+    <w:p>
+      <w:pPr>
+        <w:spacing w:after="160"/>
+        <w:ind w:left="454"/>
+      </w:pPr>
+      <w:r>
+        <w:rPr>
+          <w:color w:val="555555"/>
+          <w:sz w:val="17"/>
+        </w:rPr>
+        <w:t>art.º 9.º, n.ºs 3 e 4, do Regulamento (UE) 2026/1818 — versão inglesa, JO L, 2026/1818, de 10.8.2026.</w:t>
+      </w:r>
+    </w:p>
+    <w:p>
+      <w:pPr>
+        <w:spacing w:after="40"/>
+        <w:ind w:left="454" w:right="227"/>
+      </w:pPr>
+      <w:r>
+        <w:rPr>
+          <w:i/>
+          <w:sz w:val="19"/>
+        </w:rPr>
+        <w:t>«3. Os Estados-Membros devem utilizar as informações facultadas em conformidade com o artigo 84.º do Regulamento (UE) 2016/429. Os operadores não são obrigados a notificar novamente as informações já comunicadas em conformidade com o referido artigo. 4. A autoridade competente deve manter um registo de estabelecimentos. A autoridade competente pode utilizar, para esse efeito, o registo criado nos termos do artigo 101.º, n.º 1, alínea a), do Regulamento (UE) 2016/429.»</w:t>
+      </w:r>
+    </w:p>
+    <w:p>
+      <w:pPr>
+        <w:spacing w:after="160"/>
+        <w:ind w:left="454"/>
+      </w:pPr>
+      <w:r>
+        <w:rPr>
+          <w:color w:val="555555"/>
+          <w:sz w:val="17"/>
+        </w:rPr>
+        <w:t>art.º 9.º, n.ºs 3 e 4, do Regulamento (UE) 2026/1818 — versão portuguesa.</w:t>
+      </w:r>
+    </w:p>
+    <w:p>
+      <w:pPr>
+        <w:spacing w:after="120"/>
+      </w:pPr>
+      <w:r>
+        <w:rPr>
+          <w:b w:val="0"/>
+          <w:i w:val="0"/>
+          <w:sz w:val="21"/>
+        </w:rPr>
+        <w:t>Daqui decorre que a obrigação de registo destes estabelecimentos não nasce em 31 de agosto de 2028. O artigo 84.º da Lei da Saúde Animal, aplicável desde 21 de abril de 2021, impõe aos operadores de estabelecimentos que detêm animais terrestres o dever de informar a autoridade competente antes de iniciar a atividade, para que o estabelecimento seja registado; e o artigo 101.º impõe à autoridade competente a constituição e manutenção dos registos correspondentes. Nenhum dos dois está limitado às espécies pecuárias, pelo que o criador e a loja de cães e gatos são, nessa aceção, estabelecimentos. O que o Regulamento de 2026 acrescenta é conteúdo e publicidade, não a obrigação de base.</w:t>
+      </w:r>
+    </w:p>
+    <w:p>
+      <w:pPr>
+        <w:spacing w:before="240" w:after="80"/>
+      </w:pPr>
+      <w:r>
+        <w:rPr>
+          <w:b/>
+          <w:color w:val="1F3B63"/>
+          <w:sz w:val="22"/>
+        </w:rPr>
+        <w:t>T.2. A fronteira que se pede ao diploma nacional já é europeia</w:t>
+      </w:r>
+    </w:p>
+    <w:p>
+      <w:pPr>
+        <w:spacing w:after="120"/>
+      </w:pPr>
+      <w:r>
+        <w:rPr>
+          <w:b w:val="0"/>
+          <w:i w:val="0"/>
+          <w:sz w:val="21"/>
+        </w:rPr>
+        <w:t>A Lei da Saúde Animal distingue animal de companhia de animal detido em estabelecimento, e distingue-o pela finalidade da detenção:</w:t>
+      </w:r>
+    </w:p>
+    <w:p>
+      <w:pPr>
+        <w:spacing w:after="40"/>
+        <w:ind w:left="454" w:right="227"/>
+      </w:pPr>
+      <w:r>
+        <w:rPr>
+          <w:i/>
+          <w:sz w:val="19"/>
+        </w:rPr>
+        <w:t>«11) «Animal de companhia», um animal detido das espécies listadas no anexo I, que é detido para fins privados não comerciais;»</w:t>
+      </w:r>
+    </w:p>
+    <w:p>
+      <w:pPr>
+        <w:spacing w:after="160"/>
+        <w:ind w:left="454"/>
+      </w:pPr>
+      <w:r>
+        <w:rPr>
+          <w:color w:val="555555"/>
+          <w:sz w:val="17"/>
+        </w:rPr>
+        <w:t>art.º 4.º, ponto 11, do Regulamento (UE) 2016/429.</w:t>
+      </w:r>
+    </w:p>
+    <w:p>
+      <w:pPr>
+        <w:spacing w:after="120"/>
+      </w:pPr>
+      <w:r>
+        <w:rPr>
+          <w:b w:val="0"/>
+          <w:i w:val="0"/>
+          <w:sz w:val="21"/>
+        </w:rPr>
+        <w:t>É o mesmo critério que o projeto de RGAC adota no n.º 2 do seu artigo 2.º, com a distinção entre as espécies da Parte A do Anexo I, que são sempre animais de companhia, e as da Parte B, que o são quando detidas para fins de companhia. O critério que as observações 02 pedem não é, por isso, uma invenção nacional: é o critério do direito da União, de aplicação direta, que o próprio projeto já invoca ao referir, na al. d) do art.º 2.º do anexo, o regime de identificação, registo e circulação dos animais.</w:t>
+      </w:r>
+    </w:p>
+    <w:p>
+      <w:pPr>
+        <w:spacing w:before="240" w:after="80"/>
+      </w:pPr>
+      <w:r>
+        <w:rPr>
+          <w:b/>
+          <w:color w:val="1F3B63"/>
+          <w:sz w:val="22"/>
+        </w:rPr>
+        <w:t>T.3. A «detenção caseira» funde duas categorias que a Lei da Saúde Animal separa</w:t>
+      </w:r>
+    </w:p>
+    <w:p>
+      <w:pPr>
+        <w:spacing w:after="120"/>
+      </w:pPr>
+      <w:r>
+        <w:rPr>
+          <w:b w:val="0"/>
+          <w:i w:val="0"/>
+          <w:sz w:val="21"/>
+        </w:rPr>
+        <w:t>A al. i) do art.º 48.º do anexo define a detenção caseira pela posse de animais cujo objetivo é «de lazer ou abastecimento do seu detentor». São duas realidades distintas à luz da Lei da Saúde Animal. A detenção por lazer, sem comércio, corresponde à detenção de animais de companhia na aceção do art.º 4.º, ponto 11, e não constitui estabelecimento. A detenção para abastecimento do próprio detentor é produção primária e cai no âmbito do art.º 84.º, com as derrogações que este e o Regulamento Delegado (UE) 2019/2035 admitem para estabelecimentos de pequena dimensão.</w:t>
+      </w:r>
+    </w:p>
+    <w:p>
+      <w:pPr>
+        <w:spacing w:after="120"/>
+      </w:pPr>
+      <w:r>
+        <w:rPr>
+          <w:b w:val="0"/>
+          <w:i w:val="0"/>
+          <w:sz w:val="21"/>
+        </w:rPr>
+        <w:t>Sujeitar ambas, indistintamente, ao registo no SNIRA trata como exploração pecuária aquilo que o direito europeu classifica como detenção de animais de companhia. É esta a observação de fundo do ponto 02, e é por esta via, e não pela reposição da exclusão eliminada, que ela melhor se sustenta: preserva o objetivo de rastreabilidade de quem produz e deixa de fora quem detém apenas por companhia.</w:t>
+      </w:r>
+    </w:p>
+    <w:p>
+      <w:pPr>
+        <w:spacing w:before="240" w:after="80"/>
+      </w:pPr>
+      <w:r>
+        <w:rPr>
+          <w:b/>
+          <w:color w:val="1F3B63"/>
+          <w:sz w:val="22"/>
+        </w:rPr>
+        <w:t>T.4. O veículo nacional do registo</w:t>
+      </w:r>
+    </w:p>
+    <w:p>
+      <w:pPr>
+        <w:spacing w:after="120"/>
+      </w:pPr>
+      <w:r>
+        <w:rPr>
+          <w:b w:val="0"/>
+          <w:i w:val="0"/>
+          <w:sz w:val="21"/>
+        </w:rPr>
+        <w:t>Em Portugal, o registo que materializa o art.º 101.º da Lei da Saúde Animal quanto a estabelecimentos de animais de companhia é, hoje, a lista da DGAV das meras comunicações prévias do art.º 3.º-A do Decreto-Lei n.º 276/2001, divulgada nos termos do n.º 12 do seu art.º 3.º. O projeto de RGAC consolida essa função no SIAC, que passa a ser a base de dados oficial de identificação e registo dos animais de companhia, do RNAZ e dos estabelecimentos, e monta no artigo da divulgação dos estabelecimentos a lista pública com número único de aprovação, exigida também pelo n.º 3 do art.º 10.º do Regulamento (UE) 2026/1818.</w:t>
+      </w:r>
+    </w:p>
+    <w:p>
+      <w:pPr>
+        <w:spacing w:after="120"/>
+      </w:pPr>
+      <w:r>
+        <w:rPr>
+          <w:b w:val="0"/>
+          <w:i w:val="0"/>
+          <w:sz w:val="21"/>
+        </w:rPr>
+        <w:t>É esta a ligação ao ponto 01: encaminhada a loja de animais para um procedimento puramente municipal, sem pronúncia nem notificação da DGAV, nada do que o procedimento recolhe alimenta o registo que a autoridade competente tem de manter. E é esta a ligação ao ponto 09: o cadastro setorial e a base de dados setorial do anexo não incluem o SIAC entre os sistemas a articular.</w:t>
+      </w:r>
+    </w:p>
+    <w:p>
+      <w:pPr>
+        <w:spacing w:before="240" w:after="80"/>
+      </w:pPr>
+      <w:r>
+        <w:rPr>
+          <w:b/>
+          <w:color w:val="1F3B63"/>
+          <w:sz w:val="22"/>
+        </w:rPr>
+        <w:t>T.5. Fontes e verificações pendentes desta secção</w:t>
+      </w:r>
+    </w:p>
+    <w:p>
+      <w:pPr>
+        <w:pStyle w:val="ListBullet"/>
+        <w:spacing w:after="60"/>
+        <w:jc w:val="both"/>
+      </w:pPr>
+      <w:r>
+        <w:rPr>
+          <w:sz w:val="21"/>
+        </w:rPr>
+        <w:t>Regulamento (UE) 2026/1818 — art.º 9.º, n.ºs 3 e 4, e art.º 10.º, n.º 3, nas versões inglesa e portuguesa do texto publicado no Jornal Oficial. Confirmado.</w:t>
+      </w:r>
+    </w:p>
+    <w:p>
+      <w:pPr>
+        <w:pStyle w:val="ListBullet"/>
+        <w:spacing w:after="60"/>
+        <w:jc w:val="both"/>
+      </w:pPr>
+      <w:r>
+        <w:rPr>
+          <w:sz w:val="21"/>
+        </w:rPr>
+        <w:t>Regulamento (UE) 2016/429 — art.º 4.º, ponto 11. Confirmado.</w:t>
+      </w:r>
+    </w:p>
+    <w:p>
+      <w:pPr>
+        <w:pStyle w:val="ListBullet"/>
+        <w:spacing w:after="60"/>
+        <w:jc w:val="both"/>
+      </w:pPr>
+      <w:r>
+        <w:rPr>
+          <w:sz w:val="21"/>
+        </w:rPr>
+        <w:t>Regulamento (UE) 2016/429 — art.ºs 84.º, 93.º e 101.º. O teor foi apurado por fonte secundária: o acesso ao EUR-Lex foi recusado a partir deste ambiente, pelo que o texto não foi lido no Jornal Oficial. A descrição acima não deve ser usada como citação verbatim sem essa confirmação.</w:t>
+      </w:r>
+    </w:p>
+    <w:p>
+      <w:pPr>
+        <w:pStyle w:val="ListBullet"/>
+        <w:spacing w:after="60"/>
+        <w:jc w:val="both"/>
+      </w:pPr>
+      <w:r>
+        <w:rPr>
+          <w:sz w:val="21"/>
+        </w:rPr>
+        <w:t>Regulamento Delegado (UE) 2019/2035 da Comissão — referido pelo projeto de RGAC, inclusive quanto ao art.º 71.º-A, em matéria de rastreabilidade de cães, gatos e furões. Não verificado nesta sessão.</w:t>
+      </w:r>
+    </w:p>
+    <w:p>
+      <w:pPr>
+        <w:pStyle w:val="ListBullet"/>
+        <w:spacing w:after="60"/>
+        <w:jc w:val="both"/>
+      </w:pPr>
+      <w:r>
+        <w:rPr>
+          <w:sz w:val="21"/>
+        </w:rPr>
+        <w:t>Verificação pendente: se os estabelecimentos de animais de companhia estão hoje efetivamente registados ao abrigo do art.º 84.º da Lei da Saúde Animal e em que sistema. É a pergunta que determina se existe já um incumprimento a corrigir ou apenas um risco a prevenir.</w:t>
+      </w:r>
     </w:p>
     <w:sectPr>
       <w:pgSz w:w="12240" w:h="15840"/>

--- a/DL 405_2026/Fundamentacao_das_Observacoes.docx
+++ b/DL 405_2026/Fundamentacao_das_Observacoes.docx
@@ -4185,6 +4185,488 @@
           <w:sz w:val="21"/>
         </w:rPr>
         <w:t>Pela capacidade e pelos meios. A Lei n.º 27/2016 afetou aos centros de recolha oficial uma missão determinada, e é sobre ela que se construíram os apoios públicos. Uma função adicional sem meios, com o encargo a recair no município sempre que o detentor não seja identificado, que é a regra no gado deambulante, compromete a missão existente.</w:t>
+      </w:r>
+    </w:p>
+    <w:p>
+      <w:pPr>
+        <w:spacing w:before="240" w:after="80"/>
+      </w:pPr>
+      <w:r>
+        <w:rPr>
+          <w:b/>
+          <w:color w:val="1F3B63"/>
+          <w:sz w:val="22"/>
+        </w:rPr>
+        <w:t>4.4-A. A remissão do artigo 59.º para o bem-estar animal, e a ausência de parâmetro</w:t>
+      </w:r>
+    </w:p>
+    <w:p>
+      <w:pPr>
+        <w:spacing w:after="120"/>
+      </w:pPr>
+      <w:r>
+        <w:rPr>
+          <w:b w:val="0"/>
+          <w:i w:val="0"/>
+          <w:sz w:val="21"/>
+        </w:rPr>
+        <w:t>É o fio mais sólido deste ponto, porque não exige crítica alguma ao diploma: é o próprio artigo que invoca um parâmetro de bem-estar animal, duas vezes.</w:t>
+      </w:r>
+    </w:p>
+    <w:p>
+      <w:pPr>
+        <w:spacing w:after="40"/>
+        <w:ind w:left="454" w:right="227"/>
+      </w:pPr>
+      <w:r>
+        <w:rPr>
+          <w:i/>
+          <w:sz w:val="19"/>
+        </w:rPr>
+        <w:t>«4 – O animal só pode ser restituído ao respetivo detentor e reintroduzido na exploração pecuária de origem após a regularização da sua identificação e registo, o cumprimento das medidas sanitárias e de bem-estar animal determinadas pela autoridade competente e a verificação de que a exploração dispõe de condições adequadas de alojamento e contenção que previnam nova fuga ou deambulação.»</w:t>
+      </w:r>
+    </w:p>
+    <w:p>
+      <w:pPr>
+        <w:spacing w:after="160"/>
+        <w:ind w:left="454"/>
+      </w:pPr>
+      <w:r>
+        <w:rPr>
+          <w:color w:val="555555"/>
+          <w:sz w:val="17"/>
+        </w:rPr>
+        <w:t>n.º 4 do art.º 59.º do anexo.</w:t>
+      </w:r>
+    </w:p>
+    <w:p>
+      <w:pPr>
+        <w:spacing w:after="40"/>
+        <w:ind w:left="454" w:right="227"/>
+      </w:pPr>
+      <w:r>
+        <w:rPr>
+          <w:i/>
+          <w:sz w:val="19"/>
+        </w:rPr>
+        <w:t>«5 – Não sendo conhecido o proprietário ou detentor, não sendo o animal reclamado por qualquer deles no prazo referido no número anterior ou declarando qualquer deles que não pretende recebê-lo, o destino do animal é determinado pelo município territorialmente competente, em articulação com a DGAV, observadas as normas relativas à identificação, registo, circulação, sanidade e bem-estar animal.»</w:t>
+      </w:r>
+    </w:p>
+    <w:p>
+      <w:pPr>
+        <w:spacing w:after="160"/>
+        <w:ind w:left="454"/>
+      </w:pPr>
+      <w:r>
+        <w:rPr>
+          <w:color w:val="555555"/>
+          <w:sz w:val="17"/>
+        </w:rPr>
+        <w:t>n.º 5 do art.º 59.º do anexo.</w:t>
+      </w:r>
+    </w:p>
+    <w:p>
+      <w:pPr>
+        <w:spacing w:after="120"/>
+      </w:pPr>
+      <w:r>
+        <w:rPr>
+          <w:b w:val="0"/>
+          <w:i w:val="0"/>
+          <w:sz w:val="21"/>
+        </w:rPr>
+        <w:t>Para o cão e o gato essas normas existem, no Decreto-Lei n.º 276/2001 e na Portaria n.º 146/2017. Para as espécies pecuárias alojadas numa instalação municipal não existem, e por dupla exclusão. O n.º 2 do art.º 1.º do Decreto-Lei n.º 276/2001 exclui do âmbito daquele diploma «os touros de lide e as espécies de pecuária». E o art.º 2.º da Portaria n.º 146/2017 circunscreve o regime dos centros de recolha às espécies da Parte A do Anexo I do Regulamento (UE) 2016/429.</w:t>
+      </w:r>
+    </w:p>
+    <w:p>
+      <w:pPr>
+        <w:spacing w:after="120"/>
+      </w:pPr>
+      <w:r>
+        <w:rPr>
+          <w:b w:val="0"/>
+          <w:i w:val="0"/>
+          <w:sz w:val="21"/>
+        </w:rPr>
+        <w:t>A conclusão é que o artigo remete para um parâmetro que, quanto a estas espécies, está vazio. A observação não imputa defeito ao projeto: responde a uma pergunta que o próprio projeto formula, e é por isso o ângulo de pronúncia mais seguro.</w:t>
+      </w:r>
+    </w:p>
+    <w:p>
+      <w:pPr>
+        <w:spacing w:before="240" w:after="80"/>
+      </w:pPr>
+      <w:r>
+        <w:rPr>
+          <w:b/>
+          <w:color w:val="1F3B63"/>
+          <w:sz w:val="22"/>
+        </w:rPr>
+        <w:t>4.4-B. Os critérios a fixar</w:t>
+      </w:r>
+    </w:p>
+    <w:p>
+      <w:pPr>
+        <w:spacing w:after="120"/>
+      </w:pPr>
+      <w:r>
+        <w:rPr>
+          <w:b w:val="0"/>
+          <w:i w:val="0"/>
+          <w:sz w:val="21"/>
+        </w:rPr>
+        <w:t>Conteúdo mínimo de uma norma técnica de alojamento destas espécies numa instalação de recolha.</w:t>
+      </w:r>
+    </w:p>
+    <w:p>
+      <w:pPr>
+        <w:pStyle w:val="ListBullet"/>
+        <w:spacing w:after="60"/>
+        <w:jc w:val="both"/>
+      </w:pPr>
+      <w:r>
+        <w:rPr>
+          <w:sz w:val="21"/>
+        </w:rPr>
+        <w:t>Áreas e dimensões por espécie e por fase de desenvolvimento.</w:t>
+      </w:r>
+    </w:p>
+    <w:p>
+      <w:pPr>
+        <w:pStyle w:val="ListBullet"/>
+        <w:spacing w:after="60"/>
+        <w:jc w:val="both"/>
+      </w:pPr>
+      <w:r>
+        <w:rPr>
+          <w:sz w:val="21"/>
+        </w:rPr>
+        <w:t>Separação entre espécies incompatíveis, com isolamento visual, sonoro e olfativo entre presas e predadores. O ambiente acústico de um canil é, em si, um fator de stress crónico para espécies presa.</w:t>
+      </w:r>
+    </w:p>
+    <w:p>
+      <w:pPr>
+        <w:pStyle w:val="ListBullet"/>
+        <w:spacing w:after="60"/>
+        <w:jc w:val="both"/>
+      </w:pPr>
+      <w:r>
+        <w:rPr>
+          <w:sz w:val="21"/>
+        </w:rPr>
+        <w:t>Quarentena e biossegurança à entrada. O animal chega sem identificação e sem exploração de origem conhecida, pelo que o seu estado sanitário é indeterminado.</w:t>
+      </w:r>
+    </w:p>
+    <w:p>
+      <w:pPr>
+        <w:pStyle w:val="ListBullet"/>
+        <w:spacing w:after="60"/>
+        <w:jc w:val="both"/>
+      </w:pPr>
+      <w:r>
+        <w:rPr>
+          <w:sz w:val="21"/>
+        </w:rPr>
+        <w:t>Alimentação e abeberamento próprios da espécie, incluindo regime de forragem para os herbívoros.</w:t>
+      </w:r>
+    </w:p>
+    <w:p>
+      <w:pPr>
+        <w:pStyle w:val="ListBullet"/>
+        <w:spacing w:after="60"/>
+        <w:jc w:val="both"/>
+      </w:pPr>
+      <w:r>
+        <w:rPr>
+          <w:sz w:val="21"/>
+        </w:rPr>
+        <w:t>Meios de contenção e de maneio seguro, matéria em que o risco para o pessoal difere do dos animais de companhia.</w:t>
+      </w:r>
+    </w:p>
+    <w:p>
+      <w:pPr>
+        <w:pStyle w:val="ListBullet"/>
+        <w:spacing w:after="60"/>
+        <w:jc w:val="both"/>
+      </w:pPr>
+      <w:r>
+        <w:rPr>
+          <w:sz w:val="21"/>
+        </w:rPr>
+        <w:t>Lotação máxima determinada pelos recursos efetivos da instalação, e não apenas pela área construída.</w:t>
+      </w:r>
+    </w:p>
+    <w:p>
+      <w:pPr>
+        <w:spacing w:after="120"/>
+      </w:pPr>
+      <w:r>
+        <w:rPr>
+          <w:b w:val="0"/>
+          <w:i w:val="0"/>
+          <w:sz w:val="21"/>
+        </w:rPr>
+        <w:t>Nota de dimensionamento, com consequência prática imediata: o compartimento financiado tem área mínima coberta de três metros quadrados por animal. É medida pensada para espécies de pequeno porte. Para um equídeo ou um bovino é insuficiente, pelo que o valor dos Avisos não pode ser transposto sem revisão. Para ordem de grandeza: o código de boas práticas galês referido no ponto 4.9 recomenda, para um cavalo, box de 3,65 m por 3,65 m, ou seja cerca de treze metros quadrados, e 4,5 m² de área coberta por burro.</w:t>
+      </w:r>
+    </w:p>
+    <w:p>
+      <w:pPr>
+        <w:spacing w:before="240" w:after="80"/>
+      </w:pPr>
+      <w:r>
+        <w:rPr>
+          <w:b/>
+          <w:color w:val="1F3B63"/>
+          <w:sz w:val="22"/>
+        </w:rPr>
+        <w:t>4.4-C. A instalação de destino determina o regime do animal</w:t>
+      </w:r>
+    </w:p>
+    <w:p>
+      <w:pPr>
+        <w:spacing w:after="120"/>
+      </w:pPr>
+      <w:r>
+        <w:rPr>
+          <w:b w:val="0"/>
+          <w:i w:val="0"/>
+          <w:sz w:val="21"/>
+        </w:rPr>
+        <w:t>O artigo 59.º não identifica instalação alguma, e dessa omissão resulta uma consequência material, porque os dois regimes possíveis conduzem a destinos opostos.</w:t>
+      </w:r>
+    </w:p>
+    <w:p>
+      <w:pPr>
+        <w:spacing w:after="120"/>
+      </w:pPr>
+      <w:r>
+        <w:rPr>
+          <w:b w:val="0"/>
+          <w:i w:val="0"/>
+          <w:sz w:val="21"/>
+        </w:rPr>
+        <w:t>Se o animal for entregue a um centro de recolha oficial, aplica-se a Lei n.º 27/2016, que é espécie-neutra pelas razões do ponto 4.5: a presunção de abandono do n.º 1 do seu art.º 3.º, a esterilização obrigatória, o encaminhamento para adoção e a proibição do abate como forma de controlo da população.</w:t>
+      </w:r>
+    </w:p>
+    <w:p>
+      <w:pPr>
+        <w:spacing w:after="120"/>
+      </w:pPr>
+      <w:r>
+        <w:rPr>
+          <w:b w:val="0"/>
+          <w:i w:val="0"/>
+          <w:sz w:val="21"/>
+        </w:rPr>
+        <w:t>Se o animal seguir a lógica da apreensão em exploração, o n.º 4 do art.º 57.º do anexo aponta em sentido inverso:</w:t>
+      </w:r>
+    </w:p>
+    <w:p>
+      <w:pPr>
+        <w:spacing w:after="40"/>
+        <w:ind w:left="454" w:right="227"/>
+      </w:pPr>
+      <w:r>
+        <w:rPr>
+          <w:i/>
+          <w:sz w:val="19"/>
+        </w:rPr>
+        <w:t>«4 - Caso não existam condições técnicas ou sanitárias para a manutenção, ou na impossibilidade de ser encontrado um fiel depositário adequado, os animais apreendidos numa exploração pecuária devem ser: a) Conduzidos ao matadouro e abatidos, caso sejam aprovados para consumo; ou b) Destruídos nos termos da legislação em vigor, se não for possível assegurar a segurança sanitária dos animais, na perspetiva da sua aprovação para consumo.»</w:t>
+      </w:r>
+    </w:p>
+    <w:p>
+      <w:pPr>
+        <w:spacing w:after="160"/>
+        <w:ind w:left="454"/>
+      </w:pPr>
+      <w:r>
+        <w:rPr>
+          <w:color w:val="555555"/>
+          <w:sz w:val="17"/>
+        </w:rPr>
+        <w:t>n.º 4 do art.º 57.º do anexo.</w:t>
+      </w:r>
+    </w:p>
+    <w:p>
+      <w:pPr>
+        <w:spacing w:after="120"/>
+      </w:pPr>
+      <w:r>
+        <w:rPr>
+          <w:b w:val="0"/>
+          <w:i w:val="0"/>
+          <w:sz w:val="21"/>
+        </w:rPr>
+        <w:t>Acresce que a aprovação para consumo é, no caso do animal errante, improvável: sem identificação não é possível demonstrar o cumprimento de intervalos de segurança, pelo que o destino realista é a destruição como subproduto. A escolha da instalação não é, por isso, uma questão de arrumação administrativa: decide se o animal saudável é esterilizado e encaminhado para adoção ou se é occisionado.</w:t>
+      </w:r>
+    </w:p>
+    <w:p>
+      <w:pPr>
+        <w:spacing w:before="240" w:after="80"/>
+      </w:pPr>
+      <w:r>
+        <w:rPr>
+          <w:b/>
+          <w:color w:val="1F3B63"/>
+          <w:sz w:val="22"/>
+        </w:rPr>
+        <w:t>4.4-D. A qualificação da própria instalação</w:t>
+      </w:r>
+    </w:p>
+    <w:p>
+      <w:pPr>
+        <w:spacing w:after="120"/>
+      </w:pPr>
+      <w:r>
+        <w:rPr>
+          <w:b w:val="0"/>
+          <w:i w:val="0"/>
+          <w:sz w:val="21"/>
+        </w:rPr>
+        <w:t>A al. b) do art.º 48.º do anexo inclui o equídeo e o leporídeo na definição de animal de espécie pecuária, e os limiares do diploma assentam em cabeças normais, nos termos da al. f) do mesmo artigo. O Anexo V, que fixaria as equivalências, contém a epígrafe, a remissão e uma nota, mas não a tabela. Não é por isso possível, nesta versão, determinar a partir de que efetivo uma instalação que acolha animais recolhidos passaria a exercer atividade pecuária sujeita a título.</w:t>
+      </w:r>
+    </w:p>
+    <w:p>
+      <w:pPr>
+        <w:spacing w:after="120"/>
+      </w:pPr>
+      <w:r>
+        <w:rPr>
+          <w:b w:val="0"/>
+          <w:i w:val="0"/>
+          <w:sz w:val="21"/>
+        </w:rPr>
+        <w:t>A questão não é teórica, e está documentada em fonte parlamentar:</w:t>
+      </w:r>
+    </w:p>
+    <w:p>
+      <w:pPr>
+        <w:spacing w:after="40"/>
+        <w:ind w:left="454" w:right="227"/>
+      </w:pPr>
+      <w:r>
+        <w:rPr>
+          <w:i/>
+          <w:sz w:val="19"/>
+        </w:rPr>
+        <w:t>«na actual realidade, para se proceder à criação de um santuário de animais de quinta, é obrigatória a inscrição como exploração de animais de pecuária»</w:t>
+      </w:r>
+    </w:p>
+    <w:p>
+      <w:pPr>
+        <w:spacing w:after="160"/>
+        <w:ind w:left="454"/>
+      </w:pPr>
+      <w:r>
+        <w:rPr>
+          <w:color w:val="555555"/>
+          <w:sz w:val="17"/>
+        </w:rPr>
+        <w:t>Projeto de Resolução n.º 82/XIV/1.ª, exposição de motivos.</w:t>
+      </w:r>
+    </w:p>
+    <w:p>
+      <w:pPr>
+        <w:spacing w:after="120"/>
+      </w:pPr>
+      <w:r>
+        <w:rPr>
+          <w:b w:val="0"/>
+          <w:i w:val="0"/>
+          <w:sz w:val="21"/>
+        </w:rPr>
+        <w:t>O mesmo documento liga esta ausência de infraestrutura ao destino dos animais:</w:t>
+      </w:r>
+    </w:p>
+    <w:p>
+      <w:pPr>
+        <w:spacing w:after="40"/>
+        <w:ind w:left="454" w:right="227"/>
+      </w:pPr>
+      <w:r>
+        <w:rPr>
+          <w:i/>
+          <w:sz w:val="19"/>
+        </w:rPr>
+        <w:t>«Nestes casos, a autoridade administrativa deveria determinar a apreensão dos animais com subsequente designação de fiel depositário – tal não acontece por inexistência de infraestruturas para o efeito, o que deriva no abate desnecessário e desadequado de animais saudáveis»</w:t>
+      </w:r>
+    </w:p>
+    <w:p>
+      <w:pPr>
+        <w:spacing w:after="160"/>
+        <w:ind w:left="454"/>
+      </w:pPr>
+      <w:r>
+        <w:rPr>
+          <w:color w:val="555555"/>
+          <w:sz w:val="17"/>
+        </w:rPr>
+        <w:t>Projeto de Resolução n.º 82/XIV/1.ª, exposição de motivos.</w:t>
+      </w:r>
+    </w:p>
+    <w:p>
+      <w:pPr>
+        <w:spacing w:after="120"/>
+      </w:pPr>
+      <w:r>
+        <w:rPr>
+          <w:b w:val="0"/>
+          <w:i w:val="0"/>
+          <w:color w:val="555555"/>
+          <w:sz w:val="19"/>
+        </w:rPr>
+        <w:t>O projeto refere o caso dos 104 cavalos apreendidos nos concelhos de Aljustrel e de Ferreira do Alentejo, que nove dias depois da apreensão permaneciam nas mesmas explorações. Trata-se de um projeto de resolução de 2019, citado como documentação do problema e não como direito vigente; não foi confirmado se foi aprovado.</w:t>
+      </w:r>
+    </w:p>
+    <w:p>
+      <w:pPr>
+        <w:spacing w:before="240" w:after="80"/>
+      </w:pPr>
+      <w:r>
+        <w:rPr>
+          <w:b/>
+          <w:color w:val="1F3B63"/>
+          <w:sz w:val="22"/>
+        </w:rPr>
+        <w:t>4.4-E. As despesas e os prazos</w:t>
+      </w:r>
+    </w:p>
+    <w:p>
+      <w:pPr>
+        <w:spacing w:after="120"/>
+      </w:pPr>
+      <w:r>
+        <w:rPr>
+          <w:b w:val="0"/>
+          <w:i w:val="0"/>
+          <w:sz w:val="21"/>
+        </w:rPr>
+        <w:t>Dois elementos de execução com efeito direto sobre a instalação.</w:t>
+      </w:r>
+    </w:p>
+    <w:p>
+      <w:pPr>
+        <w:spacing w:after="120"/>
+      </w:pPr>
+      <w:r>
+        <w:rPr>
+          <w:b w:val="0"/>
+          <w:i w:val="0"/>
+          <w:sz w:val="21"/>
+        </w:rPr>
+        <w:t>As despesas. O n.º 3 e o n.º 6 do art.º 59.º imputam-nas ao proprietário ou detentor identificado. O n.º 5 regula precisamente a hipótese em que este não é conhecido, e nessa hipótese o custo da permanência recai sobre quem detém materialmente o animal, isto é, sobre a instalação. É o elemento que determina o encargo real para a rede.</w:t>
+      </w:r>
+    </w:p>
+    <w:p>
+      <w:pPr>
+        <w:spacing w:after="120"/>
+      </w:pPr>
+      <w:r>
+        <w:rPr>
+          <w:b w:val="0"/>
+          <w:i w:val="0"/>
+          <w:sz w:val="21"/>
+        </w:rPr>
+        <w:t>Os prazos. Aos quatro prazos do ponto 4.2 acresce que, recebendo a mesma instalação animais ao abrigo de regimes diferentes, correm em paralelo prazos de reclamação distintos sobre animais alojados no mesmo espaço: oito dias pelo n.º 1 do art.º 9.º do Decreto-Lei n.º 314/2003, quinze dias pelo n.º 1 do art.º 3.º da Lei n.º 27/2016 e cinco dias úteis pelo n.º 3 do art.º 59.º do anexo.</w:t>
       </w:r>
     </w:p>
     <w:p>

--- a/DL 405_2026/Fundamentacao_das_Observacoes.docx
+++ b/DL 405_2026/Fundamentacao_das_Observacoes.docx
@@ -4197,7 +4197,7 @@
           <w:color w:val="1F3B63"/>
           <w:sz w:val="22"/>
         </w:rPr>
-        <w:t>4.4-A. A remissão do artigo 59.º para o bem-estar animal, e a ausência de parâmetro</w:t>
+        <w:t>4.4-A. A guarda do animal: o artigo pressupõe-na, mas não a regula</w:t>
       </w:r>
     </w:p>
     <w:p>
@@ -4210,7 +4210,59 @@
           <w:i w:val="0"/>
           <w:sz w:val="21"/>
         </w:rPr>
-        <w:t>É o fio mais sólido deste ponto, porque não exige crítica alguma ao diploma: é o próprio artigo que invoca um parâmetro de bem-estar animal, duas vezes.</w:t>
+        <w:t>O artigo 59.º descreve uma operação de guarda sem identificar a instalação em que ela decorre nem as condições a que obedece. A prova de que a guarda existe está no próprio artigo, no número que a factura:</w:t>
+      </w:r>
+    </w:p>
+    <w:p>
+      <w:pPr>
+        <w:spacing w:after="40"/>
+        <w:ind w:left="454" w:right="227"/>
+      </w:pPr>
+      <w:r>
+        <w:rPr>
+          <w:i/>
+          <w:sz w:val="19"/>
+        </w:rPr>
+        <w:t>«3 – Quando seja possível identificar o proprietário ou o detentor do animal, a pessoa identificada é notificada para proceder à recolha do animal no prazo de cinco dias úteis, bem como ao pagamento das despesas realizadas com a retirada, captura, transporte, alojamento, alimentação, identificação e cuidados médico-veterinários, sem prejuízo da responsabilidade contraordenacional, civil ou criminal a que haja lugar.»</w:t>
+      </w:r>
+    </w:p>
+    <w:p>
+      <w:pPr>
+        <w:spacing w:after="160"/>
+        <w:ind w:left="454"/>
+      </w:pPr>
+      <w:r>
+        <w:rPr>
+          <w:color w:val="555555"/>
+          <w:sz w:val="17"/>
+        </w:rPr>
+        <w:t>n.º 3 do art.º 59.º do anexo.</w:t>
+      </w:r>
+    </w:p>
+    <w:p>
+      <w:pPr>
+        <w:spacing w:after="120"/>
+      </w:pPr>
+      <w:r>
+        <w:rPr>
+          <w:b w:val="0"/>
+          <w:i w:val="0"/>
+          <w:sz w:val="21"/>
+        </w:rPr>
+        <w:t>Há, portanto, alojamento, alimentação, identificação e cuidados médico-veterinários, imputados ao detentor. O prazo é de cinco dias úteis quando o detentor é identificado e, na hipótese do n.º 5, indeterminado, porque corre até o município decidir o destino. Em nenhum momento se diz onde o animal fica nem em que condições.</w:t>
+      </w:r>
+    </w:p>
+    <w:p>
+      <w:pPr>
+        <w:spacing w:after="120"/>
+      </w:pPr>
+      <w:r>
+        <w:rPr>
+          <w:b w:val="0"/>
+          <w:i w:val="0"/>
+          <w:sz w:val="21"/>
+        </w:rPr>
+        <w:t>Advertência de leitura, para que o argumento não seja mal construído. O n.º 4 não serve este ponto. As condições que ali figuram são condições da restituição e dizem respeito à exploração que vai receber o animal de volta, não à entidade que o guarda:</w:t>
       </w:r>
     </w:p>
     <w:p>
@@ -4241,6 +4293,32 @@
     </w:p>
     <w:p>
       <w:pPr>
+        <w:spacing w:after="120"/>
+      </w:pPr>
+      <w:r>
+        <w:rPr>
+          <w:b w:val="0"/>
+          <w:i w:val="0"/>
+          <w:sz w:val="21"/>
+        </w:rPr>
+        <w:t>O contraste é, ainda assim, útil, e pode ser invocado sem imputar defeito ao projeto: o artigo exige verificação da adequação do alojamento do lado que recebe o animal de volta, e não fixa requisito algum para o lado que o detém no intervalo. A assimetria mostra que a adequação do alojamento é preocupação presente no artigo; apenas não foi estendida ao período de guarda.</w:t>
+      </w:r>
+    </w:p>
+    <w:p>
+      <w:pPr>
+        <w:spacing w:after="120"/>
+      </w:pPr>
+      <w:r>
+        <w:rPr>
+          <w:b w:val="0"/>
+          <w:i w:val="0"/>
+          <w:sz w:val="21"/>
+        </w:rPr>
+        <w:t>O n.º 5, esse sim, remete expressamente para normas de bem-estar animal, mas quanto ao destino:</w:t>
+      </w:r>
+    </w:p>
+    <w:p>
+      <w:pPr>
         <w:spacing w:after="40"/>
         <w:ind w:left="454" w:right="227"/>
       </w:pPr>
@@ -4275,7 +4353,20 @@
           <w:i w:val="0"/>
           <w:sz w:val="21"/>
         </w:rPr>
-        <w:t>Para o cão e o gato essas normas existem, no Decreto-Lei n.º 276/2001 e na Portaria n.º 146/2017. Para as espécies pecuárias alojadas numa instalação municipal não existem, e por dupla exclusão. O n.º 2 do art.º 1.º do Decreto-Lei n.º 276/2001 exclui do âmbito daquele diploma «os touros de lide e as espécies de pecuária». E o art.º 2.º da Portaria n.º 146/2017 circunscreve o regime dos centros de recolha às espécies da Parte A do Anexo I do Regulamento (UE) 2016/429.</w:t>
+        <w:t>É esta a remissão a explorar: a decisão de destino cabe ao município em articulação com a DGAV e deve observar normas de bem-estar animal. Quanto a estas espécies, e neste contexto, essas normas não existem.</w:t>
+      </w:r>
+    </w:p>
+    <w:p>
+      <w:pPr>
+        <w:spacing w:before="240" w:after="80"/>
+      </w:pPr>
+      <w:r>
+        <w:rPr>
+          <w:b/>
+          <w:color w:val="1F3B63"/>
+          <w:sz w:val="22"/>
+        </w:rPr>
+        <w:t>4.4-A-1. Por que razão não existem: a dupla exclusão</w:t>
       </w:r>
     </w:p>
     <w:p>
@@ -4288,7 +4379,46 @@
           <w:i w:val="0"/>
           <w:sz w:val="21"/>
         </w:rPr>
-        <w:t>A conclusão é que o artigo remete para um parâmetro que, quanto a estas espécies, está vazio. A observação não imputa defeito ao projeto: responde a uma pergunta que o próprio projeto formula, e é por isso o ângulo de pronúncia mais seguro.</w:t>
+        <w:t>Para o cão e o gato as normas de alojamento existem, no Decreto-Lei n.º 276/2001 e na Portaria n.º 146/2017. Para as espécies pecuárias não existem, e por duas exclusões sucessivas.</w:t>
+      </w:r>
+    </w:p>
+    <w:p>
+      <w:pPr>
+        <w:pStyle w:val="ListBullet"/>
+        <w:spacing w:after="60"/>
+        <w:jc w:val="both"/>
+      </w:pPr>
+      <w:r>
+        <w:rPr>
+          <w:sz w:val="21"/>
+        </w:rPr>
+        <w:t>O n.º 2 do art.º 1.º do Decreto-Lei n.º 276/2001 exclui do âmbito daquele diploma «as espécies da fauna selvagem autóctone e exótica e os seus descendentes criados em cativeiro, objeto de regulamentação específica, e os touros de lide e as espécies de pecuária».</w:t>
+      </w:r>
+    </w:p>
+    <w:p>
+      <w:pPr>
+        <w:pStyle w:val="ListBullet"/>
+        <w:spacing w:after="60"/>
+        <w:jc w:val="both"/>
+      </w:pPr>
+      <w:r>
+        <w:rPr>
+          <w:sz w:val="21"/>
+        </w:rPr>
+        <w:t>O art.º 2.º da Portaria n.º 146/2017 circunscreve o regime dos centros de recolha às espécies da Parte A do Anexo I do Regulamento (UE) 2016/429, ou seja, ao cão, ao gato e ao furão.</w:t>
+      </w:r>
+    </w:p>
+    <w:p>
+      <w:pPr>
+        <w:spacing w:after="120"/>
+      </w:pPr>
+      <w:r>
+        <w:rPr>
+          <w:b w:val="0"/>
+          <w:i w:val="0"/>
+          <w:sz w:val="21"/>
+        </w:rPr>
+        <w:t>O resultado é que o animal de espécie pecuária guardado numa instalação de recolha está fora do diploma que regula o alojamento de animais e fora da portaria que regula o funcionamento dos centros de recolha.</w:t>
       </w:r>
     </w:p>
     <w:p>

--- a/DL 405_2026/Fundamentacao_das_Observacoes.docx
+++ b/DL 405_2026/Fundamentacao_das_Observacoes.docx
@@ -4185,6 +4185,345 @@
           <w:sz w:val="21"/>
         </w:rPr>
         <w:t>Pela capacidade e pelos meios. A Lei n.º 27/2016 afetou aos centros de recolha oficial uma missão determinada, e é sobre ela que se construíram os apoios públicos. Uma função adicional sem meios, com o encargo a recair no município sempre que o detentor não seja identificado, que é a regra no gado deambulante, compromete a missão existente.</w:t>
+      </w:r>
+    </w:p>
+    <w:p>
+      <w:pPr>
+        <w:spacing w:before="240" w:after="80"/>
+      </w:pPr>
+      <w:r>
+        <w:rPr>
+          <w:b/>
+          <w:color w:val="1F3B63"/>
+          <w:sz w:val="22"/>
+        </w:rPr>
+        <w:t>4.3-A. A Lei n.º 38/2026: os animais na proteção civil</w:t>
+      </w:r>
+    </w:p>
+    <w:p>
+      <w:pPr>
+        <w:spacing w:after="120"/>
+      </w:pPr>
+      <w:r>
+        <w:rPr>
+          <w:b w:val="0"/>
+          <w:i w:val="0"/>
+          <w:sz w:val="21"/>
+        </w:rPr>
+        <w:t>Elemento novo e determinante para a dimensão deste ponto. A Lei n.º 38/2026, de 3 de agosto, em vigor desde 8 de agosto de 2026, integrou os animais no sistema de proteção civil, alterando a Lei de Bases da Proteção Civil, a Lei n.º 65/2007 e o regime do Sistema Integrado de Operações de Proteção e Socorro. Todas as citações que seguem são do texto consolidado, que identifica a Lei n.º 38/2026 como diploma alterador dos artigos em causa.</w:t>
+      </w:r>
+    </w:p>
+    <w:p>
+      <w:pPr>
+        <w:spacing w:after="120"/>
+      </w:pPr>
+      <w:r>
+        <w:rPr>
+          <w:b w:val="0"/>
+          <w:i w:val="0"/>
+          <w:sz w:val="21"/>
+        </w:rPr>
+        <w:t>Primeiro, a finalidade da proteção civil passou a incluir os animais:</w:t>
+      </w:r>
+    </w:p>
+    <w:p>
+      <w:pPr>
+        <w:spacing w:after="40"/>
+        <w:ind w:left="454" w:right="227"/>
+      </w:pPr>
+      <w:r>
+        <w:rPr>
+          <w:i/>
+          <w:sz w:val="19"/>
+        </w:rPr>
+        <w:t>«1 - A proteção civil é a atividade desenvolvida pelo Estado, Regiões Autónomas e autarquias locais, pelos cidadãos e por todas as entidades públicas e privadas com a finalidade de prevenir riscos coletivos inerentes a situações de acidente grave ou catástrofe, de atenuar os seus efeitos e proteger e socorrer as pessoas, os animais e bens em perigo quando aquelas situações ocorram.»</w:t>
+      </w:r>
+    </w:p>
+    <w:p>
+      <w:pPr>
+        <w:spacing w:after="160"/>
+        <w:ind w:left="454"/>
+      </w:pPr>
+      <w:r>
+        <w:rPr>
+          <w:color w:val="555555"/>
+          <w:sz w:val="17"/>
+        </w:rPr>
+        <w:t>n.º 1 do art.º 1.º da Lei n.º 27/2006, de 3 de julho, na redação da Lei n.º 38/2026.</w:t>
+      </w:r>
+    </w:p>
+    <w:p>
+      <w:pPr>
+        <w:spacing w:after="120"/>
+      </w:pPr>
+      <w:r>
+        <w:rPr>
+          <w:b w:val="0"/>
+          <w:i w:val="0"/>
+          <w:sz w:val="21"/>
+        </w:rPr>
+        <w:t>Segundo, foi criado um domínio de atuação próprio, em alínea autónoma e paralela à das populações:</w:t>
+      </w:r>
+    </w:p>
+    <w:p>
+      <w:pPr>
+        <w:spacing w:after="40"/>
+        <w:ind w:left="454" w:right="227"/>
+      </w:pPr>
+      <w:r>
+        <w:rPr>
+          <w:i/>
+          <w:sz w:val="19"/>
+        </w:rPr>
+        <w:t>«e) Planeamento de soluções de emergência, visando a busca, o salvamento, a prestação de socorro e de assistência, bem como a evacuação, alojamento e abastecimento dos animais»</w:t>
+      </w:r>
+    </w:p>
+    <w:p>
+      <w:pPr>
+        <w:spacing w:after="160"/>
+        <w:ind w:left="454"/>
+      </w:pPr>
+      <w:r>
+        <w:rPr>
+          <w:color w:val="555555"/>
+          <w:sz w:val="17"/>
+        </w:rPr>
+        <w:t>al. e) do n.º 2 do art.º 4.º da Lei n.º 27/2006, na redação da Lei n.º 38/2026.</w:t>
+      </w:r>
+    </w:p>
+    <w:p>
+      <w:pPr>
+        <w:spacing w:after="120"/>
+      </w:pPr>
+      <w:r>
+        <w:rPr>
+          <w:b w:val="0"/>
+          <w:i w:val="0"/>
+          <w:sz w:val="21"/>
+        </w:rPr>
+        <w:t>Terceiro, e é o que mais releva para este ponto, o mesmo domínio foi fixado ao nível municipal, com simulacros:</w:t>
+      </w:r>
+    </w:p>
+    <w:p>
+      <w:pPr>
+        <w:spacing w:after="40"/>
+        <w:ind w:left="454" w:right="227"/>
+      </w:pPr>
+      <w:r>
+        <w:rPr>
+          <w:i/>
+          <w:sz w:val="19"/>
+        </w:rPr>
+        <w:t>«e) Planeamento de soluções de emergência, visando a busca, o salvamento a prestação de socorro e de assistência, bem como a evacuação, alojamento e abastecimento dos animais presentes no município, incluindo a realização de simulacros»</w:t>
+      </w:r>
+    </w:p>
+    <w:p>
+      <w:pPr>
+        <w:spacing w:after="160"/>
+        <w:ind w:left="454"/>
+      </w:pPr>
+      <w:r>
+        <w:rPr>
+          <w:color w:val="555555"/>
+          <w:sz w:val="17"/>
+        </w:rPr>
+        <w:t>al. e) do n.º 2 do art.º 2.º da Lei n.º 65/2007, de 12 de novembro, na redação da Lei n.º 38/2026.</w:t>
+      </w:r>
+    </w:p>
+    <w:p>
+      <w:pPr>
+        <w:spacing w:after="120"/>
+      </w:pPr>
+      <w:r>
+        <w:rPr>
+          <w:b w:val="0"/>
+          <w:i w:val="0"/>
+          <w:sz w:val="21"/>
+        </w:rPr>
+        <w:t>Quarto, a composição da comissão municipal de proteção civil passou a incluir a autoridade sanitária veterinária concelhia e as entidades com atividade no alojamento de animais:</w:t>
+      </w:r>
+    </w:p>
+    <w:p>
+      <w:pPr>
+        <w:spacing w:after="40"/>
+        <w:ind w:left="454" w:right="227"/>
+      </w:pPr>
+      <w:r>
+        <w:rPr>
+          <w:i/>
+          <w:sz w:val="19"/>
+        </w:rPr>
+        <w:t>«j) Um representante da autoridade sanitária veterinária concelhia; k) Representantes de entidades legalmente constituídas no âmbito da busca, salvamento, prestação de socorro, assistência, evacuação, alojamento ou abastecimento de animais, reconhecidos pelo município»</w:t>
+      </w:r>
+    </w:p>
+    <w:p>
+      <w:pPr>
+        <w:spacing w:after="160"/>
+        <w:ind w:left="454"/>
+      </w:pPr>
+      <w:r>
+        <w:rPr>
+          <w:color w:val="555555"/>
+          <w:sz w:val="17"/>
+        </w:rPr>
+        <w:t>als. j) e k) do art.º 41.º da Lei n.º 27/2006, na redação da Lei n.º 38/2026.</w:t>
+      </w:r>
+    </w:p>
+    <w:p>
+      <w:pPr>
+        <w:spacing w:after="120"/>
+      </w:pPr>
+      <w:r>
+        <w:rPr>
+          <w:b w:val="0"/>
+          <w:i w:val="0"/>
+          <w:sz w:val="21"/>
+        </w:rPr>
+        <w:t>Quinto, no teatro de operações foi criada uma zona dedicada:</w:t>
+      </w:r>
+    </w:p>
+    <w:p>
+      <w:pPr>
+        <w:spacing w:after="40"/>
+        <w:ind w:left="454" w:right="227"/>
+      </w:pPr>
+      <w:r>
+        <w:rPr>
+          <w:i/>
+          <w:sz w:val="19"/>
+        </w:rPr>
+        <w:t>«d) Uma zona de concentração de acolhimento de animais, onde se localizam temporariamente os meios e recursos disponíveis e se mantém um sistema de apoio logístico à acomodação, salvamento e triagem de animais.»</w:t>
+      </w:r>
+    </w:p>
+    <w:p>
+      <w:pPr>
+        <w:spacing w:after="160"/>
+        <w:ind w:left="454"/>
+      </w:pPr>
+      <w:r>
+        <w:rPr>
+          <w:color w:val="555555"/>
+          <w:sz w:val="17"/>
+        </w:rPr>
+        <w:t>al. d) do art.º 13.º do Decreto-Lei n.º 90-A/2022, de 30 de dezembro, na redação da Lei n.º 38/2026.</w:t>
+      </w:r>
+    </w:p>
+    <w:p>
+      <w:pPr>
+        <w:spacing w:after="120"/>
+      </w:pPr>
+      <w:r>
+        <w:rPr>
+          <w:b w:val="0"/>
+          <w:i w:val="0"/>
+          <w:color w:val="555555"/>
+          <w:sz w:val="19"/>
+        </w:rPr>
+        <w:t>Nota de designação: a expressão legal é «zona de concentração de acolhimento de animais». A imprensa tem escrito «zona de concentração para alojamento de animais»; não é a redação do diploma.</w:t>
+      </w:r>
+    </w:p>
+    <w:p>
+      <w:pPr>
+        <w:spacing w:before="240" w:after="80"/>
+      </w:pPr>
+      <w:r>
+        <w:rPr>
+          <w:b/>
+          <w:color w:val="1F3B63"/>
+          <w:sz w:val="22"/>
+        </w:rPr>
+        <w:t>4.3-B. A convergência dos dois deveres</w:t>
+      </w:r>
+    </w:p>
+    <w:p>
+      <w:pPr>
+        <w:spacing w:after="120"/>
+      </w:pPr>
+      <w:r>
+        <w:rPr>
+          <w:b w:val="0"/>
+          <w:i w:val="0"/>
+          <w:sz w:val="21"/>
+        </w:rPr>
+        <w:t>Três consequências, por ordem de importância para a pronúncia.</w:t>
+      </w:r>
+    </w:p>
+    <w:p>
+      <w:pPr>
+        <w:pStyle w:val="ListBullet"/>
+        <w:spacing w:after="60"/>
+        <w:jc w:val="both"/>
+      </w:pPr>
+      <w:r>
+        <w:rPr>
+          <w:sz w:val="21"/>
+        </w:rPr>
+        <w:t>As normas são espécie-neutras. Falam em «os animais» e «os animais presentes no município», sem distinguir animais de companhia de espécies pecuárias. O equídeo, o bovino e o leporídeo estão abrangidos.</w:t>
+      </w:r>
+    </w:p>
+    <w:p>
+      <w:pPr>
+        <w:pStyle w:val="ListBullet"/>
+        <w:spacing w:after="60"/>
+        <w:jc w:val="both"/>
+      </w:pPr>
+      <w:r>
+        <w:rPr>
+          <w:sz w:val="21"/>
+        </w:rPr>
+        <w:t>O alojamento é expressamente um dos atos planeados, e não um efeito colateral do salvamento. A alínea refere a «evacuação, alojamento e abastecimento», e o regime das operações prevê uma zona dedicada à acomodação e triagem.</w:t>
+      </w:r>
+    </w:p>
+    <w:p>
+      <w:pPr>
+        <w:pStyle w:val="ListBullet"/>
+        <w:spacing w:after="60"/>
+        <w:jc w:val="both"/>
+      </w:pPr>
+      <w:r>
+        <w:rPr>
+          <w:sz w:val="21"/>
+        </w:rPr>
+        <w:t>O dever é municipal e já é exigível desde 8 de agosto de 2026, com obrigação de simulacros.</w:t>
+      </w:r>
+    </w:p>
+    <w:p>
+      <w:pPr>
+        <w:spacing w:after="120"/>
+      </w:pPr>
+      <w:r>
+        <w:rPr>
+          <w:b w:val="0"/>
+          <w:i w:val="0"/>
+          <w:sz w:val="21"/>
+        </w:rPr>
+        <w:t>Daqui resulta o argumento central deste ponto, e não precisa de ser apresentado como crítica ao projeto. O município já está obrigado a planear o alojamento de animais de qualquer espécie em emergência. Se lhe acrescer a recolha corrente de animais errantes de espécie pecuária, por via do art.º 59.º do anexo, os dois deveres convergem na mesma necessidade física, que é um lugar onde alojar estas espécies sob responsabilidade municipal. Para nenhum dos dois existe hoje norma de bem-estar aplicável, pelas razões do ponto 4.4-A-1.</w:t>
+      </w:r>
+    </w:p>
+    <w:p>
+      <w:pPr>
+        <w:spacing w:after="120"/>
+      </w:pPr>
+      <w:r>
+        <w:rPr>
+          <w:b w:val="0"/>
+          <w:i w:val="0"/>
+          <w:sz w:val="21"/>
+        </w:rPr>
+        <w:t>É também o que dá sentido útil à série de Avisos do ponto 4.6: o compartimento para outras espécies, requisito mínimo e item financiado entre 2018 e 2025 e ausente do Aviso n.º 1/2026, é precisamente a infraestrutura que serviria os dois deveres. A sua reposição deixa de ser uma preferência desta área para passar a ser instrumento de cumprimento de um dever legal que já existe.</w:t>
+      </w:r>
+    </w:p>
+    <w:p>
+      <w:pPr>
+        <w:spacing w:after="120"/>
+      </w:pPr>
+      <w:r>
+        <w:rPr>
+          <w:b w:val="0"/>
+          <w:i/>
+          <w:sz w:val="21"/>
+        </w:rPr>
+        <w:t>Inferência, assinalada como tal: não há indício de que o projeto em análise tenha sido redigido em articulação com a Lei n.º 38/2026. O art.º 59.º não a refere, nem refere a proteção civil, e o diploma não consta do elenco de alterações. A convergência é, pelos elementos disponíveis, efeito e não desenho.</w:t>
       </w:r>
     </w:p>
     <w:p>
